--- a/Assignment 21.docx
+++ b/Assignment 21.docx
@@ -46,10 +46,93 @@
           <w:szCs w:val="28"/>
           <w:lang w:val="en-US"/>
         </w:rPr>
-        <w:t xml:space="preserve">What </w:t>
-      </w:r>
-      <w:proofErr w:type="gramStart"/>
-      <w:r>
+        <w:t>What is breakpoints and What are the types of breakpoints explore more on it?</w:t>
+      </w:r>
+    </w:p>
+    <w:p>
+      <w:pPr>
+        <w:pStyle w:val="ListParagraph"/>
+        <w:numPr>
+          <w:ilvl w:val="0"/>
+          <w:numId w:val="2"/>
+        </w:numPr>
+        <w:rPr>
+          <w:sz w:val="28"/>
+          <w:szCs w:val="28"/>
+          <w:lang w:val="en-US"/>
+        </w:rPr>
+      </w:pPr>
+      <w:r>
+        <w:rPr>
+          <w:sz w:val="28"/>
+          <w:szCs w:val="28"/>
+        </w:rPr>
+        <w:t xml:space="preserve">A Breakpoint is a stopping point in an ABAP program where execution pauses during debugging, allowing the developer to </w:t>
+      </w:r>
+      <w:proofErr w:type="spellStart"/>
+      <w:r>
+        <w:rPr>
+          <w:sz w:val="28"/>
+          <w:szCs w:val="28"/>
+        </w:rPr>
+        <w:t>anal</w:t>
+      </w:r>
+      <w:r>
+        <w:rPr>
+          <w:sz w:val="28"/>
+          <w:szCs w:val="28"/>
+        </w:rPr>
+        <w:t>y</w:t>
+      </w:r>
+      <w:r>
+        <w:rPr>
+          <w:sz w:val="28"/>
+          <w:szCs w:val="28"/>
+        </w:rPr>
+        <w:t>z</w:t>
+      </w:r>
+      <w:r>
+        <w:rPr>
+          <w:sz w:val="28"/>
+          <w:szCs w:val="28"/>
+        </w:rPr>
+        <w:t>e</w:t>
+      </w:r>
+      <w:proofErr w:type="spellEnd"/>
+      <w:r>
+        <w:rPr>
+          <w:sz w:val="28"/>
+          <w:szCs w:val="28"/>
+        </w:rPr>
+        <w:t xml:space="preserve"> program flow and variable values.</w:t>
+      </w:r>
+    </w:p>
+    <w:p>
+      <w:pPr>
+        <w:pStyle w:val="ListParagraph"/>
+        <w:numPr>
+          <w:ilvl w:val="0"/>
+          <w:numId w:val="2"/>
+        </w:numPr>
+        <w:rPr>
+          <w:sz w:val="28"/>
+          <w:szCs w:val="28"/>
+          <w:lang w:val="en-US"/>
+        </w:rPr>
+      </w:pPr>
+      <w:r>
+        <w:rPr>
+          <w:sz w:val="28"/>
+          <w:szCs w:val="28"/>
+          <w:lang w:val="en-US"/>
+        </w:rPr>
+        <w:t>Types:</w:t>
+      </w:r>
+    </w:p>
+    <w:p>
+      <w:pPr>
+        <w:pStyle w:val="ListParagraph"/>
+        <w:ind w:left="360"/>
         <w:rPr>
           <w:b/>
           <w:bCs/>
@@ -57,9 +140,7 @@
           <w:szCs w:val="28"/>
           <w:lang w:val="en-US"/>
         </w:rPr>
-        <w:t>is</w:t>
-      </w:r>
-      <w:proofErr w:type="gramEnd"/>
+      </w:pPr>
       <w:r>
         <w:rPr>
           <w:b/>
@@ -68,93 +149,307 @@
           <w:szCs w:val="28"/>
           <w:lang w:val="en-US"/>
         </w:rPr>
-        <w:t xml:space="preserve"> breakpoints and What are the types of breakpoints explore more on it?</w:t>
-      </w:r>
-    </w:p>
-    <w:p>
-      <w:pPr>
-        <w:pStyle w:val="ListParagraph"/>
-        <w:numPr>
-          <w:ilvl w:val="0"/>
-          <w:numId w:val="2"/>
-        </w:numPr>
-        <w:rPr>
-          <w:sz w:val="28"/>
-          <w:szCs w:val="28"/>
-          <w:lang w:val="en-US"/>
-        </w:rPr>
-      </w:pPr>
-      <w:r>
-        <w:rPr>
-          <w:sz w:val="28"/>
-          <w:szCs w:val="28"/>
-        </w:rPr>
-        <w:t xml:space="preserve">A Breakpoint is a stopping point in an ABAP program where execution pauses during debugging, allowing the developer to </w:t>
+        <w:t>1. Static Breakpoint:</w:t>
+      </w:r>
+    </w:p>
+    <w:p>
+      <w:pPr>
+        <w:pStyle w:val="ListParagraph"/>
+        <w:numPr>
+          <w:ilvl w:val="0"/>
+          <w:numId w:val="2"/>
+        </w:numPr>
+        <w:rPr>
+          <w:sz w:val="28"/>
+          <w:szCs w:val="28"/>
+          <w:lang w:val="en-US"/>
+        </w:rPr>
+      </w:pPr>
+      <w:r>
+        <w:rPr>
+          <w:sz w:val="28"/>
+          <w:szCs w:val="28"/>
+          <w:lang w:val="en-US"/>
+        </w:rPr>
+        <w:t>A static breakpoint is hardcoded directly into the ABAP source code using a statement.</w:t>
+      </w:r>
+    </w:p>
+    <w:p>
+      <w:pPr>
+        <w:pStyle w:val="ListParagraph"/>
+        <w:numPr>
+          <w:ilvl w:val="0"/>
+          <w:numId w:val="2"/>
+        </w:numPr>
+        <w:rPr>
+          <w:sz w:val="28"/>
+          <w:szCs w:val="28"/>
+          <w:lang w:val="en-US"/>
+        </w:rPr>
+      </w:pPr>
+      <w:r>
+        <w:rPr>
+          <w:sz w:val="28"/>
+          <w:szCs w:val="28"/>
+          <w:lang w:val="en-US"/>
+        </w:rPr>
+        <w:t>How to set: Write BREAK-POINT. or BREAK username. inside the program in SE38 or SE80.</w:t>
+      </w:r>
+    </w:p>
+    <w:p>
+      <w:pPr>
+        <w:pStyle w:val="ListParagraph"/>
+        <w:numPr>
+          <w:ilvl w:val="0"/>
+          <w:numId w:val="2"/>
+        </w:numPr>
+        <w:rPr>
+          <w:sz w:val="28"/>
+          <w:szCs w:val="28"/>
+          <w:lang w:val="en-US"/>
+        </w:rPr>
+      </w:pPr>
+      <w:r>
+        <w:rPr>
+          <w:sz w:val="28"/>
+          <w:szCs w:val="28"/>
+          <w:lang w:val="en-US"/>
+        </w:rPr>
+        <w:t>Scope: BREAK-POINT. triggers for ALL users. BREAK username. triggers only for that specific SAP username.</w:t>
+      </w:r>
+    </w:p>
+    <w:p>
+      <w:pPr>
+        <w:pStyle w:val="ListParagraph"/>
+        <w:numPr>
+          <w:ilvl w:val="0"/>
+          <w:numId w:val="2"/>
+        </w:numPr>
+        <w:rPr>
+          <w:sz w:val="28"/>
+          <w:szCs w:val="28"/>
+          <w:lang w:val="en-US"/>
+        </w:rPr>
+      </w:pPr>
+      <w:r>
+        <w:rPr>
+          <w:sz w:val="28"/>
+          <w:szCs w:val="28"/>
+          <w:lang w:val="en-US"/>
+        </w:rPr>
+        <w:t>Example:</w:t>
+      </w:r>
+    </w:p>
+    <w:p>
+      <w:pPr>
+        <w:pStyle w:val="ListParagraph"/>
+        <w:ind w:left="360"/>
+        <w:rPr>
+          <w:sz w:val="28"/>
+          <w:szCs w:val="28"/>
+          <w:lang w:val="en-US"/>
+        </w:rPr>
+      </w:pPr>
+      <w:r>
+        <w:rPr>
+          <w:sz w:val="28"/>
+          <w:szCs w:val="28"/>
+          <w:lang w:val="en-US"/>
+        </w:rPr>
+        <w:t xml:space="preserve">LOOP AT </w:t>
       </w:r>
       <w:proofErr w:type="spellStart"/>
       <w:r>
         <w:rPr>
           <w:sz w:val="28"/>
           <w:szCs w:val="28"/>
-        </w:rPr>
-        <w:t>anal</w:t>
-      </w:r>
-      <w:r>
-        <w:rPr>
-          <w:sz w:val="28"/>
-          <w:szCs w:val="28"/>
-        </w:rPr>
-        <w:t>y</w:t>
-      </w:r>
-      <w:r>
-        <w:rPr>
-          <w:sz w:val="28"/>
-          <w:szCs w:val="28"/>
-        </w:rPr>
-        <w:t>z</w:t>
-      </w:r>
-      <w:r>
-        <w:rPr>
-          <w:sz w:val="28"/>
-          <w:szCs w:val="28"/>
-        </w:rPr>
-        <w:t>e</w:t>
+          <w:lang w:val="en-US"/>
+        </w:rPr>
+        <w:t>lt_employees</w:t>
       </w:r>
       <w:proofErr w:type="spellEnd"/>
       <w:r>
         <w:rPr>
           <w:sz w:val="28"/>
           <w:szCs w:val="28"/>
-        </w:rPr>
-        <w:t xml:space="preserve"> program flow and variable values.</w:t>
-      </w:r>
-    </w:p>
-    <w:p>
-      <w:pPr>
-        <w:pStyle w:val="ListParagraph"/>
-        <w:numPr>
-          <w:ilvl w:val="0"/>
-          <w:numId w:val="2"/>
-        </w:numPr>
-        <w:rPr>
-          <w:sz w:val="28"/>
-          <w:szCs w:val="28"/>
-          <w:lang w:val="en-US"/>
-        </w:rPr>
-      </w:pPr>
-      <w:r>
-        <w:rPr>
-          <w:sz w:val="28"/>
-          <w:szCs w:val="28"/>
-          <w:lang w:val="en-US"/>
-        </w:rPr>
-        <w:t>Types:</w:t>
+          <w:lang w:val="en-US"/>
+        </w:rPr>
+        <w:t xml:space="preserve"> INTO </w:t>
+      </w:r>
+      <w:proofErr w:type="spellStart"/>
+      <w:r>
+        <w:rPr>
+          <w:sz w:val="28"/>
+          <w:szCs w:val="28"/>
+          <w:lang w:val="en-US"/>
+        </w:rPr>
+        <w:t>ls_emp</w:t>
+      </w:r>
+      <w:proofErr w:type="spellEnd"/>
+      <w:r>
+        <w:rPr>
+          <w:sz w:val="28"/>
+          <w:szCs w:val="28"/>
+          <w:lang w:val="en-US"/>
+        </w:rPr>
+        <w:t>.</w:t>
       </w:r>
     </w:p>
     <w:p>
       <w:pPr>
         <w:pStyle w:val="ListParagraph"/>
         <w:ind w:left="360"/>
+        <w:rPr>
+          <w:sz w:val="28"/>
+          <w:szCs w:val="28"/>
+          <w:lang w:val="en-US"/>
+        </w:rPr>
+      </w:pPr>
+      <w:r>
+        <w:rPr>
+          <w:sz w:val="28"/>
+          <w:szCs w:val="28"/>
+          <w:lang w:val="en-US"/>
+        </w:rPr>
+        <w:t xml:space="preserve">IF </w:t>
+      </w:r>
+      <w:proofErr w:type="spellStart"/>
+      <w:r>
+        <w:rPr>
+          <w:sz w:val="28"/>
+          <w:szCs w:val="28"/>
+          <w:lang w:val="en-US"/>
+        </w:rPr>
+        <w:t>ls_emp</w:t>
+      </w:r>
+      <w:proofErr w:type="spellEnd"/>
+      <w:r>
+        <w:rPr>
+          <w:sz w:val="28"/>
+          <w:szCs w:val="28"/>
+          <w:lang w:val="en-US"/>
+        </w:rPr>
+        <w:t>-salary &gt; 100000.</w:t>
+      </w:r>
+    </w:p>
+    <w:p>
+      <w:pPr>
+        <w:pStyle w:val="ListParagraph"/>
+        <w:ind w:left="360"/>
+        <w:rPr>
+          <w:sz w:val="28"/>
+          <w:szCs w:val="28"/>
+          <w:lang w:val="en-US"/>
+        </w:rPr>
+      </w:pPr>
+      <w:r>
+        <w:rPr>
+          <w:sz w:val="28"/>
+          <w:szCs w:val="28"/>
+          <w:lang w:val="en-US"/>
+        </w:rPr>
+        <w:t>BREAK-POINT.       "opens debugger for ALL users</w:t>
+      </w:r>
+    </w:p>
+    <w:p>
+      <w:pPr>
+        <w:pStyle w:val="ListParagraph"/>
+        <w:ind w:left="360"/>
+        <w:rPr>
+          <w:sz w:val="28"/>
+          <w:szCs w:val="28"/>
+          <w:lang w:val="en-US"/>
+        </w:rPr>
+      </w:pPr>
+      <w:r>
+        <w:rPr>
+          <w:sz w:val="28"/>
+          <w:szCs w:val="28"/>
+          <w:lang w:val="en-US"/>
+        </w:rPr>
+        <w:t xml:space="preserve">BREAK </w:t>
+      </w:r>
+      <w:r>
+        <w:rPr>
+          <w:sz w:val="28"/>
+          <w:szCs w:val="28"/>
+          <w:lang w:val="en-US"/>
+        </w:rPr>
+        <w:t>Krishna</w:t>
+      </w:r>
+      <w:r>
+        <w:rPr>
+          <w:sz w:val="28"/>
+          <w:szCs w:val="28"/>
+          <w:lang w:val="en-US"/>
+        </w:rPr>
+        <w:t>.     "opens debugger only for user KRISHNA</w:t>
+      </w:r>
+    </w:p>
+    <w:p>
+      <w:pPr>
+        <w:pStyle w:val="ListParagraph"/>
+        <w:ind w:left="360"/>
+        <w:rPr>
+          <w:sz w:val="28"/>
+          <w:szCs w:val="28"/>
+          <w:lang w:val="en-US"/>
+        </w:rPr>
+      </w:pPr>
+      <w:r>
+        <w:rPr>
+          <w:sz w:val="28"/>
+          <w:szCs w:val="28"/>
+          <w:lang w:val="en-US"/>
+        </w:rPr>
+        <w:t>ENDIF.</w:t>
+      </w:r>
+      <w:r>
+        <w:rPr>
+          <w:sz w:val="28"/>
+          <w:szCs w:val="28"/>
+          <w:lang w:val="en-US"/>
+        </w:rPr>
+        <w:t xml:space="preserve"> </w:t>
+      </w:r>
+    </w:p>
+    <w:p>
+      <w:pPr>
+        <w:pStyle w:val="ListParagraph"/>
+        <w:ind w:left="360"/>
+        <w:rPr>
+          <w:sz w:val="28"/>
+          <w:szCs w:val="28"/>
+          <w:lang w:val="en-US"/>
+        </w:rPr>
+      </w:pPr>
+      <w:r>
+        <w:rPr>
+          <w:sz w:val="28"/>
+          <w:szCs w:val="28"/>
+          <w:lang w:val="en-US"/>
+        </w:rPr>
+        <w:t>ENDLOOP.</w:t>
+      </w:r>
+    </w:p>
+    <w:p>
+      <w:pPr>
+        <w:pStyle w:val="ListParagraph"/>
+        <w:ind w:left="360"/>
+        <w:rPr>
+          <w:sz w:val="28"/>
+          <w:szCs w:val="28"/>
+          <w:lang w:val="en-US"/>
+        </w:rPr>
+      </w:pPr>
+    </w:p>
+    <w:p>
+      <w:pPr>
+        <w:pStyle w:val="ListParagraph"/>
+        <w:numPr>
+          <w:ilvl w:val="0"/>
+          <w:numId w:val="2"/>
+        </w:numPr>
         <w:rPr>
           <w:b/>
           <w:bCs/>
@@ -171,323 +466,117 @@
           <w:szCs w:val="28"/>
           <w:lang w:val="en-US"/>
         </w:rPr>
-        <w:t>1. Static Breakpoint:</w:t>
-      </w:r>
-    </w:p>
-    <w:p>
-      <w:pPr>
-        <w:pStyle w:val="ListParagraph"/>
-        <w:numPr>
-          <w:ilvl w:val="0"/>
-          <w:numId w:val="2"/>
-        </w:numPr>
-        <w:rPr>
-          <w:sz w:val="28"/>
-          <w:szCs w:val="28"/>
-          <w:lang w:val="en-US"/>
-        </w:rPr>
-      </w:pPr>
-      <w:r>
-        <w:rPr>
-          <w:sz w:val="28"/>
-          <w:szCs w:val="28"/>
-          <w:lang w:val="en-US"/>
-        </w:rPr>
-        <w:t>A static breakpoint is hardcoded directly into the ABAP source code using a statement.</w:t>
-      </w:r>
-    </w:p>
-    <w:p>
-      <w:pPr>
-        <w:pStyle w:val="ListParagraph"/>
-        <w:numPr>
-          <w:ilvl w:val="0"/>
-          <w:numId w:val="2"/>
-        </w:numPr>
-        <w:rPr>
-          <w:sz w:val="28"/>
-          <w:szCs w:val="28"/>
-          <w:lang w:val="en-US"/>
-        </w:rPr>
-      </w:pPr>
-      <w:r>
-        <w:rPr>
-          <w:sz w:val="28"/>
-          <w:szCs w:val="28"/>
-          <w:lang w:val="en-US"/>
-        </w:rPr>
-        <w:t>How to set: Write BREAK-POINT. or BREAK username. inside the program in SE38 or SE80.</w:t>
-      </w:r>
-    </w:p>
-    <w:p>
-      <w:pPr>
-        <w:pStyle w:val="ListParagraph"/>
-        <w:numPr>
-          <w:ilvl w:val="0"/>
-          <w:numId w:val="2"/>
-        </w:numPr>
-        <w:rPr>
-          <w:sz w:val="28"/>
-          <w:szCs w:val="28"/>
-          <w:lang w:val="en-US"/>
-        </w:rPr>
-      </w:pPr>
-      <w:r>
-        <w:rPr>
-          <w:sz w:val="28"/>
-          <w:szCs w:val="28"/>
-          <w:lang w:val="en-US"/>
-        </w:rPr>
-        <w:t>Scope: BREAK-POINT. triggers for ALL users. BREAK username. triggers only for that specific SAP username.</w:t>
-      </w:r>
-    </w:p>
-    <w:p>
-      <w:pPr>
-        <w:pStyle w:val="ListParagraph"/>
-        <w:numPr>
-          <w:ilvl w:val="0"/>
-          <w:numId w:val="2"/>
-        </w:numPr>
-        <w:rPr>
-          <w:sz w:val="28"/>
-          <w:szCs w:val="28"/>
-          <w:lang w:val="en-US"/>
-        </w:rPr>
-      </w:pPr>
-      <w:r>
-        <w:rPr>
-          <w:sz w:val="28"/>
-          <w:szCs w:val="28"/>
-          <w:lang w:val="en-US"/>
-        </w:rPr>
-        <w:t>Example:</w:t>
-      </w:r>
-    </w:p>
-    <w:p>
-      <w:pPr>
-        <w:pStyle w:val="ListParagraph"/>
-        <w:ind w:left="360"/>
-        <w:rPr>
-          <w:sz w:val="28"/>
-          <w:szCs w:val="28"/>
-          <w:lang w:val="en-US"/>
-        </w:rPr>
-      </w:pPr>
-      <w:r>
-        <w:rPr>
-          <w:sz w:val="28"/>
-          <w:szCs w:val="28"/>
-          <w:lang w:val="en-US"/>
-        </w:rPr>
-        <w:t xml:space="preserve">LOOP AT </w:t>
-      </w:r>
-      <w:proofErr w:type="spellStart"/>
-      <w:r>
-        <w:rPr>
-          <w:sz w:val="28"/>
-          <w:szCs w:val="28"/>
-          <w:lang w:val="en-US"/>
-        </w:rPr>
-        <w:t>lt_employees</w:t>
-      </w:r>
-      <w:proofErr w:type="spellEnd"/>
-      <w:r>
-        <w:rPr>
-          <w:sz w:val="28"/>
-          <w:szCs w:val="28"/>
-          <w:lang w:val="en-US"/>
-        </w:rPr>
-        <w:t xml:space="preserve"> INTO </w:t>
-      </w:r>
-      <w:proofErr w:type="spellStart"/>
-      <w:r>
-        <w:rPr>
-          <w:sz w:val="28"/>
-          <w:szCs w:val="28"/>
-          <w:lang w:val="en-US"/>
-        </w:rPr>
-        <w:t>ls_emp</w:t>
-      </w:r>
-      <w:proofErr w:type="spellEnd"/>
-      <w:r>
-        <w:rPr>
-          <w:sz w:val="28"/>
-          <w:szCs w:val="28"/>
-          <w:lang w:val="en-US"/>
-        </w:rPr>
-        <w:t>.</w:t>
-      </w:r>
-    </w:p>
-    <w:p>
-      <w:pPr>
-        <w:pStyle w:val="ListParagraph"/>
-        <w:ind w:left="360"/>
-        <w:rPr>
-          <w:sz w:val="28"/>
-          <w:szCs w:val="28"/>
-          <w:lang w:val="en-US"/>
-        </w:rPr>
-      </w:pPr>
-      <w:r>
-        <w:rPr>
-          <w:sz w:val="28"/>
-          <w:szCs w:val="28"/>
-          <w:lang w:val="en-US"/>
-        </w:rPr>
-        <w:t xml:space="preserve">IF </w:t>
-      </w:r>
-      <w:proofErr w:type="spellStart"/>
-      <w:r>
-        <w:rPr>
-          <w:sz w:val="28"/>
-          <w:szCs w:val="28"/>
-          <w:lang w:val="en-US"/>
-        </w:rPr>
-        <w:t>ls_emp</w:t>
-      </w:r>
-      <w:proofErr w:type="spellEnd"/>
-      <w:r>
-        <w:rPr>
-          <w:sz w:val="28"/>
-          <w:szCs w:val="28"/>
-          <w:lang w:val="en-US"/>
-        </w:rPr>
-        <w:t>-salary &gt; 100000.</w:t>
-      </w:r>
-    </w:p>
-    <w:p>
-      <w:pPr>
-        <w:pStyle w:val="ListParagraph"/>
-        <w:ind w:left="360"/>
-        <w:rPr>
-          <w:sz w:val="28"/>
-          <w:szCs w:val="28"/>
-          <w:lang w:val="en-US"/>
-        </w:rPr>
-      </w:pPr>
-      <w:r>
-        <w:rPr>
-          <w:sz w:val="28"/>
-          <w:szCs w:val="28"/>
-          <w:lang w:val="en-US"/>
-        </w:rPr>
-        <w:t>BREAK-POINT.       "</w:t>
-      </w:r>
-      <w:proofErr w:type="gramStart"/>
-      <w:r>
-        <w:rPr>
-          <w:sz w:val="28"/>
-          <w:szCs w:val="28"/>
-          <w:lang w:val="en-US"/>
-        </w:rPr>
-        <w:t>opens</w:t>
-      </w:r>
-      <w:proofErr w:type="gramEnd"/>
-      <w:r>
-        <w:rPr>
-          <w:sz w:val="28"/>
-          <w:szCs w:val="28"/>
-          <w:lang w:val="en-US"/>
-        </w:rPr>
-        <w:t xml:space="preserve"> debugger for ALL users</w:t>
-      </w:r>
-    </w:p>
-    <w:p>
-      <w:pPr>
-        <w:pStyle w:val="ListParagraph"/>
-        <w:ind w:left="360"/>
-        <w:rPr>
-          <w:sz w:val="28"/>
-          <w:szCs w:val="28"/>
-          <w:lang w:val="en-US"/>
-        </w:rPr>
-      </w:pPr>
-      <w:r>
-        <w:rPr>
-          <w:sz w:val="28"/>
-          <w:szCs w:val="28"/>
-          <w:lang w:val="en-US"/>
-        </w:rPr>
-        <w:t xml:space="preserve">BREAK </w:t>
-      </w:r>
-      <w:r>
-        <w:rPr>
-          <w:sz w:val="28"/>
-          <w:szCs w:val="28"/>
-          <w:lang w:val="en-US"/>
-        </w:rPr>
-        <w:t>Krishna</w:t>
-      </w:r>
-      <w:r>
-        <w:rPr>
-          <w:sz w:val="28"/>
-          <w:szCs w:val="28"/>
-          <w:lang w:val="en-US"/>
-        </w:rPr>
-        <w:t>.     "</w:t>
-      </w:r>
-      <w:proofErr w:type="gramStart"/>
-      <w:r>
-        <w:rPr>
-          <w:sz w:val="28"/>
-          <w:szCs w:val="28"/>
-          <w:lang w:val="en-US"/>
-        </w:rPr>
-        <w:t>opens</w:t>
-      </w:r>
-      <w:proofErr w:type="gramEnd"/>
-      <w:r>
-        <w:rPr>
-          <w:sz w:val="28"/>
-          <w:szCs w:val="28"/>
-          <w:lang w:val="en-US"/>
-        </w:rPr>
-        <w:t xml:space="preserve"> debugger only for user KRISHNA</w:t>
-      </w:r>
-    </w:p>
-    <w:p>
-      <w:pPr>
-        <w:pStyle w:val="ListParagraph"/>
-        <w:ind w:left="360"/>
-        <w:rPr>
-          <w:sz w:val="28"/>
-          <w:szCs w:val="28"/>
-          <w:lang w:val="en-US"/>
-        </w:rPr>
-      </w:pPr>
-      <w:r>
-        <w:rPr>
-          <w:sz w:val="28"/>
-          <w:szCs w:val="28"/>
-          <w:lang w:val="en-US"/>
-        </w:rPr>
-        <w:t>ENDIF.</w:t>
-      </w:r>
-      <w:r>
-        <w:rPr>
-          <w:sz w:val="28"/>
-          <w:szCs w:val="28"/>
-          <w:lang w:val="en-US"/>
-        </w:rPr>
-        <w:t xml:space="preserve"> </w:t>
-      </w:r>
-    </w:p>
-    <w:p>
-      <w:pPr>
-        <w:pStyle w:val="ListParagraph"/>
-        <w:ind w:left="360"/>
-        <w:rPr>
-          <w:sz w:val="28"/>
-          <w:szCs w:val="28"/>
-          <w:lang w:val="en-US"/>
-        </w:rPr>
-      </w:pPr>
-      <w:r>
-        <w:rPr>
-          <w:sz w:val="28"/>
-          <w:szCs w:val="28"/>
-          <w:lang w:val="en-US"/>
-        </w:rPr>
-        <w:t>ENDLOOP.</w:t>
+        <w:t>2. Dynamic Breakpoint:</w:t>
+      </w:r>
+    </w:p>
+    <w:p>
+      <w:pPr>
+        <w:pStyle w:val="ListParagraph"/>
+        <w:numPr>
+          <w:ilvl w:val="0"/>
+          <w:numId w:val="2"/>
+        </w:numPr>
+        <w:rPr>
+          <w:sz w:val="28"/>
+          <w:szCs w:val="28"/>
+          <w:lang w:val="en-US"/>
+        </w:rPr>
+      </w:pPr>
+      <w:r>
+        <w:rPr>
+          <w:sz w:val="28"/>
+          <w:szCs w:val="28"/>
+          <w:lang w:val="en-US"/>
+        </w:rPr>
+        <w:t>A dynamic breakpoint is set at runtime without any change to the source code. It is the most commonly used breakpoint in daily development.</w:t>
+      </w:r>
+    </w:p>
+    <w:p>
+      <w:pPr>
+        <w:pStyle w:val="ListParagraph"/>
+        <w:numPr>
+          <w:ilvl w:val="0"/>
+          <w:numId w:val="2"/>
+        </w:numPr>
+        <w:rPr>
+          <w:sz w:val="28"/>
+          <w:szCs w:val="28"/>
+          <w:lang w:val="en-US"/>
+        </w:rPr>
+      </w:pPr>
+      <w:r>
+        <w:rPr>
+          <w:sz w:val="28"/>
+          <w:szCs w:val="28"/>
+          <w:lang w:val="en-US"/>
+        </w:rPr>
+        <w:t>How to set: Click on the left margin (grey area) next to a line number in SE38 or SE80. A red dot appears indicating the breakpoint is active.</w:t>
+      </w:r>
+    </w:p>
+    <w:p>
+      <w:pPr>
+        <w:pStyle w:val="ListParagraph"/>
+        <w:numPr>
+          <w:ilvl w:val="0"/>
+          <w:numId w:val="2"/>
+        </w:numPr>
+        <w:rPr>
+          <w:sz w:val="28"/>
+          <w:szCs w:val="28"/>
+          <w:lang w:val="en-US"/>
+        </w:rPr>
+      </w:pPr>
+      <w:r>
+        <w:rPr>
+          <w:sz w:val="28"/>
+          <w:szCs w:val="28"/>
+          <w:lang w:val="en-US"/>
+        </w:rPr>
+        <w:t>Scope: Your user only, within your current SAP session.</w:t>
+      </w:r>
+    </w:p>
+    <w:p>
+      <w:pPr>
+        <w:pStyle w:val="ListParagraph"/>
+        <w:numPr>
+          <w:ilvl w:val="0"/>
+          <w:numId w:val="2"/>
+        </w:numPr>
+        <w:rPr>
+          <w:sz w:val="28"/>
+          <w:szCs w:val="28"/>
+          <w:lang w:val="en-US"/>
+        </w:rPr>
+      </w:pPr>
+      <w:r>
+        <w:rPr>
+          <w:sz w:val="28"/>
+          <w:szCs w:val="28"/>
+          <w:lang w:val="en-US"/>
+        </w:rPr>
+        <w:t>cleared automatically after the session ends or you log off.</w:t>
+      </w:r>
+    </w:p>
+    <w:p>
+      <w:pPr>
+        <w:pStyle w:val="ListParagraph"/>
+        <w:numPr>
+          <w:ilvl w:val="0"/>
+          <w:numId w:val="2"/>
+        </w:numPr>
+        <w:rPr>
+          <w:sz w:val="28"/>
+          <w:szCs w:val="28"/>
+          <w:lang w:val="en-US"/>
+        </w:rPr>
+      </w:pPr>
+      <w:r>
+        <w:rPr>
+          <w:sz w:val="28"/>
+          <w:szCs w:val="28"/>
+          <w:lang w:val="en-US"/>
+        </w:rPr>
+        <w:t>Program pauses at that exact line when you run it.</w:t>
       </w:r>
       <w:r>
         <w:rPr>
@@ -521,117 +610,74 @@
           <w:szCs w:val="28"/>
           <w:lang w:val="en-US"/>
         </w:rPr>
-        <w:t>2. Dynamic Breakpoint:</w:t>
-      </w:r>
-    </w:p>
-    <w:p>
-      <w:pPr>
-        <w:pStyle w:val="ListParagraph"/>
-        <w:numPr>
-          <w:ilvl w:val="0"/>
-          <w:numId w:val="2"/>
-        </w:numPr>
-        <w:rPr>
-          <w:sz w:val="28"/>
-          <w:szCs w:val="28"/>
-          <w:lang w:val="en-US"/>
-        </w:rPr>
-      </w:pPr>
-      <w:r>
-        <w:rPr>
-          <w:sz w:val="28"/>
-          <w:szCs w:val="28"/>
-          <w:lang w:val="en-US"/>
-        </w:rPr>
-        <w:t>A dynamic breakpoint is set at runtime without any change to the source code. It is the most commonly used breakpoint in daily development.</w:t>
-      </w:r>
-    </w:p>
-    <w:p>
-      <w:pPr>
-        <w:pStyle w:val="ListParagraph"/>
-        <w:numPr>
-          <w:ilvl w:val="0"/>
-          <w:numId w:val="2"/>
-        </w:numPr>
-        <w:rPr>
-          <w:sz w:val="28"/>
-          <w:szCs w:val="28"/>
-          <w:lang w:val="en-US"/>
-        </w:rPr>
-      </w:pPr>
-      <w:r>
-        <w:rPr>
-          <w:sz w:val="28"/>
-          <w:szCs w:val="28"/>
-          <w:lang w:val="en-US"/>
-        </w:rPr>
-        <w:t>How to set: Click on the left margin (grey area) next to a line number in SE38 or SE80. A red dot appears indicating the breakpoint is active.</w:t>
-      </w:r>
-    </w:p>
-    <w:p>
-      <w:pPr>
-        <w:pStyle w:val="ListParagraph"/>
-        <w:numPr>
-          <w:ilvl w:val="0"/>
-          <w:numId w:val="2"/>
-        </w:numPr>
-        <w:rPr>
-          <w:sz w:val="28"/>
-          <w:szCs w:val="28"/>
-          <w:lang w:val="en-US"/>
-        </w:rPr>
-      </w:pPr>
-      <w:r>
-        <w:rPr>
-          <w:sz w:val="28"/>
-          <w:szCs w:val="28"/>
-          <w:lang w:val="en-US"/>
-        </w:rPr>
-        <w:t>Scope: Your user only, within your current SAP session.</w:t>
-      </w:r>
-    </w:p>
-    <w:p>
-      <w:pPr>
-        <w:pStyle w:val="ListParagraph"/>
-        <w:numPr>
-          <w:ilvl w:val="0"/>
-          <w:numId w:val="2"/>
-        </w:numPr>
-        <w:rPr>
-          <w:sz w:val="28"/>
-          <w:szCs w:val="28"/>
-          <w:lang w:val="en-US"/>
-        </w:rPr>
-      </w:pPr>
-      <w:r>
-        <w:rPr>
-          <w:sz w:val="28"/>
-          <w:szCs w:val="28"/>
-          <w:lang w:val="en-US"/>
-        </w:rPr>
-        <w:t>cleared automatically after the session ends or you log off.</w:t>
-      </w:r>
-    </w:p>
-    <w:p>
-      <w:pPr>
-        <w:pStyle w:val="ListParagraph"/>
-        <w:numPr>
-          <w:ilvl w:val="0"/>
-          <w:numId w:val="2"/>
-        </w:numPr>
-        <w:rPr>
-          <w:sz w:val="28"/>
-          <w:szCs w:val="28"/>
-          <w:lang w:val="en-US"/>
-        </w:rPr>
-      </w:pPr>
-      <w:r>
-        <w:rPr>
-          <w:sz w:val="28"/>
-          <w:szCs w:val="28"/>
-          <w:lang w:val="en-US"/>
-        </w:rPr>
-        <w:t>Program pauses at that exact line when you run it.</w:t>
+        <w:t>3. Session Breakpoint:</w:t>
+      </w:r>
+    </w:p>
+    <w:p>
+      <w:pPr>
+        <w:pStyle w:val="ListParagraph"/>
+        <w:numPr>
+          <w:ilvl w:val="0"/>
+          <w:numId w:val="2"/>
+        </w:numPr>
+        <w:rPr>
+          <w:sz w:val="28"/>
+          <w:szCs w:val="28"/>
+          <w:lang w:val="en-US"/>
+        </w:rPr>
+      </w:pPr>
+      <w:r>
+        <w:rPr>
+          <w:sz w:val="28"/>
+          <w:szCs w:val="28"/>
+          <w:lang w:val="en-US"/>
+        </w:rPr>
+        <w:t>A session breakpoint is set while a transaction is already running, using the /h debugging command. It does not require touching the source code.</w:t>
+      </w:r>
+    </w:p>
+    <w:p>
+      <w:pPr>
+        <w:pStyle w:val="ListParagraph"/>
+        <w:numPr>
+          <w:ilvl w:val="0"/>
+          <w:numId w:val="2"/>
+        </w:numPr>
+        <w:rPr>
+          <w:sz w:val="28"/>
+          <w:szCs w:val="28"/>
+          <w:lang w:val="en-US"/>
+        </w:rPr>
+      </w:pPr>
+      <w:r>
+        <w:rPr>
+          <w:sz w:val="28"/>
+          <w:szCs w:val="28"/>
+          <w:lang w:val="en-US"/>
+        </w:rPr>
+        <w:lastRenderedPageBreak/>
+        <w:t>How to set: Type /h in the SAP command field and press Enter. The session switches to debug mode. You can then set breakpoints from inside the ABAP Debugger.</w:t>
+      </w:r>
+    </w:p>
+    <w:p>
+      <w:pPr>
+        <w:pStyle w:val="ListParagraph"/>
+        <w:numPr>
+          <w:ilvl w:val="0"/>
+          <w:numId w:val="2"/>
+        </w:numPr>
+        <w:rPr>
+          <w:sz w:val="28"/>
+          <w:szCs w:val="28"/>
+          <w:lang w:val="en-US"/>
+        </w:rPr>
+      </w:pPr>
+      <w:r>
+        <w:rPr>
+          <w:sz w:val="28"/>
+          <w:szCs w:val="28"/>
+          <w:lang w:val="en-US"/>
+        </w:rPr>
+        <w:t>Scope: Your user only, within the current active session.</w:t>
       </w:r>
       <w:r>
         <w:rPr>
@@ -665,74 +711,73 @@
           <w:szCs w:val="28"/>
           <w:lang w:val="en-US"/>
         </w:rPr>
-        <w:t>3. Session Breakpoint:</w:t>
-      </w:r>
-    </w:p>
-    <w:p>
-      <w:pPr>
-        <w:pStyle w:val="ListParagraph"/>
-        <w:numPr>
-          <w:ilvl w:val="0"/>
-          <w:numId w:val="2"/>
-        </w:numPr>
-        <w:rPr>
-          <w:sz w:val="28"/>
-          <w:szCs w:val="28"/>
-          <w:lang w:val="en-US"/>
-        </w:rPr>
-      </w:pPr>
-      <w:r>
-        <w:rPr>
-          <w:sz w:val="28"/>
-          <w:szCs w:val="28"/>
-          <w:lang w:val="en-US"/>
-        </w:rPr>
-        <w:t>A session breakpoint is set while a transaction is already running, using the /h debugging command. It does not require touching the source code.</w:t>
-      </w:r>
-    </w:p>
-    <w:p>
-      <w:pPr>
-        <w:pStyle w:val="ListParagraph"/>
-        <w:numPr>
-          <w:ilvl w:val="0"/>
-          <w:numId w:val="2"/>
-        </w:numPr>
-        <w:rPr>
-          <w:sz w:val="28"/>
-          <w:szCs w:val="28"/>
-          <w:lang w:val="en-US"/>
-        </w:rPr>
-      </w:pPr>
-      <w:r>
-        <w:rPr>
-          <w:sz w:val="28"/>
-          <w:szCs w:val="28"/>
-          <w:lang w:val="en-US"/>
-        </w:rPr>
-        <w:lastRenderedPageBreak/>
-        <w:t>How to set: Type /h in the SAP command field and press Enter. The session switches to debug mode. You can then set breakpoints from inside the ABAP Debugger.</w:t>
-      </w:r>
-    </w:p>
-    <w:p>
-      <w:pPr>
-        <w:pStyle w:val="ListParagraph"/>
-        <w:numPr>
-          <w:ilvl w:val="0"/>
-          <w:numId w:val="2"/>
-        </w:numPr>
-        <w:rPr>
-          <w:sz w:val="28"/>
-          <w:szCs w:val="28"/>
-          <w:lang w:val="en-US"/>
-        </w:rPr>
-      </w:pPr>
-      <w:r>
-        <w:rPr>
-          <w:sz w:val="28"/>
-          <w:szCs w:val="28"/>
-          <w:lang w:val="en-US"/>
-        </w:rPr>
-        <w:t>Scope: Your user only, within the current active session.</w:t>
+        <w:t>4. External Breakpoint:</w:t>
+      </w:r>
+    </w:p>
+    <w:p>
+      <w:pPr>
+        <w:pStyle w:val="ListParagraph"/>
+        <w:numPr>
+          <w:ilvl w:val="0"/>
+          <w:numId w:val="2"/>
+        </w:numPr>
+        <w:rPr>
+          <w:sz w:val="28"/>
+          <w:szCs w:val="28"/>
+          <w:lang w:val="en-US"/>
+        </w:rPr>
+      </w:pPr>
+      <w:r>
+        <w:rPr>
+          <w:sz w:val="28"/>
+          <w:szCs w:val="28"/>
+          <w:lang w:val="en-US"/>
+        </w:rPr>
+        <w:t>An external breakpoint is set from inside the ABAP Debugger and is stored in the system. It can trigger across sessions, including background jobs and RFC calls.</w:t>
+      </w:r>
+    </w:p>
+    <w:p>
+      <w:pPr>
+        <w:pStyle w:val="ListParagraph"/>
+        <w:numPr>
+          <w:ilvl w:val="0"/>
+          <w:numId w:val="2"/>
+        </w:numPr>
+        <w:rPr>
+          <w:sz w:val="28"/>
+          <w:szCs w:val="28"/>
+          <w:lang w:val="en-US"/>
+        </w:rPr>
+      </w:pPr>
+      <w:r>
+        <w:rPr>
+          <w:sz w:val="28"/>
+          <w:szCs w:val="28"/>
+          <w:lang w:val="en-US"/>
+        </w:rPr>
+        <w:t>How to set: Open ABAP Debugger → Breakpoints menu → Set External Breakpoint → enter program name and line number → specify the target username.</w:t>
+      </w:r>
+    </w:p>
+    <w:p>
+      <w:pPr>
+        <w:pStyle w:val="ListParagraph"/>
+        <w:numPr>
+          <w:ilvl w:val="0"/>
+          <w:numId w:val="2"/>
+        </w:numPr>
+        <w:rPr>
+          <w:sz w:val="28"/>
+          <w:szCs w:val="28"/>
+          <w:lang w:val="en-US"/>
+        </w:rPr>
+      </w:pPr>
+      <w:r>
+        <w:rPr>
+          <w:sz w:val="28"/>
+          <w:szCs w:val="28"/>
+          <w:lang w:val="en-US"/>
+        </w:rPr>
+        <w:t>Scope: Can target a specific user in any session, including background job users.</w:t>
       </w:r>
       <w:r>
         <w:rPr>
@@ -766,73 +811,73 @@
           <w:szCs w:val="28"/>
           <w:lang w:val="en-US"/>
         </w:rPr>
-        <w:t>4. External Breakpoint:</w:t>
-      </w:r>
-    </w:p>
-    <w:p>
-      <w:pPr>
-        <w:pStyle w:val="ListParagraph"/>
-        <w:numPr>
-          <w:ilvl w:val="0"/>
-          <w:numId w:val="2"/>
-        </w:numPr>
-        <w:rPr>
-          <w:sz w:val="28"/>
-          <w:szCs w:val="28"/>
-          <w:lang w:val="en-US"/>
-        </w:rPr>
-      </w:pPr>
-      <w:r>
-        <w:rPr>
-          <w:sz w:val="28"/>
-          <w:szCs w:val="28"/>
-          <w:lang w:val="en-US"/>
-        </w:rPr>
-        <w:t>An external breakpoint is set from inside the ABAP Debugger and is stored in the system. It can trigger across sessions, including background jobs and RFC calls.</w:t>
-      </w:r>
-    </w:p>
-    <w:p>
-      <w:pPr>
-        <w:pStyle w:val="ListParagraph"/>
-        <w:numPr>
-          <w:ilvl w:val="0"/>
-          <w:numId w:val="2"/>
-        </w:numPr>
-        <w:rPr>
-          <w:sz w:val="28"/>
-          <w:szCs w:val="28"/>
-          <w:lang w:val="en-US"/>
-        </w:rPr>
-      </w:pPr>
-      <w:r>
-        <w:rPr>
-          <w:sz w:val="28"/>
-          <w:szCs w:val="28"/>
-          <w:lang w:val="en-US"/>
-        </w:rPr>
-        <w:t>How to set: Open ABAP Debugger → Breakpoints menu → Set External Breakpoint → enter program name and line number → specify the target username.</w:t>
-      </w:r>
-    </w:p>
-    <w:p>
-      <w:pPr>
-        <w:pStyle w:val="ListParagraph"/>
-        <w:numPr>
-          <w:ilvl w:val="0"/>
-          <w:numId w:val="2"/>
-        </w:numPr>
-        <w:rPr>
-          <w:sz w:val="28"/>
-          <w:szCs w:val="28"/>
-          <w:lang w:val="en-US"/>
-        </w:rPr>
-      </w:pPr>
-      <w:r>
-        <w:rPr>
-          <w:sz w:val="28"/>
-          <w:szCs w:val="28"/>
-          <w:lang w:val="en-US"/>
-        </w:rPr>
-        <w:t>Scope: Can target a specific user in any session, including background job users.</w:t>
+        <w:t>5. Watchpoint:</w:t>
+      </w:r>
+    </w:p>
+    <w:p>
+      <w:pPr>
+        <w:pStyle w:val="ListParagraph"/>
+        <w:numPr>
+          <w:ilvl w:val="0"/>
+          <w:numId w:val="2"/>
+        </w:numPr>
+        <w:rPr>
+          <w:sz w:val="28"/>
+          <w:szCs w:val="28"/>
+          <w:lang w:val="en-US"/>
+        </w:rPr>
+      </w:pPr>
+      <w:r>
+        <w:rPr>
+          <w:sz w:val="28"/>
+          <w:szCs w:val="28"/>
+          <w:lang w:val="en-US"/>
+        </w:rPr>
+        <w:t>A watchpoint does not work on a specific line. Instead, it monitors a variable and pauses execution the moment that variable changes its value.</w:t>
+      </w:r>
+    </w:p>
+    <w:p>
+      <w:pPr>
+        <w:pStyle w:val="ListParagraph"/>
+        <w:numPr>
+          <w:ilvl w:val="0"/>
+          <w:numId w:val="2"/>
+        </w:numPr>
+        <w:rPr>
+          <w:sz w:val="28"/>
+          <w:szCs w:val="28"/>
+          <w:lang w:val="en-US"/>
+        </w:rPr>
+      </w:pPr>
+      <w:r>
+        <w:rPr>
+          <w:sz w:val="28"/>
+          <w:szCs w:val="28"/>
+          <w:lang w:val="en-US"/>
+        </w:rPr>
+        <w:t>How to set: Inside the running ABAP Debugger → go to the Watchpoints tab → enter the variable name → optionally set a condition.</w:t>
+      </w:r>
+    </w:p>
+    <w:p>
+      <w:pPr>
+        <w:pStyle w:val="ListParagraph"/>
+        <w:numPr>
+          <w:ilvl w:val="0"/>
+          <w:numId w:val="2"/>
+        </w:numPr>
+        <w:rPr>
+          <w:sz w:val="28"/>
+          <w:szCs w:val="28"/>
+          <w:lang w:val="en-US"/>
+        </w:rPr>
+      </w:pPr>
+      <w:r>
+        <w:rPr>
+          <w:sz w:val="28"/>
+          <w:szCs w:val="28"/>
+          <w:lang w:val="en-US"/>
+        </w:rPr>
+        <w:t>Scope: Your current debug session only.</w:t>
       </w:r>
       <w:r>
         <w:rPr>
@@ -850,6 +895,13 @@
           <w:ilvl w:val="0"/>
           <w:numId w:val="2"/>
         </w:numPr>
+        <w:rPr>
+          <w:sz w:val="28"/>
+          <w:szCs w:val="28"/>
+          <w:lang w:val="en-US"/>
+        </w:rPr>
+      </w:pPr>
+      <w:r>
         <w:rPr>
           <w:b/>
           <w:bCs/>
@@ -857,7 +909,16 @@
           <w:szCs w:val="28"/>
           <w:lang w:val="en-US"/>
         </w:rPr>
-      </w:pPr>
+        <w:t>6.</w:t>
+      </w:r>
+      <w:r>
+        <w:rPr>
+          <w:sz w:val="28"/>
+          <w:szCs w:val="28"/>
+          <w:lang w:val="en-US"/>
+        </w:rPr>
+        <w:t xml:space="preserve"> </w:t>
+      </w:r>
       <w:r>
         <w:rPr>
           <w:b/>
@@ -866,205 +927,9 @@
           <w:szCs w:val="28"/>
           <w:lang w:val="en-US"/>
         </w:rPr>
-        <w:t>5. Watchpoint:</w:t>
-      </w:r>
-    </w:p>
-    <w:p>
-      <w:pPr>
-        <w:pStyle w:val="ListParagraph"/>
-        <w:numPr>
-          <w:ilvl w:val="0"/>
-          <w:numId w:val="2"/>
-        </w:numPr>
-        <w:rPr>
-          <w:sz w:val="28"/>
-          <w:szCs w:val="28"/>
-          <w:lang w:val="en-US"/>
-        </w:rPr>
-      </w:pPr>
-      <w:r>
-        <w:rPr>
-          <w:sz w:val="28"/>
-          <w:szCs w:val="28"/>
-          <w:lang w:val="en-US"/>
-        </w:rPr>
-        <w:t>A watchpoint does not work on a specific line. Instead, it monitors a variable and pauses execution the moment that variable changes its value.</w:t>
-      </w:r>
-    </w:p>
-    <w:p>
-      <w:pPr>
-        <w:pStyle w:val="ListParagraph"/>
-        <w:numPr>
-          <w:ilvl w:val="0"/>
-          <w:numId w:val="2"/>
-        </w:numPr>
-        <w:rPr>
-          <w:sz w:val="28"/>
-          <w:szCs w:val="28"/>
-          <w:lang w:val="en-US"/>
-        </w:rPr>
-      </w:pPr>
-      <w:r>
-        <w:rPr>
-          <w:sz w:val="28"/>
-          <w:szCs w:val="28"/>
-          <w:lang w:val="en-US"/>
-        </w:rPr>
-        <w:t>How to set: Inside the running ABAP Debugger → go to the Watchpoints tab → enter the variable name → optionally set a condition.</w:t>
-      </w:r>
-    </w:p>
-    <w:p>
-      <w:pPr>
-        <w:pStyle w:val="ListParagraph"/>
-        <w:numPr>
-          <w:ilvl w:val="0"/>
-          <w:numId w:val="2"/>
-        </w:numPr>
-        <w:rPr>
-          <w:sz w:val="28"/>
-          <w:szCs w:val="28"/>
-          <w:lang w:val="en-US"/>
-        </w:rPr>
-      </w:pPr>
-      <w:r>
-        <w:rPr>
-          <w:sz w:val="28"/>
-          <w:szCs w:val="28"/>
-          <w:lang w:val="en-US"/>
-        </w:rPr>
-        <w:t>Scope: Your current debug session only.</w:t>
-      </w:r>
-      <w:r>
-        <w:rPr>
-          <w:sz w:val="28"/>
-          <w:szCs w:val="28"/>
-          <w:lang w:val="en-US"/>
-        </w:rPr>
-        <w:br/>
-      </w:r>
-    </w:p>
-    <w:p>
-      <w:pPr>
-        <w:pStyle w:val="ListParagraph"/>
-        <w:numPr>
-          <w:ilvl w:val="0"/>
-          <w:numId w:val="2"/>
-        </w:numPr>
-        <w:rPr>
-          <w:sz w:val="28"/>
-          <w:szCs w:val="28"/>
-          <w:lang w:val="en-US"/>
-        </w:rPr>
-      </w:pPr>
-      <w:r>
-        <w:rPr>
-          <w:sz w:val="28"/>
-          <w:szCs w:val="28"/>
-          <w:lang w:val="en-US"/>
-        </w:rPr>
-        <w:t>6. Conditional Breakpoint</w:t>
-      </w:r>
-    </w:p>
-    <w:p>
-      <w:pPr>
-        <w:pStyle w:val="ListParagraph"/>
-        <w:numPr>
-          <w:ilvl w:val="0"/>
-          <w:numId w:val="2"/>
-        </w:numPr>
-        <w:rPr>
-          <w:sz w:val="28"/>
-          <w:szCs w:val="28"/>
-          <w:lang w:val="en-US"/>
-        </w:rPr>
-      </w:pPr>
-      <w:r>
-        <w:rPr>
-          <w:sz w:val="28"/>
-          <w:szCs w:val="28"/>
-          <w:lang w:val="en-US"/>
-        </w:rPr>
-        <w:t>A conditional breakpoint is a normal dynamic breakpoint with an added logical condition. The debugger only pauses at that line if the condition evaluates to TRUE. If the condition is FALSE, execution continues without stopping.</w:t>
-      </w:r>
-    </w:p>
-    <w:p>
-      <w:pPr>
-        <w:pStyle w:val="ListParagraph"/>
-        <w:numPr>
-          <w:ilvl w:val="0"/>
-          <w:numId w:val="2"/>
-        </w:numPr>
-        <w:rPr>
-          <w:sz w:val="28"/>
-          <w:szCs w:val="28"/>
-          <w:lang w:val="en-US"/>
-        </w:rPr>
-      </w:pPr>
-      <w:r>
-        <w:rPr>
-          <w:sz w:val="28"/>
-          <w:szCs w:val="28"/>
-          <w:lang w:val="en-US"/>
-        </w:rPr>
-        <w:t>How to set: Set a normal dynamic breakpoint (click left margin) → right-click the red dot → select Set/Delete Breakpoint Condition → enter your logical expression.</w:t>
-      </w:r>
-    </w:p>
-    <w:p>
-      <w:pPr>
-        <w:pStyle w:val="ListParagraph"/>
-        <w:numPr>
-          <w:ilvl w:val="0"/>
-          <w:numId w:val="2"/>
-        </w:numPr>
-        <w:rPr>
-          <w:sz w:val="28"/>
-          <w:szCs w:val="28"/>
-          <w:lang w:val="en-US"/>
-        </w:rPr>
-      </w:pPr>
-      <w:r>
-        <w:rPr>
-          <w:sz w:val="28"/>
-          <w:szCs w:val="28"/>
-          <w:lang w:val="en-US"/>
-        </w:rPr>
-        <w:t>Scope: Your session only (same as a dynamic breakpoint).</w:t>
-      </w:r>
-    </w:p>
-    <w:p>
-      <w:pPr>
-        <w:rPr>
-          <w:sz w:val="28"/>
-          <w:szCs w:val="28"/>
-          <w:lang w:val="en-US"/>
-        </w:rPr>
-      </w:pPr>
-    </w:p>
-    <w:p>
-      <w:pPr>
-        <w:rPr>
-          <w:sz w:val="28"/>
-          <w:szCs w:val="28"/>
-          <w:lang w:val="en-US"/>
-        </w:rPr>
-      </w:pPr>
-    </w:p>
-    <w:p>
-      <w:pPr>
-        <w:rPr>
-          <w:sz w:val="28"/>
-          <w:szCs w:val="28"/>
-          <w:lang w:val="en-US"/>
-        </w:rPr>
-      </w:pPr>
-    </w:p>
-    <w:p>
-      <w:pPr>
-        <w:pStyle w:val="ListParagraph"/>
-        <w:numPr>
-          <w:ilvl w:val="0"/>
-          <w:numId w:val="1"/>
-        </w:numPr>
+        <w:t>Conditional Breakpoint</w:t>
+      </w:r>
+      <w:r>
         <w:rPr>
           <w:b/>
           <w:bCs/>
@@ -1072,8 +937,109 @@
           <w:szCs w:val="28"/>
           <w:lang w:val="en-US"/>
         </w:rPr>
-      </w:pPr>
-      <w:r>
+        <w:t>:</w:t>
+      </w:r>
+    </w:p>
+    <w:p>
+      <w:pPr>
+        <w:pStyle w:val="ListParagraph"/>
+        <w:numPr>
+          <w:ilvl w:val="0"/>
+          <w:numId w:val="2"/>
+        </w:numPr>
+        <w:rPr>
+          <w:sz w:val="28"/>
+          <w:szCs w:val="28"/>
+          <w:lang w:val="en-US"/>
+        </w:rPr>
+      </w:pPr>
+      <w:r>
+        <w:rPr>
+          <w:sz w:val="28"/>
+          <w:szCs w:val="28"/>
+          <w:lang w:val="en-US"/>
+        </w:rPr>
+        <w:t>A conditional breakpoint is a normal dynamic breakpoint with an added logical condition. The debugger only pauses at that line if the condition evaluates to TRUE. If the condition is FALSE, execution continues without stopping.</w:t>
+      </w:r>
+    </w:p>
+    <w:p>
+      <w:pPr>
+        <w:pStyle w:val="ListParagraph"/>
+        <w:numPr>
+          <w:ilvl w:val="0"/>
+          <w:numId w:val="2"/>
+        </w:numPr>
+        <w:rPr>
+          <w:sz w:val="28"/>
+          <w:szCs w:val="28"/>
+          <w:lang w:val="en-US"/>
+        </w:rPr>
+      </w:pPr>
+      <w:r>
+        <w:rPr>
+          <w:sz w:val="28"/>
+          <w:szCs w:val="28"/>
+          <w:lang w:val="en-US"/>
+        </w:rPr>
+        <w:t>How to set: Set a normal dynamic breakpoint (click left margin) → right-click the red dot → select Set/Delete Breakpoint Condition → enter your logical expression.</w:t>
+      </w:r>
+    </w:p>
+    <w:p>
+      <w:pPr>
+        <w:pStyle w:val="ListParagraph"/>
+        <w:numPr>
+          <w:ilvl w:val="0"/>
+          <w:numId w:val="2"/>
+        </w:numPr>
+        <w:rPr>
+          <w:sz w:val="28"/>
+          <w:szCs w:val="28"/>
+          <w:lang w:val="en-US"/>
+        </w:rPr>
+      </w:pPr>
+      <w:r>
+        <w:rPr>
+          <w:sz w:val="28"/>
+          <w:szCs w:val="28"/>
+          <w:lang w:val="en-US"/>
+        </w:rPr>
+        <w:t>Scope: Your session only (same as a dynamic breakpoint).</w:t>
+      </w:r>
+    </w:p>
+    <w:p>
+      <w:pPr>
+        <w:rPr>
+          <w:sz w:val="28"/>
+          <w:szCs w:val="28"/>
+          <w:lang w:val="en-US"/>
+        </w:rPr>
+      </w:pPr>
+    </w:p>
+    <w:p>
+      <w:pPr>
+        <w:rPr>
+          <w:sz w:val="28"/>
+          <w:szCs w:val="28"/>
+          <w:lang w:val="en-US"/>
+        </w:rPr>
+      </w:pPr>
+    </w:p>
+    <w:p>
+      <w:pPr>
+        <w:rPr>
+          <w:sz w:val="28"/>
+          <w:szCs w:val="28"/>
+          <w:lang w:val="en-US"/>
+        </w:rPr>
+      </w:pPr>
+    </w:p>
+    <w:p>
+      <w:pPr>
+        <w:pStyle w:val="ListParagraph"/>
+        <w:numPr>
+          <w:ilvl w:val="0"/>
+          <w:numId w:val="1"/>
+        </w:numPr>
         <w:rPr>
           <w:b/>
           <w:bCs/>
@@ -1081,10 +1047,7 @@
           <w:szCs w:val="28"/>
           <w:lang w:val="en-US"/>
         </w:rPr>
-        <w:lastRenderedPageBreak/>
-        <w:t xml:space="preserve">What is </w:t>
-      </w:r>
-      <w:proofErr w:type="gramStart"/>
+      </w:pPr>
       <w:r>
         <w:rPr>
           <w:b/>
@@ -1093,18 +1056,8 @@
           <w:szCs w:val="28"/>
           <w:lang w:val="en-US"/>
         </w:rPr>
-        <w:t>watchpoint ?</w:t>
-      </w:r>
-      <w:proofErr w:type="gramEnd"/>
-      <w:r>
-        <w:rPr>
-          <w:b/>
-          <w:bCs/>
-          <w:sz w:val="28"/>
-          <w:szCs w:val="28"/>
-          <w:lang w:val="en-US"/>
-        </w:rPr>
-        <w:t xml:space="preserve"> How to create watchpoint?</w:t>
+        <w:lastRenderedPageBreak/>
+        <w:t>What is watchpoint ? How to create watchpoint?</w:t>
       </w:r>
     </w:p>
     <w:p>

--- a/Assignment 21.docx
+++ b/Assignment 21.docx
@@ -46,7 +46,29 @@
           <w:szCs w:val="28"/>
           <w:lang w:val="en-US"/>
         </w:rPr>
-        <w:t>What is breakpoints and What are the types of breakpoints explore more on it?</w:t>
+        <w:t xml:space="preserve">What </w:t>
+      </w:r>
+      <w:proofErr w:type="gramStart"/>
+      <w:r>
+        <w:rPr>
+          <w:b/>
+          <w:bCs/>
+          <w:sz w:val="28"/>
+          <w:szCs w:val="28"/>
+          <w:lang w:val="en-US"/>
+        </w:rPr>
+        <w:t>is</w:t>
+      </w:r>
+      <w:proofErr w:type="gramEnd"/>
+      <w:r>
+        <w:rPr>
+          <w:b/>
+          <w:bCs/>
+          <w:sz w:val="28"/>
+          <w:szCs w:val="28"/>
+          <w:lang w:val="en-US"/>
+        </w:rPr>
+        <w:t xml:space="preserve"> breakpoints and What are the types of breakpoints explore more on it?</w:t>
       </w:r>
     </w:p>
     <w:p>
@@ -348,7 +370,25 @@
           <w:szCs w:val="28"/>
           <w:lang w:val="en-US"/>
         </w:rPr>
-        <w:t>BREAK-POINT.       "opens debugger for ALL users</w:t>
+        <w:t>BREAK-POINT.       "</w:t>
+      </w:r>
+      <w:proofErr w:type="gramStart"/>
+      <w:r>
+        <w:rPr>
+          <w:sz w:val="28"/>
+          <w:szCs w:val="28"/>
+          <w:lang w:val="en-US"/>
+        </w:rPr>
+        <w:t>opens</w:t>
+      </w:r>
+      <w:proofErr w:type="gramEnd"/>
+      <w:r>
+        <w:rPr>
+          <w:sz w:val="28"/>
+          <w:szCs w:val="28"/>
+          <w:lang w:val="en-US"/>
+        </w:rPr>
+        <w:t xml:space="preserve"> debugger for ALL users</w:t>
       </w:r>
     </w:p>
     <w:p>
@@ -383,7 +423,25 @@
           <w:szCs w:val="28"/>
           <w:lang w:val="en-US"/>
         </w:rPr>
-        <w:t>.     "opens debugger only for user KRISHNA</w:t>
+        <w:t>.     "</w:t>
+      </w:r>
+      <w:proofErr w:type="gramStart"/>
+      <w:r>
+        <w:rPr>
+          <w:sz w:val="28"/>
+          <w:szCs w:val="28"/>
+          <w:lang w:val="en-US"/>
+        </w:rPr>
+        <w:t>opens</w:t>
+      </w:r>
+      <w:proofErr w:type="gramEnd"/>
+      <w:r>
+        <w:rPr>
+          <w:sz w:val="28"/>
+          <w:szCs w:val="28"/>
+          <w:lang w:val="en-US"/>
+        </w:rPr>
+        <w:t xml:space="preserve"> debugger only for user KRISHNA</w:t>
       </w:r>
     </w:p>
     <w:p>
@@ -1057,7 +1115,29 @@
           <w:lang w:val="en-US"/>
         </w:rPr>
         <w:lastRenderedPageBreak/>
-        <w:t>What is watchpoint ? How to create watchpoint?</w:t>
+        <w:t xml:space="preserve">What is </w:t>
+      </w:r>
+      <w:proofErr w:type="gramStart"/>
+      <w:r>
+        <w:rPr>
+          <w:b/>
+          <w:bCs/>
+          <w:sz w:val="28"/>
+          <w:szCs w:val="28"/>
+          <w:lang w:val="en-US"/>
+        </w:rPr>
+        <w:t>watchpoint ?</w:t>
+      </w:r>
+      <w:proofErr w:type="gramEnd"/>
+      <w:r>
+        <w:rPr>
+          <w:b/>
+          <w:bCs/>
+          <w:sz w:val="28"/>
+          <w:szCs w:val="28"/>
+          <w:lang w:val="en-US"/>
+        </w:rPr>
+        <w:t xml:space="preserve"> How to create watchpoint?</w:t>
       </w:r>
     </w:p>
     <w:p>
@@ -1508,53 +1588,4118 @@
           <w:numId w:val="1"/>
         </w:numPr>
         <w:rPr>
-          <w:sz w:val="28"/>
-          <w:szCs w:val="28"/>
-          <w:lang w:val="en-US"/>
-        </w:rPr>
-      </w:pPr>
-      <w:r>
-        <w:rPr>
-          <w:sz w:val="28"/>
-          <w:szCs w:val="28"/>
-          <w:lang w:val="en-US"/>
-        </w:rPr>
-        <w:t>practice select query using 3 table using for all entries?</w:t>
-      </w:r>
-    </w:p>
-    <w:p>
-      <w:pPr>
-        <w:pStyle w:val="ListParagraph"/>
-        <w:numPr>
-          <w:ilvl w:val="0"/>
-          <w:numId w:val="2"/>
-        </w:numPr>
-        <w:rPr>
-          <w:sz w:val="28"/>
-          <w:szCs w:val="28"/>
-          <w:lang w:val="en-US"/>
-        </w:rPr>
-      </w:pPr>
-      <w:r>
-        <w:rPr>
-          <w:sz w:val="28"/>
-          <w:szCs w:val="28"/>
-          <w:lang w:val="en-US"/>
-        </w:rPr>
-        <w:t>FOR ALL ENTRIES is used to fetch data from a database table based on values present in an internal table.</w:t>
-      </w:r>
-    </w:p>
-    <w:p>
-      <w:pPr>
-        <w:pStyle w:val="ListParagraph"/>
-        <w:numPr>
-          <w:ilvl w:val="0"/>
-          <w:numId w:val="2"/>
-        </w:numPr>
-        <w:rPr>
-          <w:sz w:val="28"/>
-          <w:szCs w:val="28"/>
-          <w:lang w:val="en-US"/>
+          <w:b/>
+          <w:bCs/>
+          <w:sz w:val="28"/>
+          <w:szCs w:val="28"/>
+          <w:lang w:val="en-US"/>
+        </w:rPr>
+      </w:pPr>
+      <w:r>
+        <w:rPr>
+          <w:b/>
+          <w:bCs/>
+          <w:sz w:val="28"/>
+          <w:szCs w:val="28"/>
+          <w:lang w:val="en-US"/>
+        </w:rPr>
+        <w:t>Create report program in that create watch point for variable and explore more on it?</w:t>
+      </w:r>
+    </w:p>
+    <w:p>
+      <w:pPr>
+        <w:pStyle w:val="ListParagraph"/>
+        <w:numPr>
+          <w:ilvl w:val="0"/>
+          <w:numId w:val="2"/>
+        </w:numPr>
+        <w:rPr>
+          <w:b/>
+          <w:bCs/>
+          <w:sz w:val="28"/>
+          <w:szCs w:val="28"/>
+          <w:lang w:val="en-US"/>
+        </w:rPr>
+      </w:pPr>
+      <w:r>
+        <w:rPr>
+          <w:sz w:val="28"/>
+          <w:szCs w:val="28"/>
+          <w:lang w:val="en-US"/>
+        </w:rPr>
+        <w:t xml:space="preserve">Program Name: </w:t>
+      </w:r>
+      <w:r>
+        <w:rPr>
+          <w:b/>
+          <w:bCs/>
+          <w:sz w:val="28"/>
+          <w:szCs w:val="28"/>
+          <w:lang w:val="en-US"/>
+        </w:rPr>
+        <w:t>ZKR_RP_WATCHPIONT</w:t>
+      </w:r>
+      <w:r>
+        <w:rPr>
+          <w:b/>
+          <w:bCs/>
+          <w:sz w:val="28"/>
+          <w:szCs w:val="28"/>
+          <w:lang w:val="en-US"/>
+        </w:rPr>
+        <w:br/>
+      </w:r>
+      <w:r>
+        <w:rPr>
+          <w:lang w:val="en-US"/>
+        </w:rPr>
+        <w:drawing>
+          <wp:inline distT="0" distB="0" distL="0" distR="0" wp14:anchorId="439AF3CA" wp14:editId="1AF24225">
+            <wp:extent cx="2996011" cy="1341120"/>
+            <wp:effectExtent l="0" t="0" r="0" b="0"/>
+            <wp:docPr id="1956637399" name="Picture 1"/>
+            <wp:cNvGraphicFramePr>
+              <a:graphicFrameLocks xmlns:a="http://schemas.openxmlformats.org/drawingml/2006/main" noChangeAspect="1"/>
+            </wp:cNvGraphicFramePr>
+            <a:graphic xmlns:a="http://schemas.openxmlformats.org/drawingml/2006/main">
+              <a:graphicData uri="http://schemas.openxmlformats.org/drawingml/2006/picture">
+                <pic:pic xmlns:pic="http://schemas.openxmlformats.org/drawingml/2006/picture">
+                  <pic:nvPicPr>
+                    <pic:cNvPr id="1956637399" name=""/>
+                    <pic:cNvPicPr/>
+                  </pic:nvPicPr>
+                  <pic:blipFill>
+                    <a:blip r:embed="rId5"/>
+                    <a:stretch>
+                      <a:fillRect/>
+                    </a:stretch>
+                  </pic:blipFill>
+                  <pic:spPr>
+                    <a:xfrm>
+                      <a:off x="0" y="0"/>
+                      <a:ext cx="3016043" cy="1350087"/>
+                    </a:xfrm>
+                    <a:prstGeom prst="rect">
+                      <a:avLst/>
+                    </a:prstGeom>
+                  </pic:spPr>
+                </pic:pic>
+              </a:graphicData>
+            </a:graphic>
+          </wp:inline>
+        </w:drawing>
+      </w:r>
+      <w:r>
+        <w:rPr>
+          <w:b/>
+          <w:bCs/>
+          <w:sz w:val="28"/>
+          <w:szCs w:val="28"/>
+          <w:lang w:val="en-US"/>
+        </w:rPr>
+        <w:t xml:space="preserve">    </w:t>
+      </w:r>
+    </w:p>
+    <w:p>
+      <w:pPr>
+        <w:pStyle w:val="ListParagraph"/>
+        <w:numPr>
+          <w:ilvl w:val="0"/>
+          <w:numId w:val="2"/>
+        </w:numPr>
+        <w:rPr>
+          <w:sz w:val="28"/>
+          <w:szCs w:val="28"/>
+          <w:lang w:val="en-US"/>
+        </w:rPr>
+      </w:pPr>
+      <w:r>
+        <w:rPr>
+          <w:noProof/>
+          <w:sz w:val="28"/>
+          <w:szCs w:val="28"/>
+          <w:lang w:val="en-US"/>
+        </w:rPr>
+        <w:lastRenderedPageBreak/>
+        <mc:AlternateContent>
+          <mc:Choice Requires="wpi">
+            <w:drawing>
+              <wp:anchor distT="0" distB="0" distL="114300" distR="114300" simplePos="0" relativeHeight="251667456" behindDoc="0" locked="0" layoutInCell="1" allowOverlap="1" wp14:anchorId="7D3D1A55" wp14:editId="1E446769">
+                <wp:simplePos x="0" y="0"/>
+                <wp:positionH relativeFrom="column">
+                  <wp:posOffset>843200</wp:posOffset>
+                </wp:positionH>
+                <wp:positionV relativeFrom="paragraph">
+                  <wp:posOffset>918880</wp:posOffset>
+                </wp:positionV>
+                <wp:extent cx="132120" cy="208800"/>
+                <wp:effectExtent l="38100" t="38100" r="39370" b="39370"/>
+                <wp:wrapNone/>
+                <wp:docPr id="1140390315" name="Ink 9"/>
+                <wp:cNvGraphicFramePr/>
+                <a:graphic xmlns:a="http://schemas.openxmlformats.org/drawingml/2006/main">
+                  <a:graphicData uri="http://schemas.microsoft.com/office/word/2010/wordprocessingInk">
+                    <w14:contentPart bwMode="auto" r:id="rId6">
+                      <w14:nvContentPartPr>
+                        <w14:cNvContentPartPr/>
+                      </w14:nvContentPartPr>
+                      <w14:xfrm>
+                        <a:off x="0" y="0"/>
+                        <a:ext cx="132120" cy="208800"/>
+                      </w14:xfrm>
+                    </w14:contentPart>
+                  </a:graphicData>
+                </a:graphic>
+              </wp:anchor>
+            </w:drawing>
+          </mc:Choice>
+          <mc:Fallback>
+            <w:pict>
+              <v:shapetype w14:anchorId="3D15E320" id="_x0000_t75" coordsize="21600,21600" o:spt="75" o:preferrelative="t" path="m@4@5l@4@11@9@11@9@5xe" filled="f" stroked="f">
+                <v:stroke joinstyle="miter"/>
+                <v:formulas>
+                  <v:f eqn="if lineDrawn pixelLineWidth 0"/>
+                  <v:f eqn="sum @0 1 0"/>
+                  <v:f eqn="sum 0 0 @1"/>
+                  <v:f eqn="prod @2 1 2"/>
+                  <v:f eqn="prod @3 21600 pixelWidth"/>
+                  <v:f eqn="prod @3 21600 pixelHeight"/>
+                  <v:f eqn="sum @0 0 1"/>
+                  <v:f eqn="prod @6 1 2"/>
+                  <v:f eqn="prod @7 21600 pixelWidth"/>
+                  <v:f eqn="sum @8 21600 0"/>
+                  <v:f eqn="prod @7 21600 pixelHeight"/>
+                  <v:f eqn="sum @10 21600 0"/>
+                </v:formulas>
+                <v:path o:extrusionok="f" gradientshapeok="t" o:connecttype="rect"/>
+                <o:lock v:ext="edit" aspectratio="t"/>
+              </v:shapetype>
+              <v:shape id="Ink 9" o:spid="_x0000_s1026" type="#_x0000_t75" style="position:absolute;margin-left:66.05pt;margin-top:1in;width:11.1pt;height:17.15pt;z-index:251667456;visibility:visible;mso-wrap-style:square;mso-wrap-distance-left:9pt;mso-wrap-distance-top:0;mso-wrap-distance-right:9pt;mso-wrap-distance-bottom:0;mso-position-horizontal:absolute;mso-position-horizontal-relative:text;mso-position-vertical:absolute;mso-position-vertical-relative:text" o:gfxdata="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">
+                <v:imagedata r:id="rId7" o:title=""/>
+              </v:shape>
+            </w:pict>
+          </mc:Fallback>
+        </mc:AlternateContent>
+      </w:r>
+      <w:r>
+        <w:rPr>
+          <w:noProof/>
+          <w:sz w:val="28"/>
+          <w:szCs w:val="28"/>
+          <w:lang w:val="en-US"/>
+        </w:rPr>
+        <mc:AlternateContent>
+          <mc:Choice Requires="wpi">
+            <w:drawing>
+              <wp:anchor distT="0" distB="0" distL="114300" distR="114300" simplePos="0" relativeHeight="251665408" behindDoc="0" locked="0" layoutInCell="1" allowOverlap="1" wp14:anchorId="6FBEDBB5" wp14:editId="23AB3BAE">
+                <wp:simplePos x="0" y="0"/>
+                <wp:positionH relativeFrom="column">
+                  <wp:posOffset>833120</wp:posOffset>
+                </wp:positionH>
+                <wp:positionV relativeFrom="paragraph">
+                  <wp:posOffset>979805</wp:posOffset>
+                </wp:positionV>
+                <wp:extent cx="91440" cy="198120"/>
+                <wp:effectExtent l="38100" t="38100" r="41910" b="49530"/>
+                <wp:wrapNone/>
+                <wp:docPr id="1913954686" name="Ink 7"/>
+                <wp:cNvGraphicFramePr/>
+                <a:graphic xmlns:a="http://schemas.openxmlformats.org/drawingml/2006/main">
+                  <a:graphicData uri="http://schemas.microsoft.com/office/word/2010/wordprocessingInk">
+                    <w14:contentPart bwMode="auto" r:id="rId8">
+                      <w14:nvContentPartPr>
+                        <w14:cNvContentPartPr/>
+                      </w14:nvContentPartPr>
+                      <w14:xfrm>
+                        <a:off x="0" y="0"/>
+                        <a:ext cx="91440" cy="198120"/>
+                      </w14:xfrm>
+                    </w14:contentPart>
+                  </a:graphicData>
+                </a:graphic>
+                <wp14:sizeRelH relativeFrom="margin">
+                  <wp14:pctWidth>0</wp14:pctWidth>
+                </wp14:sizeRelH>
+                <wp14:sizeRelV relativeFrom="margin">
+                  <wp14:pctHeight>0</wp14:pctHeight>
+                </wp14:sizeRelV>
+              </wp:anchor>
+            </w:drawing>
+          </mc:Choice>
+          <mc:Fallback>
+            <w:pict>
+              <v:shape w14:anchorId="7AA408BD" id="Ink 7" o:spid="_x0000_s1026" type="#_x0000_t75" style="position:absolute;margin-left:65.25pt;margin-top:76.8pt;width:7.9pt;height:16.3pt;z-index:251665408;visibility:visible;mso-wrap-style:square;mso-width-percent:0;mso-height-percent:0;mso-wrap-distance-left:9pt;mso-wrap-distance-top:0;mso-wrap-distance-right:9pt;mso-wrap-distance-bottom:0;mso-position-horizontal:absolute;mso-position-horizontal-relative:text;mso-position-vertical:absolute;mso-position-vertical-relative:text;mso-width-percent:0;mso-height-percent:0;mso-width-relative:margin;mso-height-relative:margin" o:gfxdata="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">
+                <v:imagedata r:id="rId9" o:title=""/>
+              </v:shape>
+            </w:pict>
+          </mc:Fallback>
+        </mc:AlternateContent>
+      </w:r>
+      <w:r>
+        <w:rPr>
+          <w:noProof/>
+          <w:sz w:val="28"/>
+          <w:szCs w:val="28"/>
+          <w:lang w:val="en-US"/>
+        </w:rPr>
+        <mc:AlternateContent>
+          <mc:Choice Requires="wpi">
+            <w:drawing>
+              <wp:anchor distT="0" distB="0" distL="114300" distR="114300" simplePos="0" relativeHeight="251663360" behindDoc="0" locked="0" layoutInCell="1" allowOverlap="1" wp14:anchorId="75E5AFFF" wp14:editId="18B928BF">
+                <wp:simplePos x="0" y="0"/>
+                <wp:positionH relativeFrom="column">
+                  <wp:posOffset>766445</wp:posOffset>
+                </wp:positionH>
+                <wp:positionV relativeFrom="paragraph">
+                  <wp:posOffset>1030605</wp:posOffset>
+                </wp:positionV>
+                <wp:extent cx="180975" cy="168910"/>
+                <wp:effectExtent l="38100" t="38100" r="9525" b="40640"/>
+                <wp:wrapNone/>
+                <wp:docPr id="1882766479" name="Ink 5"/>
+                <wp:cNvGraphicFramePr/>
+                <a:graphic xmlns:a="http://schemas.openxmlformats.org/drawingml/2006/main">
+                  <a:graphicData uri="http://schemas.microsoft.com/office/word/2010/wordprocessingInk">
+                    <w14:contentPart bwMode="auto" r:id="rId10">
+                      <w14:nvContentPartPr>
+                        <w14:cNvContentPartPr/>
+                      </w14:nvContentPartPr>
+                      <w14:xfrm>
+                        <a:off x="0" y="0"/>
+                        <a:ext cx="180975" cy="168910"/>
+                      </w14:xfrm>
+                    </w14:contentPart>
+                  </a:graphicData>
+                </a:graphic>
+              </wp:anchor>
+            </w:drawing>
+          </mc:Choice>
+          <mc:Fallback>
+            <w:pict>
+              <v:shape w14:anchorId="4C094BB1" id="Ink 5" o:spid="_x0000_s1026" type="#_x0000_t75" style="position:absolute;margin-left:60pt;margin-top:80.8pt;width:14.95pt;height:14pt;z-index:251663360;visibility:visible;mso-wrap-style:square;mso-wrap-distance-left:9pt;mso-wrap-distance-top:0;mso-wrap-distance-right:9pt;mso-wrap-distance-bottom:0;mso-position-horizontal:absolute;mso-position-horizontal-relative:text;mso-position-vertical:absolute;mso-position-vertical-relative:text" o:gfxdata="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">
+                <v:imagedata r:id="rId11" o:title=""/>
+              </v:shape>
+            </w:pict>
+          </mc:Fallback>
+        </mc:AlternateContent>
+      </w:r>
+      <w:r>
+        <w:rPr>
+          <w:noProof/>
+          <w:sz w:val="28"/>
+          <w:szCs w:val="28"/>
+          <w:lang w:val="en-US"/>
+        </w:rPr>
+        <w:drawing>
+          <wp:inline distT="0" distB="0" distL="0" distR="0" wp14:anchorId="2B45FA5C" wp14:editId="4BF14659">
+            <wp:extent cx="5219700" cy="1438801"/>
+            <wp:effectExtent l="0" t="0" r="0" b="9525"/>
+            <wp:docPr id="1895574824" name="Picture 1"/>
+            <wp:cNvGraphicFramePr>
+              <a:graphicFrameLocks xmlns:a="http://schemas.openxmlformats.org/drawingml/2006/main" noChangeAspect="1"/>
+            </wp:cNvGraphicFramePr>
+            <a:graphic xmlns:a="http://schemas.openxmlformats.org/drawingml/2006/main">
+              <a:graphicData uri="http://schemas.openxmlformats.org/drawingml/2006/picture">
+                <pic:pic xmlns:pic="http://schemas.openxmlformats.org/drawingml/2006/picture">
+                  <pic:nvPicPr>
+                    <pic:cNvPr id="1895574824" name=""/>
+                    <pic:cNvPicPr/>
+                  </pic:nvPicPr>
+                  <pic:blipFill>
+                    <a:blip r:embed="rId12"/>
+                    <a:stretch>
+                      <a:fillRect/>
+                    </a:stretch>
+                  </pic:blipFill>
+                  <pic:spPr>
+                    <a:xfrm>
+                      <a:off x="0" y="0"/>
+                      <a:ext cx="5236967" cy="1443561"/>
+                    </a:xfrm>
+                    <a:prstGeom prst="rect">
+                      <a:avLst/>
+                    </a:prstGeom>
+                  </pic:spPr>
+                </pic:pic>
+              </a:graphicData>
+            </a:graphic>
+          </wp:inline>
+        </w:drawing>
+      </w:r>
+      <w:r>
+        <w:rPr>
+          <w:sz w:val="28"/>
+          <w:szCs w:val="28"/>
+          <w:lang w:val="en-US"/>
+        </w:rPr>
+        <w:br/>
+      </w:r>
+    </w:p>
+    <w:p>
+      <w:pPr>
+        <w:pStyle w:val="ListParagraph"/>
+        <w:numPr>
+          <w:ilvl w:val="0"/>
+          <w:numId w:val="2"/>
+        </w:numPr>
+        <w:rPr>
+          <w:sz w:val="28"/>
+          <w:szCs w:val="28"/>
+          <w:lang w:val="en-US"/>
+        </w:rPr>
+      </w:pPr>
+      <w:r>
+        <w:rPr>
+          <w:sz w:val="28"/>
+          <w:szCs w:val="28"/>
+          <w:lang w:val="en-US"/>
+        </w:rPr>
+        <w:t xml:space="preserve">After clicking on </w:t>
+      </w:r>
+      <w:r>
+        <w:rPr>
+          <w:sz w:val="28"/>
+          <w:szCs w:val="28"/>
+          <w:lang w:val="en-US"/>
+        </w:rPr>
+        <w:t xml:space="preserve">Create Watchpoint, another window will be </w:t>
+      </w:r>
+      <w:r>
+        <w:rPr>
+          <w:sz w:val="28"/>
+          <w:szCs w:val="28"/>
+          <w:lang w:val="en-US"/>
+        </w:rPr>
+        <w:t>visible:</w:t>
+      </w:r>
+    </w:p>
+    <w:p>
+      <w:pPr>
+        <w:pStyle w:val="ListParagraph"/>
+        <w:numPr>
+          <w:ilvl w:val="0"/>
+          <w:numId w:val="2"/>
+        </w:numPr>
+        <w:rPr>
+          <w:sz w:val="28"/>
+          <w:szCs w:val="28"/>
+          <w:lang w:val="en-US"/>
+        </w:rPr>
+      </w:pPr>
+      <w:r>
+        <w:rPr>
+          <w:sz w:val="28"/>
+          <w:szCs w:val="28"/>
+          <w:lang w:val="en-US"/>
+        </w:rPr>
+        <w:t>Add Variable name</w:t>
+      </w:r>
+      <w:r>
+        <w:rPr>
+          <w:sz w:val="28"/>
+          <w:szCs w:val="28"/>
+          <w:lang w:val="en-US"/>
+        </w:rPr>
+        <w:t>(</w:t>
+      </w:r>
+      <w:proofErr w:type="spellStart"/>
+      <w:r>
+        <w:rPr>
+          <w:sz w:val="28"/>
+          <w:szCs w:val="28"/>
+          <w:lang w:val="en-US"/>
+        </w:rPr>
+        <w:t>lv_salary</w:t>
+      </w:r>
+      <w:proofErr w:type="spellEnd"/>
+      <w:r>
+        <w:rPr>
+          <w:sz w:val="28"/>
+          <w:szCs w:val="28"/>
+          <w:lang w:val="en-US"/>
+        </w:rPr>
+        <w:t>)</w:t>
+      </w:r>
+      <w:r>
+        <w:rPr>
+          <w:sz w:val="28"/>
+          <w:szCs w:val="28"/>
+          <w:lang w:val="en-US"/>
+        </w:rPr>
+        <w:t xml:space="preserve">, and </w:t>
+      </w:r>
+      <w:r>
+        <w:rPr>
+          <w:sz w:val="28"/>
+          <w:szCs w:val="28"/>
+          <w:lang w:val="en-US"/>
+        </w:rPr>
+        <w:t>enter free condition entry</w:t>
+      </w:r>
+    </w:p>
+    <w:p>
+      <w:pPr>
+        <w:pStyle w:val="ListParagraph"/>
+        <w:ind w:left="360"/>
+        <w:rPr>
+          <w:sz w:val="28"/>
+          <w:szCs w:val="28"/>
+          <w:lang w:val="en-US"/>
+        </w:rPr>
+      </w:pPr>
+      <w:r>
+        <w:rPr>
+          <w:sz w:val="28"/>
+          <w:szCs w:val="28"/>
+          <w:lang w:val="en-US"/>
+        </w:rPr>
+        <w:t xml:space="preserve"> (</w:t>
+      </w:r>
+      <w:proofErr w:type="spellStart"/>
+      <w:r>
+        <w:rPr>
+          <w:sz w:val="28"/>
+          <w:szCs w:val="28"/>
+          <w:lang w:val="en-US"/>
+        </w:rPr>
+        <w:t>lv_salary</w:t>
+      </w:r>
+      <w:proofErr w:type="spellEnd"/>
+      <w:r>
+        <w:rPr>
+          <w:sz w:val="28"/>
+          <w:szCs w:val="28"/>
+          <w:lang w:val="en-US"/>
+        </w:rPr>
+        <w:t xml:space="preserve"> &gt;= 80000)</w:t>
+      </w:r>
+      <w:r>
+        <w:rPr>
+          <w:sz w:val="28"/>
+          <w:szCs w:val="28"/>
+          <w:lang w:val="en-US"/>
+        </w:rPr>
+        <w:t xml:space="preserve"> and click enter.</w:t>
+      </w:r>
+    </w:p>
+    <w:p>
+      <w:pPr>
+        <w:pStyle w:val="ListParagraph"/>
+        <w:numPr>
+          <w:ilvl w:val="0"/>
+          <w:numId w:val="2"/>
+        </w:numPr>
+        <w:rPr>
+          <w:sz w:val="28"/>
+          <w:szCs w:val="28"/>
+          <w:lang w:val="en-US"/>
+        </w:rPr>
+      </w:pPr>
+      <w:r>
+        <w:rPr>
+          <w:noProof/>
+          <w:sz w:val="28"/>
+          <w:szCs w:val="28"/>
+          <w:lang w:val="en-US"/>
+        </w:rPr>
+        <w:drawing>
+          <wp:inline distT="0" distB="0" distL="0" distR="0" wp14:anchorId="77E0F312" wp14:editId="2BD49179">
+            <wp:extent cx="5201251" cy="2933700"/>
+            <wp:effectExtent l="0" t="0" r="0" b="0"/>
+            <wp:docPr id="1896802604" name="Picture 1"/>
+            <wp:cNvGraphicFramePr>
+              <a:graphicFrameLocks xmlns:a="http://schemas.openxmlformats.org/drawingml/2006/main" noChangeAspect="1"/>
+            </wp:cNvGraphicFramePr>
+            <a:graphic xmlns:a="http://schemas.openxmlformats.org/drawingml/2006/main">
+              <a:graphicData uri="http://schemas.openxmlformats.org/drawingml/2006/picture">
+                <pic:pic xmlns:pic="http://schemas.openxmlformats.org/drawingml/2006/picture">
+                  <pic:nvPicPr>
+                    <pic:cNvPr id="1896802604" name=""/>
+                    <pic:cNvPicPr/>
+                  </pic:nvPicPr>
+                  <pic:blipFill>
+                    <a:blip r:embed="rId13"/>
+                    <a:stretch>
+                      <a:fillRect/>
+                    </a:stretch>
+                  </pic:blipFill>
+                  <pic:spPr>
+                    <a:xfrm>
+                      <a:off x="0" y="0"/>
+                      <a:ext cx="5210168" cy="2938730"/>
+                    </a:xfrm>
+                    <a:prstGeom prst="rect">
+                      <a:avLst/>
+                    </a:prstGeom>
+                  </pic:spPr>
+                </pic:pic>
+              </a:graphicData>
+            </a:graphic>
+          </wp:inline>
+        </w:drawing>
+      </w:r>
+      <w:r>
+        <w:rPr>
+          <w:sz w:val="28"/>
+          <w:szCs w:val="28"/>
+          <w:lang w:val="en-US"/>
+        </w:rPr>
+        <w:br/>
+      </w:r>
+    </w:p>
+    <w:p>
+      <w:pPr>
+        <w:pStyle w:val="ListParagraph"/>
+        <w:numPr>
+          <w:ilvl w:val="0"/>
+          <w:numId w:val="2"/>
+        </w:numPr>
+        <w:rPr>
+          <w:sz w:val="28"/>
+          <w:szCs w:val="28"/>
+          <w:lang w:val="en-US"/>
+        </w:rPr>
+      </w:pPr>
+      <w:r>
+        <w:rPr>
+          <w:sz w:val="28"/>
+          <w:szCs w:val="28"/>
+          <w:lang w:val="en-US"/>
+        </w:rPr>
+        <w:t xml:space="preserve">Then watchpoint will </w:t>
+      </w:r>
+      <w:proofErr w:type="gramStart"/>
+      <w:r>
+        <w:rPr>
+          <w:sz w:val="28"/>
+          <w:szCs w:val="28"/>
+          <w:lang w:val="en-US"/>
+        </w:rPr>
+        <w:t>created</w:t>
+      </w:r>
+      <w:proofErr w:type="gramEnd"/>
+      <w:r>
+        <w:rPr>
+          <w:sz w:val="28"/>
+          <w:szCs w:val="28"/>
+          <w:lang w:val="en-US"/>
+        </w:rPr>
+        <w:t>:</w:t>
+      </w:r>
+    </w:p>
+    <w:p>
+      <w:pPr>
+        <w:pStyle w:val="ListParagraph"/>
+        <w:numPr>
+          <w:ilvl w:val="0"/>
+          <w:numId w:val="2"/>
+        </w:numPr>
+        <w:rPr>
+          <w:sz w:val="28"/>
+          <w:szCs w:val="28"/>
+          <w:lang w:val="en-US"/>
+        </w:rPr>
+      </w:pPr>
+      <w:r>
+        <w:rPr>
+          <w:noProof/>
+          <w:sz w:val="28"/>
+          <w:szCs w:val="28"/>
+          <w:lang w:val="en-US"/>
+        </w:rPr>
+        <w:drawing>
+          <wp:inline distT="0" distB="0" distL="0" distR="0" wp14:anchorId="79ABB55B" wp14:editId="09405E77">
+            <wp:extent cx="5208331" cy="876300"/>
+            <wp:effectExtent l="0" t="0" r="0" b="0"/>
+            <wp:docPr id="1695858256" name="Picture 1"/>
+            <wp:cNvGraphicFramePr>
+              <a:graphicFrameLocks xmlns:a="http://schemas.openxmlformats.org/drawingml/2006/main" noChangeAspect="1"/>
+            </wp:cNvGraphicFramePr>
+            <a:graphic xmlns:a="http://schemas.openxmlformats.org/drawingml/2006/main">
+              <a:graphicData uri="http://schemas.openxmlformats.org/drawingml/2006/picture">
+                <pic:pic xmlns:pic="http://schemas.openxmlformats.org/drawingml/2006/picture">
+                  <pic:nvPicPr>
+                    <pic:cNvPr id="1695858256" name=""/>
+                    <pic:cNvPicPr/>
+                  </pic:nvPicPr>
+                  <pic:blipFill>
+                    <a:blip r:embed="rId14"/>
+                    <a:stretch>
+                      <a:fillRect/>
+                    </a:stretch>
+                  </pic:blipFill>
+                  <pic:spPr>
+                    <a:xfrm>
+                      <a:off x="0" y="0"/>
+                      <a:ext cx="5236043" cy="880963"/>
+                    </a:xfrm>
+                    <a:prstGeom prst="rect">
+                      <a:avLst/>
+                    </a:prstGeom>
+                  </pic:spPr>
+                </pic:pic>
+              </a:graphicData>
+            </a:graphic>
+          </wp:inline>
+        </w:drawing>
+      </w:r>
+      <w:r>
+        <w:rPr>
+          <w:sz w:val="28"/>
+          <w:szCs w:val="28"/>
+          <w:lang w:val="en-US"/>
+        </w:rPr>
+        <w:br/>
+      </w:r>
+    </w:p>
+    <w:p>
+      <w:pPr>
+        <w:pStyle w:val="ListParagraph"/>
+        <w:numPr>
+          <w:ilvl w:val="0"/>
+          <w:numId w:val="1"/>
+        </w:numPr>
+        <w:spacing w:after="0" w:line="240" w:lineRule="auto"/>
+        <w:rPr>
+          <w:rFonts w:eastAsia="Times New Roman" w:cstheme="minorHAnsi"/>
+          <w:b/>
+          <w:bCs/>
+          <w:color w:val="242424"/>
+          <w:kern w:val="0"/>
+          <w:sz w:val="28"/>
+          <w:szCs w:val="28"/>
+          <w:lang w:eastAsia="en-IN"/>
+          <w14:ligatures w14:val="none"/>
+        </w:rPr>
+      </w:pPr>
+      <w:r>
+        <w:rPr>
+          <w:rFonts w:eastAsia="Times New Roman" w:cstheme="minorHAnsi"/>
+          <w:b/>
+          <w:bCs/>
+          <w:color w:val="242424"/>
+          <w:kern w:val="0"/>
+          <w:sz w:val="28"/>
+          <w:szCs w:val="28"/>
+          <w:lang w:eastAsia="en-IN"/>
+          <w14:ligatures w14:val="none"/>
+        </w:rPr>
+        <w:t>Explore on all tabs in debugging tool?</w:t>
+      </w:r>
+    </w:p>
+    <w:p>
+      <w:pPr>
+        <w:pStyle w:val="ListParagraph"/>
+        <w:numPr>
+          <w:ilvl w:val="0"/>
+          <w:numId w:val="2"/>
+        </w:numPr>
+        <w:spacing w:after="0" w:line="240" w:lineRule="auto"/>
+        <w:rPr>
+          <w:rFonts w:eastAsia="Times New Roman" w:cstheme="minorHAnsi"/>
+          <w:b/>
+          <w:bCs/>
+          <w:color w:val="242424"/>
+          <w:kern w:val="0"/>
+          <w:sz w:val="28"/>
+          <w:szCs w:val="28"/>
+          <w:lang w:eastAsia="en-IN"/>
+          <w14:ligatures w14:val="none"/>
+        </w:rPr>
+      </w:pPr>
+      <w:hyperlink r:id="rId15" w:history="1">
+        <w:r>
+          <w:rPr>
+            <w:rStyle w:val="Hyperlink"/>
+            <w:rFonts w:eastAsia="Times New Roman" w:cstheme="minorHAnsi"/>
+            <w:b/>
+            <w:bCs/>
+            <w:kern w:val="0"/>
+            <w:sz w:val="28"/>
+            <w:szCs w:val="28"/>
+            <w:lang w:eastAsia="en-IN"/>
+            <w14:ligatures w14:val="none"/>
+          </w:rPr>
+          <w:t>Re</w:t>
+        </w:r>
+        <w:r>
+          <w:rPr>
+            <w:rStyle w:val="Hyperlink"/>
+            <w:rFonts w:eastAsia="Times New Roman" w:cstheme="minorHAnsi"/>
+            <w:b/>
+            <w:bCs/>
+            <w:kern w:val="0"/>
+            <w:sz w:val="28"/>
+            <w:szCs w:val="28"/>
+            <w:lang w:eastAsia="en-IN"/>
+            <w14:ligatures w14:val="none"/>
+          </w:rPr>
+          <w:t>f</w:t>
+        </w:r>
+        <w:r>
+          <w:rPr>
+            <w:rStyle w:val="Hyperlink"/>
+            <w:rFonts w:eastAsia="Times New Roman" w:cstheme="minorHAnsi"/>
+            <w:b/>
+            <w:bCs/>
+            <w:kern w:val="0"/>
+            <w:sz w:val="28"/>
+            <w:szCs w:val="28"/>
+            <w:lang w:eastAsia="en-IN"/>
+            <w14:ligatures w14:val="none"/>
+          </w:rPr>
+          <w:t>er</w:t>
+        </w:r>
+      </w:hyperlink>
+    </w:p>
+    <w:p>
+      <w:pPr>
+        <w:pStyle w:val="ListParagraph"/>
+        <w:numPr>
+          <w:ilvl w:val="0"/>
+          <w:numId w:val="2"/>
+        </w:numPr>
+        <w:spacing w:after="0" w:line="240" w:lineRule="auto"/>
+        <w:rPr>
+          <w:rFonts w:eastAsia="Times New Roman" w:cstheme="minorHAnsi"/>
+          <w:b/>
+          <w:bCs/>
+          <w:color w:val="242424"/>
+          <w:kern w:val="0"/>
+          <w:sz w:val="28"/>
+          <w:szCs w:val="28"/>
+          <w:lang w:eastAsia="en-IN"/>
+          <w14:ligatures w14:val="none"/>
+        </w:rPr>
+      </w:pPr>
+      <w:r>
+        <w:rPr>
+          <w:noProof/>
+        </w:rPr>
+        <w:lastRenderedPageBreak/>
+        <w:drawing>
+          <wp:inline distT="0" distB="0" distL="0" distR="0" wp14:anchorId="6D08864D" wp14:editId="300778A1">
+            <wp:extent cx="6042758" cy="3032760"/>
+            <wp:effectExtent l="0" t="0" r="0" b="0"/>
+            <wp:docPr id="1311266439" name="Picture 1"/>
+            <wp:cNvGraphicFramePr>
+              <a:graphicFrameLocks xmlns:a="http://schemas.openxmlformats.org/drawingml/2006/main" noChangeAspect="1"/>
+            </wp:cNvGraphicFramePr>
+            <a:graphic xmlns:a="http://schemas.openxmlformats.org/drawingml/2006/main">
+              <a:graphicData uri="http://schemas.openxmlformats.org/drawingml/2006/picture">
+                <pic:pic xmlns:pic="http://schemas.openxmlformats.org/drawingml/2006/picture">
+                  <pic:nvPicPr>
+                    <pic:cNvPr id="1311266439" name=""/>
+                    <pic:cNvPicPr/>
+                  </pic:nvPicPr>
+                  <pic:blipFill>
+                    <a:blip r:embed="rId16"/>
+                    <a:stretch>
+                      <a:fillRect/>
+                    </a:stretch>
+                  </pic:blipFill>
+                  <pic:spPr>
+                    <a:xfrm>
+                      <a:off x="0" y="0"/>
+                      <a:ext cx="6042758" cy="3032760"/>
+                    </a:xfrm>
+                    <a:prstGeom prst="rect">
+                      <a:avLst/>
+                    </a:prstGeom>
+                  </pic:spPr>
+                </pic:pic>
+              </a:graphicData>
+            </a:graphic>
+          </wp:inline>
+        </w:drawing>
+      </w:r>
+      <w:r>
+        <w:rPr>
+          <w:rFonts w:eastAsia="Times New Roman" w:cstheme="minorHAnsi"/>
+          <w:b/>
+          <w:bCs/>
+          <w:color w:val="242424"/>
+          <w:kern w:val="0"/>
+          <w:sz w:val="28"/>
+          <w:szCs w:val="28"/>
+          <w:lang w:eastAsia="en-IN"/>
+          <w14:ligatures w14:val="none"/>
+        </w:rPr>
+        <w:br/>
+      </w:r>
+    </w:p>
+    <w:p>
+      <w:pPr>
+        <w:pStyle w:val="ListParagraph"/>
+        <w:numPr>
+          <w:ilvl w:val="0"/>
+          <w:numId w:val="2"/>
+        </w:numPr>
+        <w:spacing w:after="0" w:line="240" w:lineRule="auto"/>
+        <w:rPr>
+          <w:rFonts w:eastAsia="Times New Roman" w:cstheme="minorHAnsi"/>
+          <w:b/>
+          <w:bCs/>
+          <w:color w:val="242424"/>
+          <w:kern w:val="0"/>
+          <w:sz w:val="28"/>
+          <w:szCs w:val="28"/>
+          <w:lang w:eastAsia="en-IN"/>
+          <w14:ligatures w14:val="none"/>
+        </w:rPr>
+      </w:pPr>
+      <w:r>
+        <w:rPr>
+          <w:rFonts w:eastAsia="Times New Roman" w:cstheme="minorHAnsi"/>
+          <w:b/>
+          <w:bCs/>
+          <w:color w:val="242424"/>
+          <w:kern w:val="0"/>
+          <w:sz w:val="28"/>
+          <w:szCs w:val="28"/>
+          <w:lang w:eastAsia="en-IN"/>
+          <w14:ligatures w14:val="none"/>
+        </w:rPr>
+        <w:t>Desktop 1 / Desktop 2 / Desktop 3</w:t>
+      </w:r>
+    </w:p>
+    <w:p>
+      <w:pPr>
+        <w:pStyle w:val="ListParagraph"/>
+        <w:numPr>
+          <w:ilvl w:val="0"/>
+          <w:numId w:val="2"/>
+        </w:numPr>
+        <w:spacing w:after="0" w:line="240" w:lineRule="auto"/>
+        <w:rPr>
+          <w:rFonts w:eastAsia="Times New Roman" w:cstheme="minorHAnsi"/>
+          <w:color w:val="242424"/>
+          <w:kern w:val="0"/>
+          <w:sz w:val="28"/>
+          <w:szCs w:val="28"/>
+          <w:lang w:eastAsia="en-IN"/>
+          <w14:ligatures w14:val="none"/>
+        </w:rPr>
+      </w:pPr>
+      <w:r>
+        <w:rPr>
+          <w:rFonts w:eastAsia="Times New Roman" w:cstheme="minorHAnsi"/>
+          <w:color w:val="242424"/>
+          <w:kern w:val="0"/>
+          <w:sz w:val="28"/>
+          <w:szCs w:val="28"/>
+          <w:lang w:eastAsia="en-IN"/>
+          <w14:ligatures w14:val="none"/>
+        </w:rPr>
+        <w:t xml:space="preserve">These are customizable layouts in the debugger. Each desktop allows the user to arrange different views such as code, variables, and tables according to their needs. Developers can switch between desktops to </w:t>
+      </w:r>
+      <w:proofErr w:type="spellStart"/>
+      <w:r>
+        <w:rPr>
+          <w:rFonts w:eastAsia="Times New Roman" w:cstheme="minorHAnsi"/>
+          <w:color w:val="242424"/>
+          <w:kern w:val="0"/>
+          <w:sz w:val="28"/>
+          <w:szCs w:val="28"/>
+          <w:lang w:eastAsia="en-IN"/>
+          <w14:ligatures w14:val="none"/>
+        </w:rPr>
+        <w:t>analyze</w:t>
+      </w:r>
+      <w:proofErr w:type="spellEnd"/>
+      <w:r>
+        <w:rPr>
+          <w:rFonts w:eastAsia="Times New Roman" w:cstheme="minorHAnsi"/>
+          <w:color w:val="242424"/>
+          <w:kern w:val="0"/>
+          <w:sz w:val="28"/>
+          <w:szCs w:val="28"/>
+          <w:lang w:eastAsia="en-IN"/>
+          <w14:ligatures w14:val="none"/>
+        </w:rPr>
+        <w:t xml:space="preserve"> different aspects of the program.</w:t>
+      </w:r>
+      <w:r>
+        <w:rPr>
+          <w:rFonts w:eastAsia="Times New Roman" w:cstheme="minorHAnsi"/>
+          <w:color w:val="242424"/>
+          <w:kern w:val="0"/>
+          <w:sz w:val="28"/>
+          <w:szCs w:val="28"/>
+          <w:lang w:eastAsia="en-IN"/>
+          <w14:ligatures w14:val="none"/>
+        </w:rPr>
+        <w:br/>
+      </w:r>
+    </w:p>
+    <w:p>
+      <w:pPr>
+        <w:pStyle w:val="ListParagraph"/>
+        <w:numPr>
+          <w:ilvl w:val="0"/>
+          <w:numId w:val="2"/>
+        </w:numPr>
+        <w:spacing w:after="0" w:line="240" w:lineRule="auto"/>
+        <w:rPr>
+          <w:rFonts w:eastAsia="Times New Roman" w:cstheme="minorHAnsi"/>
+          <w:b/>
+          <w:bCs/>
+          <w:color w:val="242424"/>
+          <w:kern w:val="0"/>
+          <w:sz w:val="28"/>
+          <w:szCs w:val="28"/>
+          <w:lang w:eastAsia="en-IN"/>
+          <w14:ligatures w14:val="none"/>
+        </w:rPr>
+      </w:pPr>
+      <w:r>
+        <w:rPr>
+          <w:rFonts w:eastAsia="Times New Roman" w:cstheme="minorHAnsi"/>
+          <w:b/>
+          <w:bCs/>
+          <w:color w:val="242424"/>
+          <w:kern w:val="0"/>
+          <w:sz w:val="28"/>
+          <w:szCs w:val="28"/>
+          <w:lang w:eastAsia="en-IN"/>
+          <w14:ligatures w14:val="none"/>
+        </w:rPr>
+        <w:t>Standard Tab</w:t>
+      </w:r>
+    </w:p>
+    <w:p>
+      <w:pPr>
+        <w:pStyle w:val="ListParagraph"/>
+        <w:numPr>
+          <w:ilvl w:val="0"/>
+          <w:numId w:val="2"/>
+        </w:numPr>
+        <w:spacing w:after="0" w:line="240" w:lineRule="auto"/>
+        <w:rPr>
+          <w:rFonts w:eastAsia="Times New Roman" w:cstheme="minorHAnsi"/>
+          <w:color w:val="242424"/>
+          <w:kern w:val="0"/>
+          <w:sz w:val="28"/>
+          <w:szCs w:val="28"/>
+          <w:lang w:eastAsia="en-IN"/>
+          <w14:ligatures w14:val="none"/>
+        </w:rPr>
+      </w:pPr>
+      <w:r>
+        <w:rPr>
+          <w:rFonts w:eastAsia="Times New Roman" w:cstheme="minorHAnsi"/>
+          <w:color w:val="242424"/>
+          <w:kern w:val="0"/>
+          <w:sz w:val="28"/>
+          <w:szCs w:val="28"/>
+          <w:lang w:eastAsia="en-IN"/>
+          <w14:ligatures w14:val="none"/>
+        </w:rPr>
+        <w:t>The Standard tab displays the default debugging layout. It includes the source code and basic variable information. This tab is useful for beginners to follow the program execution step-by-step.</w:t>
+      </w:r>
+      <w:r>
+        <w:rPr>
+          <w:rFonts w:eastAsia="Times New Roman" w:cstheme="minorHAnsi"/>
+          <w:color w:val="242424"/>
+          <w:kern w:val="0"/>
+          <w:sz w:val="28"/>
+          <w:szCs w:val="28"/>
+          <w:lang w:eastAsia="en-IN"/>
+          <w14:ligatures w14:val="none"/>
+        </w:rPr>
+        <w:br/>
+      </w:r>
+    </w:p>
+    <w:p>
+      <w:pPr>
+        <w:pStyle w:val="ListParagraph"/>
+        <w:numPr>
+          <w:ilvl w:val="0"/>
+          <w:numId w:val="2"/>
+        </w:numPr>
+        <w:spacing w:after="0" w:line="240" w:lineRule="auto"/>
+        <w:rPr>
+          <w:rFonts w:eastAsia="Times New Roman" w:cstheme="minorHAnsi"/>
+          <w:b/>
+          <w:bCs/>
+          <w:color w:val="242424"/>
+          <w:kern w:val="0"/>
+          <w:sz w:val="28"/>
+          <w:szCs w:val="28"/>
+          <w:lang w:eastAsia="en-IN"/>
+          <w14:ligatures w14:val="none"/>
+        </w:rPr>
+      </w:pPr>
+      <w:r>
+        <w:rPr>
+          <w:rFonts w:eastAsia="Times New Roman" w:cstheme="minorHAnsi"/>
+          <w:b/>
+          <w:bCs/>
+          <w:color w:val="242424"/>
+          <w:kern w:val="0"/>
+          <w:sz w:val="28"/>
+          <w:szCs w:val="28"/>
+          <w:lang w:eastAsia="en-IN"/>
+          <w14:ligatures w14:val="none"/>
+        </w:rPr>
+        <w:t>Structures Tab</w:t>
+      </w:r>
+    </w:p>
+    <w:p>
+      <w:pPr>
+        <w:pStyle w:val="ListParagraph"/>
+        <w:numPr>
+          <w:ilvl w:val="0"/>
+          <w:numId w:val="2"/>
+        </w:numPr>
+        <w:spacing w:after="0" w:line="240" w:lineRule="auto"/>
+        <w:rPr>
+          <w:rFonts w:eastAsia="Times New Roman" w:cstheme="minorHAnsi"/>
+          <w:color w:val="242424"/>
+          <w:kern w:val="0"/>
+          <w:sz w:val="28"/>
+          <w:szCs w:val="28"/>
+          <w:lang w:eastAsia="en-IN"/>
+          <w14:ligatures w14:val="none"/>
+        </w:rPr>
+      </w:pPr>
+      <w:r>
+        <w:rPr>
+          <w:rFonts w:eastAsia="Times New Roman" w:cstheme="minorHAnsi"/>
+          <w:color w:val="242424"/>
+          <w:kern w:val="0"/>
+          <w:sz w:val="28"/>
+          <w:szCs w:val="28"/>
+          <w:lang w:eastAsia="en-IN"/>
+          <w14:ligatures w14:val="none"/>
+        </w:rPr>
+        <w:t>The Structures tab is used to display structured variables (work areas). It shows all fields and their values within a structure.</w:t>
+      </w:r>
+    </w:p>
+    <w:p>
+      <w:pPr>
+        <w:pStyle w:val="ListParagraph"/>
+        <w:numPr>
+          <w:ilvl w:val="0"/>
+          <w:numId w:val="2"/>
+        </w:numPr>
+        <w:spacing w:after="0" w:line="240" w:lineRule="auto"/>
+        <w:rPr>
+          <w:rFonts w:eastAsia="Times New Roman" w:cstheme="minorHAnsi"/>
+          <w:color w:val="242424"/>
+          <w:kern w:val="0"/>
+          <w:sz w:val="28"/>
+          <w:szCs w:val="28"/>
+          <w:lang w:eastAsia="en-IN"/>
+          <w14:ligatures w14:val="none"/>
+        </w:rPr>
+      </w:pPr>
+      <w:r>
+        <w:rPr>
+          <w:rFonts w:eastAsia="Times New Roman" w:cstheme="minorHAnsi"/>
+          <w:color w:val="242424"/>
+          <w:kern w:val="0"/>
+          <w:sz w:val="28"/>
+          <w:szCs w:val="28"/>
+          <w:lang w:eastAsia="en-IN"/>
+          <w14:ligatures w14:val="none"/>
+        </w:rPr>
+        <w:t>Example:</w:t>
+      </w:r>
+    </w:p>
+    <w:p>
+      <w:pPr>
+        <w:pStyle w:val="ListParagraph"/>
+        <w:numPr>
+          <w:ilvl w:val="0"/>
+          <w:numId w:val="2"/>
+        </w:numPr>
+        <w:spacing w:after="0" w:line="240" w:lineRule="auto"/>
+        <w:rPr>
+          <w:rFonts w:eastAsia="Times New Roman" w:cstheme="minorHAnsi"/>
+          <w:color w:val="242424"/>
+          <w:kern w:val="0"/>
+          <w:sz w:val="28"/>
+          <w:szCs w:val="28"/>
+          <w:lang w:eastAsia="en-IN"/>
+          <w14:ligatures w14:val="none"/>
+        </w:rPr>
+      </w:pPr>
+      <w:r>
+        <w:rPr>
+          <w:rFonts w:eastAsia="Times New Roman" w:cstheme="minorHAnsi"/>
+          <w:color w:val="242424"/>
+          <w:kern w:val="0"/>
+          <w:sz w:val="28"/>
+          <w:szCs w:val="28"/>
+          <w:lang w:eastAsia="en-IN"/>
+          <w14:ligatures w14:val="none"/>
+        </w:rPr>
+        <w:t>If a structure contains employee details, this tab will display fields like employee ID, name, and department.</w:t>
+      </w:r>
+      <w:r>
+        <w:rPr>
+          <w:rFonts w:eastAsia="Times New Roman" w:cstheme="minorHAnsi"/>
+          <w:color w:val="242424"/>
+          <w:kern w:val="0"/>
+          <w:sz w:val="28"/>
+          <w:szCs w:val="28"/>
+          <w:lang w:eastAsia="en-IN"/>
+          <w14:ligatures w14:val="none"/>
+        </w:rPr>
+        <w:br/>
+      </w:r>
+    </w:p>
+    <w:p>
+      <w:pPr>
+        <w:pStyle w:val="ListParagraph"/>
+        <w:numPr>
+          <w:ilvl w:val="0"/>
+          <w:numId w:val="2"/>
+        </w:numPr>
+        <w:spacing w:after="0" w:line="240" w:lineRule="auto"/>
+        <w:rPr>
+          <w:rFonts w:eastAsia="Times New Roman" w:cstheme="minorHAnsi"/>
+          <w:b/>
+          <w:bCs/>
+          <w:color w:val="242424"/>
+          <w:kern w:val="0"/>
+          <w:sz w:val="28"/>
+          <w:szCs w:val="28"/>
+          <w:lang w:eastAsia="en-IN"/>
+          <w14:ligatures w14:val="none"/>
+        </w:rPr>
+      </w:pPr>
+      <w:r>
+        <w:rPr>
+          <w:rFonts w:eastAsia="Times New Roman" w:cstheme="minorHAnsi"/>
+          <w:b/>
+          <w:bCs/>
+          <w:color w:val="242424"/>
+          <w:kern w:val="0"/>
+          <w:sz w:val="28"/>
+          <w:szCs w:val="28"/>
+          <w:lang w:eastAsia="en-IN"/>
+          <w14:ligatures w14:val="none"/>
+        </w:rPr>
+        <w:t>Tables Tab</w:t>
+      </w:r>
+    </w:p>
+    <w:p>
+      <w:pPr>
+        <w:pStyle w:val="ListParagraph"/>
+        <w:numPr>
+          <w:ilvl w:val="0"/>
+          <w:numId w:val="2"/>
+        </w:numPr>
+        <w:spacing w:after="0" w:line="240" w:lineRule="auto"/>
+        <w:rPr>
+          <w:rFonts w:eastAsia="Times New Roman" w:cstheme="minorHAnsi"/>
+          <w:color w:val="242424"/>
+          <w:kern w:val="0"/>
+          <w:sz w:val="28"/>
+          <w:szCs w:val="28"/>
+          <w:lang w:eastAsia="en-IN"/>
+          <w14:ligatures w14:val="none"/>
+        </w:rPr>
+      </w:pPr>
+      <w:r>
+        <w:rPr>
+          <w:rFonts w:eastAsia="Times New Roman" w:cstheme="minorHAnsi"/>
+          <w:color w:val="242424"/>
+          <w:kern w:val="0"/>
+          <w:sz w:val="28"/>
+          <w:szCs w:val="28"/>
+          <w:lang w:eastAsia="en-IN"/>
+          <w14:ligatures w14:val="none"/>
+        </w:rPr>
+        <w:t>The Tables tab is used to view internal tables. It displays all rows and columns of the table in a tabular format.</w:t>
+      </w:r>
+    </w:p>
+    <w:p>
+      <w:pPr>
+        <w:pStyle w:val="ListParagraph"/>
+        <w:numPr>
+          <w:ilvl w:val="0"/>
+          <w:numId w:val="2"/>
+        </w:numPr>
+        <w:spacing w:after="0" w:line="240" w:lineRule="auto"/>
+        <w:rPr>
+          <w:rFonts w:eastAsia="Times New Roman" w:cstheme="minorHAnsi"/>
+          <w:color w:val="242424"/>
+          <w:kern w:val="0"/>
+          <w:sz w:val="28"/>
+          <w:szCs w:val="28"/>
+          <w:lang w:eastAsia="en-IN"/>
+          <w14:ligatures w14:val="none"/>
+        </w:rPr>
+      </w:pPr>
+      <w:r>
+        <w:rPr>
+          <w:rFonts w:eastAsia="Times New Roman" w:cstheme="minorHAnsi"/>
+          <w:color w:val="242424"/>
+          <w:kern w:val="0"/>
+          <w:sz w:val="28"/>
+          <w:szCs w:val="28"/>
+          <w:lang w:eastAsia="en-IN"/>
+          <w14:ligatures w14:val="none"/>
+        </w:rPr>
+        <w:t>Features:</w:t>
+      </w:r>
+    </w:p>
+    <w:p>
+      <w:pPr>
+        <w:pStyle w:val="ListParagraph"/>
+        <w:numPr>
+          <w:ilvl w:val="0"/>
+          <w:numId w:val="2"/>
+        </w:numPr>
+        <w:spacing w:after="0" w:line="240" w:lineRule="auto"/>
+        <w:rPr>
+          <w:rFonts w:eastAsia="Times New Roman" w:cstheme="minorHAnsi"/>
+          <w:color w:val="242424"/>
+          <w:kern w:val="0"/>
+          <w:sz w:val="28"/>
+          <w:szCs w:val="28"/>
+          <w:lang w:eastAsia="en-IN"/>
+          <w14:ligatures w14:val="none"/>
+        </w:rPr>
+      </w:pPr>
+      <w:r>
+        <w:rPr>
+          <w:rFonts w:eastAsia="Times New Roman" w:cstheme="minorHAnsi"/>
+          <w:color w:val="242424"/>
+          <w:kern w:val="0"/>
+          <w:sz w:val="28"/>
+          <w:szCs w:val="28"/>
+          <w:lang w:eastAsia="en-IN"/>
+          <w14:ligatures w14:val="none"/>
+        </w:rPr>
+        <w:t>View complete table data</w:t>
+      </w:r>
+    </w:p>
+    <w:p>
+      <w:pPr>
+        <w:pStyle w:val="ListParagraph"/>
+        <w:numPr>
+          <w:ilvl w:val="0"/>
+          <w:numId w:val="2"/>
+        </w:numPr>
+        <w:spacing w:after="0" w:line="240" w:lineRule="auto"/>
+        <w:rPr>
+          <w:rFonts w:eastAsia="Times New Roman" w:cstheme="minorHAnsi"/>
+          <w:color w:val="242424"/>
+          <w:kern w:val="0"/>
+          <w:sz w:val="28"/>
+          <w:szCs w:val="28"/>
+          <w:lang w:eastAsia="en-IN"/>
+          <w14:ligatures w14:val="none"/>
+        </w:rPr>
+      </w:pPr>
+      <w:r>
+        <w:rPr>
+          <w:rFonts w:eastAsia="Times New Roman" w:cstheme="minorHAnsi"/>
+          <w:color w:val="242424"/>
+          <w:kern w:val="0"/>
+          <w:sz w:val="28"/>
+          <w:szCs w:val="28"/>
+          <w:lang w:eastAsia="en-IN"/>
+          <w14:ligatures w14:val="none"/>
+        </w:rPr>
+        <w:t>Edit values during debugging</w:t>
+      </w:r>
+    </w:p>
+    <w:p>
+      <w:pPr>
+        <w:pStyle w:val="ListParagraph"/>
+        <w:numPr>
+          <w:ilvl w:val="0"/>
+          <w:numId w:val="2"/>
+        </w:numPr>
+        <w:spacing w:after="0" w:line="240" w:lineRule="auto"/>
+        <w:rPr>
+          <w:rFonts w:eastAsia="Times New Roman" w:cstheme="minorHAnsi"/>
+          <w:color w:val="242424"/>
+          <w:kern w:val="0"/>
+          <w:sz w:val="28"/>
+          <w:szCs w:val="28"/>
+          <w:lang w:eastAsia="en-IN"/>
+          <w14:ligatures w14:val="none"/>
+        </w:rPr>
+      </w:pPr>
+      <w:proofErr w:type="spellStart"/>
+      <w:r>
+        <w:rPr>
+          <w:rFonts w:eastAsia="Times New Roman" w:cstheme="minorHAnsi"/>
+          <w:color w:val="242424"/>
+          <w:kern w:val="0"/>
+          <w:sz w:val="28"/>
+          <w:szCs w:val="28"/>
+          <w:lang w:eastAsia="en-IN"/>
+          <w14:ligatures w14:val="none"/>
+        </w:rPr>
+        <w:t>Analyze</w:t>
+      </w:r>
+      <w:proofErr w:type="spellEnd"/>
+      <w:r>
+        <w:rPr>
+          <w:rFonts w:eastAsia="Times New Roman" w:cstheme="minorHAnsi"/>
+          <w:color w:val="242424"/>
+          <w:kern w:val="0"/>
+          <w:sz w:val="28"/>
+          <w:szCs w:val="28"/>
+          <w:lang w:eastAsia="en-IN"/>
+          <w14:ligatures w14:val="none"/>
+        </w:rPr>
+        <w:t xml:space="preserve"> large datasets</w:t>
+      </w:r>
+    </w:p>
+    <w:p>
+      <w:pPr>
+        <w:pStyle w:val="ListParagraph"/>
+        <w:numPr>
+          <w:ilvl w:val="0"/>
+          <w:numId w:val="2"/>
+        </w:numPr>
+        <w:spacing w:after="0" w:line="240" w:lineRule="auto"/>
+        <w:rPr>
+          <w:rFonts w:eastAsia="Times New Roman" w:cstheme="minorHAnsi"/>
+          <w:color w:val="242424"/>
+          <w:kern w:val="0"/>
+          <w:sz w:val="28"/>
+          <w:szCs w:val="28"/>
+          <w:lang w:eastAsia="en-IN"/>
+          <w14:ligatures w14:val="none"/>
+        </w:rPr>
+      </w:pPr>
+      <w:r>
+        <w:rPr>
+          <w:rFonts w:eastAsia="Times New Roman" w:cstheme="minorHAnsi"/>
+          <w:color w:val="242424"/>
+          <w:kern w:val="0"/>
+          <w:sz w:val="28"/>
+          <w:szCs w:val="28"/>
+          <w:lang w:eastAsia="en-IN"/>
+          <w14:ligatures w14:val="none"/>
+        </w:rPr>
+        <w:lastRenderedPageBreak/>
+        <w:t>This tab is very important when working with internal tables and loops.</w:t>
+      </w:r>
+      <w:r>
+        <w:rPr>
+          <w:rFonts w:eastAsia="Times New Roman" w:cstheme="minorHAnsi"/>
+          <w:color w:val="242424"/>
+          <w:kern w:val="0"/>
+          <w:sz w:val="28"/>
+          <w:szCs w:val="28"/>
+          <w:lang w:eastAsia="en-IN"/>
+          <w14:ligatures w14:val="none"/>
+        </w:rPr>
+        <w:br/>
+      </w:r>
+    </w:p>
+    <w:p>
+      <w:pPr>
+        <w:pStyle w:val="ListParagraph"/>
+        <w:numPr>
+          <w:ilvl w:val="0"/>
+          <w:numId w:val="2"/>
+        </w:numPr>
+        <w:spacing w:after="0" w:line="240" w:lineRule="auto"/>
+        <w:rPr>
+          <w:rFonts w:eastAsia="Times New Roman" w:cstheme="minorHAnsi"/>
+          <w:b/>
+          <w:bCs/>
+          <w:color w:val="242424"/>
+          <w:kern w:val="0"/>
+          <w:sz w:val="28"/>
+          <w:szCs w:val="28"/>
+          <w:lang w:eastAsia="en-IN"/>
+          <w14:ligatures w14:val="none"/>
+        </w:rPr>
+      </w:pPr>
+      <w:r>
+        <w:rPr>
+          <w:rFonts w:eastAsia="Times New Roman" w:cstheme="minorHAnsi"/>
+          <w:b/>
+          <w:bCs/>
+          <w:color w:val="242424"/>
+          <w:kern w:val="0"/>
+          <w:sz w:val="28"/>
+          <w:szCs w:val="28"/>
+          <w:lang w:eastAsia="en-IN"/>
+          <w14:ligatures w14:val="none"/>
+        </w:rPr>
+        <w:t>Objects Tab</w:t>
+      </w:r>
+    </w:p>
+    <w:p>
+      <w:pPr>
+        <w:pStyle w:val="ListParagraph"/>
+        <w:numPr>
+          <w:ilvl w:val="0"/>
+          <w:numId w:val="2"/>
+        </w:numPr>
+        <w:spacing w:after="0" w:line="240" w:lineRule="auto"/>
+        <w:rPr>
+          <w:rFonts w:eastAsia="Times New Roman" w:cstheme="minorHAnsi"/>
+          <w:color w:val="242424"/>
+          <w:kern w:val="0"/>
+          <w:sz w:val="28"/>
+          <w:szCs w:val="28"/>
+          <w:lang w:eastAsia="en-IN"/>
+          <w14:ligatures w14:val="none"/>
+        </w:rPr>
+      </w:pPr>
+      <w:r>
+        <w:rPr>
+          <w:rFonts w:eastAsia="Times New Roman" w:cstheme="minorHAnsi"/>
+          <w:color w:val="242424"/>
+          <w:kern w:val="0"/>
+          <w:sz w:val="28"/>
+          <w:szCs w:val="28"/>
+          <w:lang w:eastAsia="en-IN"/>
+          <w14:ligatures w14:val="none"/>
+        </w:rPr>
+        <w:t>The Objects tab is used in Object-Oriented ABAP. It displays object instances, their attributes, and methods. This tab is useful when debugging class-based programs.</w:t>
+      </w:r>
+      <w:r>
+        <w:rPr>
+          <w:rFonts w:eastAsia="Times New Roman" w:cstheme="minorHAnsi"/>
+          <w:color w:val="242424"/>
+          <w:kern w:val="0"/>
+          <w:sz w:val="28"/>
+          <w:szCs w:val="28"/>
+          <w:lang w:eastAsia="en-IN"/>
+          <w14:ligatures w14:val="none"/>
+        </w:rPr>
+        <w:br/>
+      </w:r>
+    </w:p>
+    <w:p>
+      <w:pPr>
+        <w:pStyle w:val="ListParagraph"/>
+        <w:numPr>
+          <w:ilvl w:val="0"/>
+          <w:numId w:val="2"/>
+        </w:numPr>
+        <w:spacing w:after="0" w:line="240" w:lineRule="auto"/>
+        <w:rPr>
+          <w:rFonts w:eastAsia="Times New Roman" w:cstheme="minorHAnsi"/>
+          <w:b/>
+          <w:bCs/>
+          <w:color w:val="242424"/>
+          <w:kern w:val="0"/>
+          <w:sz w:val="28"/>
+          <w:szCs w:val="28"/>
+          <w:lang w:eastAsia="en-IN"/>
+          <w14:ligatures w14:val="none"/>
+        </w:rPr>
+      </w:pPr>
+      <w:r>
+        <w:rPr>
+          <w:rFonts w:eastAsia="Times New Roman" w:cstheme="minorHAnsi"/>
+          <w:b/>
+          <w:bCs/>
+          <w:color w:val="242424"/>
+          <w:kern w:val="0"/>
+          <w:sz w:val="28"/>
+          <w:szCs w:val="28"/>
+          <w:lang w:eastAsia="en-IN"/>
+          <w14:ligatures w14:val="none"/>
+        </w:rPr>
+        <w:t>Detail Tab</w:t>
+      </w:r>
+    </w:p>
+    <w:p>
+      <w:pPr>
+        <w:pStyle w:val="ListParagraph"/>
+        <w:numPr>
+          <w:ilvl w:val="0"/>
+          <w:numId w:val="2"/>
+        </w:numPr>
+        <w:spacing w:after="0" w:line="240" w:lineRule="auto"/>
+        <w:rPr>
+          <w:rFonts w:eastAsia="Times New Roman" w:cstheme="minorHAnsi"/>
+          <w:color w:val="242424"/>
+          <w:kern w:val="0"/>
+          <w:sz w:val="28"/>
+          <w:szCs w:val="28"/>
+          <w:lang w:eastAsia="en-IN"/>
+          <w14:ligatures w14:val="none"/>
+        </w:rPr>
+      </w:pPr>
+      <w:r>
+        <w:rPr>
+          <w:rFonts w:eastAsia="Times New Roman" w:cstheme="minorHAnsi"/>
+          <w:color w:val="242424"/>
+          <w:kern w:val="0"/>
+          <w:sz w:val="28"/>
+          <w:szCs w:val="28"/>
+          <w:lang w:eastAsia="en-IN"/>
+          <w14:ligatures w14:val="none"/>
+        </w:rPr>
+        <w:t>The Detail tab shows in-depth information about a selected variable. It provides additional technical details such as length, type, and internal representation of data.</w:t>
+      </w:r>
+      <w:r>
+        <w:rPr>
+          <w:rFonts w:eastAsia="Times New Roman" w:cstheme="minorHAnsi"/>
+          <w:color w:val="242424"/>
+          <w:kern w:val="0"/>
+          <w:sz w:val="28"/>
+          <w:szCs w:val="28"/>
+          <w:lang w:eastAsia="en-IN"/>
+          <w14:ligatures w14:val="none"/>
+        </w:rPr>
+        <w:br/>
+      </w:r>
+    </w:p>
+    <w:p>
+      <w:pPr>
+        <w:pStyle w:val="ListParagraph"/>
+        <w:numPr>
+          <w:ilvl w:val="0"/>
+          <w:numId w:val="2"/>
+        </w:numPr>
+        <w:spacing w:after="0" w:line="240" w:lineRule="auto"/>
+        <w:rPr>
+          <w:rFonts w:eastAsia="Times New Roman" w:cstheme="minorHAnsi"/>
+          <w:b/>
+          <w:bCs/>
+          <w:color w:val="242424"/>
+          <w:kern w:val="0"/>
+          <w:sz w:val="28"/>
+          <w:szCs w:val="28"/>
+          <w:lang w:eastAsia="en-IN"/>
+          <w14:ligatures w14:val="none"/>
+        </w:rPr>
+      </w:pPr>
+      <w:r>
+        <w:rPr>
+          <w:rFonts w:eastAsia="Times New Roman" w:cstheme="minorHAnsi"/>
+          <w:b/>
+          <w:bCs/>
+          <w:color w:val="242424"/>
+          <w:kern w:val="0"/>
+          <w:sz w:val="28"/>
+          <w:szCs w:val="28"/>
+          <w:lang w:eastAsia="en-IN"/>
+          <w14:ligatures w14:val="none"/>
+        </w:rPr>
+        <w:t>Data Explorer Tab</w:t>
+      </w:r>
+    </w:p>
+    <w:p>
+      <w:pPr>
+        <w:pStyle w:val="ListParagraph"/>
+        <w:numPr>
+          <w:ilvl w:val="0"/>
+          <w:numId w:val="2"/>
+        </w:numPr>
+        <w:spacing w:after="0" w:line="240" w:lineRule="auto"/>
+        <w:rPr>
+          <w:rFonts w:eastAsia="Times New Roman" w:cstheme="minorHAnsi"/>
+          <w:color w:val="242424"/>
+          <w:kern w:val="0"/>
+          <w:sz w:val="28"/>
+          <w:szCs w:val="28"/>
+          <w:lang w:eastAsia="en-IN"/>
+          <w14:ligatures w14:val="none"/>
+        </w:rPr>
+      </w:pPr>
+      <w:r>
+        <w:rPr>
+          <w:rFonts w:eastAsia="Times New Roman" w:cstheme="minorHAnsi"/>
+          <w:color w:val="242424"/>
+          <w:kern w:val="0"/>
+          <w:sz w:val="28"/>
+          <w:szCs w:val="28"/>
+          <w:lang w:eastAsia="en-IN"/>
+          <w14:ligatures w14:val="none"/>
+        </w:rPr>
+        <w:t xml:space="preserve">The Data Explorer is an advanced tool for </w:t>
+      </w:r>
+      <w:proofErr w:type="spellStart"/>
+      <w:r>
+        <w:rPr>
+          <w:rFonts w:eastAsia="Times New Roman" w:cstheme="minorHAnsi"/>
+          <w:color w:val="242424"/>
+          <w:kern w:val="0"/>
+          <w:sz w:val="28"/>
+          <w:szCs w:val="28"/>
+          <w:lang w:eastAsia="en-IN"/>
+          <w14:ligatures w14:val="none"/>
+        </w:rPr>
+        <w:t>analyzing</w:t>
+      </w:r>
+      <w:proofErr w:type="spellEnd"/>
+      <w:r>
+        <w:rPr>
+          <w:rFonts w:eastAsia="Times New Roman" w:cstheme="minorHAnsi"/>
+          <w:color w:val="242424"/>
+          <w:kern w:val="0"/>
+          <w:sz w:val="28"/>
+          <w:szCs w:val="28"/>
+          <w:lang w:eastAsia="en-IN"/>
+          <w14:ligatures w14:val="none"/>
+        </w:rPr>
+        <w:t xml:space="preserve"> data. It allows developers to:</w:t>
+      </w:r>
+    </w:p>
+    <w:p>
+      <w:pPr>
+        <w:pStyle w:val="ListParagraph"/>
+        <w:numPr>
+          <w:ilvl w:val="0"/>
+          <w:numId w:val="2"/>
+        </w:numPr>
+        <w:spacing w:after="0" w:line="240" w:lineRule="auto"/>
+        <w:rPr>
+          <w:rFonts w:eastAsia="Times New Roman" w:cstheme="minorHAnsi"/>
+          <w:color w:val="242424"/>
+          <w:kern w:val="0"/>
+          <w:sz w:val="28"/>
+          <w:szCs w:val="28"/>
+          <w:lang w:eastAsia="en-IN"/>
+          <w14:ligatures w14:val="none"/>
+        </w:rPr>
+      </w:pPr>
+      <w:r>
+        <w:rPr>
+          <w:rFonts w:eastAsia="Times New Roman" w:cstheme="minorHAnsi"/>
+          <w:color w:val="242424"/>
+          <w:kern w:val="0"/>
+          <w:sz w:val="28"/>
+          <w:szCs w:val="28"/>
+          <w:lang w:eastAsia="en-IN"/>
+          <w14:ligatures w14:val="none"/>
+        </w:rPr>
+        <w:t>Filter records</w:t>
+      </w:r>
+    </w:p>
+    <w:p>
+      <w:pPr>
+        <w:pStyle w:val="ListParagraph"/>
+        <w:numPr>
+          <w:ilvl w:val="0"/>
+          <w:numId w:val="2"/>
+        </w:numPr>
+        <w:spacing w:after="0" w:line="240" w:lineRule="auto"/>
+        <w:rPr>
+          <w:rFonts w:eastAsia="Times New Roman" w:cstheme="minorHAnsi"/>
+          <w:color w:val="242424"/>
+          <w:kern w:val="0"/>
+          <w:sz w:val="28"/>
+          <w:szCs w:val="28"/>
+          <w:lang w:eastAsia="en-IN"/>
+          <w14:ligatures w14:val="none"/>
+        </w:rPr>
+      </w:pPr>
+      <w:r>
+        <w:rPr>
+          <w:rFonts w:eastAsia="Times New Roman" w:cstheme="minorHAnsi"/>
+          <w:color w:val="242424"/>
+          <w:kern w:val="0"/>
+          <w:sz w:val="28"/>
+          <w:szCs w:val="28"/>
+          <w:lang w:eastAsia="en-IN"/>
+          <w14:ligatures w14:val="none"/>
+        </w:rPr>
+        <w:t>Sort data</w:t>
+      </w:r>
+    </w:p>
+    <w:p>
+      <w:pPr>
+        <w:pStyle w:val="ListParagraph"/>
+        <w:numPr>
+          <w:ilvl w:val="0"/>
+          <w:numId w:val="2"/>
+        </w:numPr>
+        <w:spacing w:after="0" w:line="240" w:lineRule="auto"/>
+        <w:rPr>
+          <w:rFonts w:eastAsia="Times New Roman" w:cstheme="minorHAnsi"/>
+          <w:color w:val="242424"/>
+          <w:kern w:val="0"/>
+          <w:sz w:val="28"/>
+          <w:szCs w:val="28"/>
+          <w:lang w:eastAsia="en-IN"/>
+          <w14:ligatures w14:val="none"/>
+        </w:rPr>
+      </w:pPr>
+      <w:r>
+        <w:rPr>
+          <w:rFonts w:eastAsia="Times New Roman" w:cstheme="minorHAnsi"/>
+          <w:color w:val="242424"/>
+          <w:kern w:val="0"/>
+          <w:sz w:val="28"/>
+          <w:szCs w:val="28"/>
+          <w:lang w:eastAsia="en-IN"/>
+          <w14:ligatures w14:val="none"/>
+        </w:rPr>
+        <w:t>Perform detailed analysis of internal tables</w:t>
+      </w:r>
+    </w:p>
+    <w:p>
+      <w:pPr>
+        <w:pStyle w:val="ListParagraph"/>
+        <w:numPr>
+          <w:ilvl w:val="0"/>
+          <w:numId w:val="2"/>
+        </w:numPr>
+        <w:spacing w:after="0" w:line="240" w:lineRule="auto"/>
+        <w:rPr>
+          <w:rFonts w:eastAsia="Times New Roman" w:cstheme="minorHAnsi"/>
+          <w:color w:val="242424"/>
+          <w:kern w:val="0"/>
+          <w:sz w:val="28"/>
+          <w:szCs w:val="28"/>
+          <w:lang w:eastAsia="en-IN"/>
+          <w14:ligatures w14:val="none"/>
+        </w:rPr>
+      </w:pPr>
+      <w:r>
+        <w:rPr>
+          <w:rFonts w:eastAsia="Times New Roman" w:cstheme="minorHAnsi"/>
+          <w:color w:val="242424"/>
+          <w:kern w:val="0"/>
+          <w:sz w:val="28"/>
+          <w:szCs w:val="28"/>
+          <w:lang w:eastAsia="en-IN"/>
+          <w14:ligatures w14:val="none"/>
+        </w:rPr>
+        <w:t>This is especially useful when dealing with large datasets.</w:t>
+      </w:r>
+      <w:r>
+        <w:rPr>
+          <w:rFonts w:eastAsia="Times New Roman" w:cstheme="minorHAnsi"/>
+          <w:color w:val="242424"/>
+          <w:kern w:val="0"/>
+          <w:sz w:val="28"/>
+          <w:szCs w:val="28"/>
+          <w:lang w:eastAsia="en-IN"/>
+          <w14:ligatures w14:val="none"/>
+        </w:rPr>
+        <w:br/>
+      </w:r>
+    </w:p>
+    <w:p>
+      <w:pPr>
+        <w:pStyle w:val="ListParagraph"/>
+        <w:numPr>
+          <w:ilvl w:val="0"/>
+          <w:numId w:val="2"/>
+        </w:numPr>
+        <w:spacing w:after="0" w:line="240" w:lineRule="auto"/>
+        <w:rPr>
+          <w:rFonts w:eastAsia="Times New Roman" w:cstheme="minorHAnsi"/>
+          <w:b/>
+          <w:bCs/>
+          <w:color w:val="242424"/>
+          <w:kern w:val="0"/>
+          <w:sz w:val="28"/>
+          <w:szCs w:val="28"/>
+          <w:lang w:eastAsia="en-IN"/>
+          <w14:ligatures w14:val="none"/>
+        </w:rPr>
+      </w:pPr>
+      <w:r>
+        <w:rPr>
+          <w:rFonts w:eastAsia="Times New Roman" w:cstheme="minorHAnsi"/>
+          <w:b/>
+          <w:bCs/>
+          <w:color w:val="242424"/>
+          <w:kern w:val="0"/>
+          <w:sz w:val="28"/>
+          <w:szCs w:val="28"/>
+          <w:lang w:eastAsia="en-IN"/>
+          <w14:ligatures w14:val="none"/>
+        </w:rPr>
+        <w:t>Breakpoints / Watchpoints Tab</w:t>
+      </w:r>
+    </w:p>
+    <w:p>
+      <w:pPr>
+        <w:pStyle w:val="ListParagraph"/>
+        <w:numPr>
+          <w:ilvl w:val="0"/>
+          <w:numId w:val="2"/>
+        </w:numPr>
+        <w:spacing w:after="0" w:line="240" w:lineRule="auto"/>
+        <w:rPr>
+          <w:rFonts w:eastAsia="Times New Roman" w:cstheme="minorHAnsi"/>
+          <w:color w:val="242424"/>
+          <w:kern w:val="0"/>
+          <w:sz w:val="28"/>
+          <w:szCs w:val="28"/>
+          <w:lang w:eastAsia="en-IN"/>
+          <w14:ligatures w14:val="none"/>
+        </w:rPr>
+      </w:pPr>
+      <w:r>
+        <w:rPr>
+          <w:rFonts w:eastAsia="Times New Roman" w:cstheme="minorHAnsi"/>
+          <w:color w:val="242424"/>
+          <w:kern w:val="0"/>
+          <w:sz w:val="28"/>
+          <w:szCs w:val="28"/>
+          <w:lang w:eastAsia="en-IN"/>
+          <w14:ligatures w14:val="none"/>
+        </w:rPr>
+        <w:t>This tab is used to manage breakpoints and watchpoints.</w:t>
+      </w:r>
+    </w:p>
+    <w:p>
+      <w:pPr>
+        <w:pStyle w:val="ListParagraph"/>
+        <w:numPr>
+          <w:ilvl w:val="0"/>
+          <w:numId w:val="2"/>
+        </w:numPr>
+        <w:spacing w:after="0" w:line="240" w:lineRule="auto"/>
+        <w:rPr>
+          <w:rFonts w:eastAsia="Times New Roman" w:cstheme="minorHAnsi"/>
+          <w:color w:val="242424"/>
+          <w:kern w:val="0"/>
+          <w:sz w:val="28"/>
+          <w:szCs w:val="28"/>
+          <w:lang w:eastAsia="en-IN"/>
+          <w14:ligatures w14:val="none"/>
+        </w:rPr>
+      </w:pPr>
+      <w:r>
+        <w:rPr>
+          <w:rFonts w:eastAsia="Times New Roman" w:cstheme="minorHAnsi"/>
+          <w:color w:val="242424"/>
+          <w:kern w:val="0"/>
+          <w:sz w:val="28"/>
+          <w:szCs w:val="28"/>
+          <w:lang w:eastAsia="en-IN"/>
+          <w14:ligatures w14:val="none"/>
+        </w:rPr>
+        <w:t>Breakpoint: Stops execution at a specific line</w:t>
+      </w:r>
+    </w:p>
+    <w:p>
+      <w:pPr>
+        <w:pStyle w:val="ListParagraph"/>
+        <w:numPr>
+          <w:ilvl w:val="0"/>
+          <w:numId w:val="2"/>
+        </w:numPr>
+        <w:spacing w:after="0" w:line="240" w:lineRule="auto"/>
+        <w:rPr>
+          <w:rFonts w:eastAsia="Times New Roman" w:cstheme="minorHAnsi"/>
+          <w:color w:val="242424"/>
+          <w:kern w:val="0"/>
+          <w:sz w:val="28"/>
+          <w:szCs w:val="28"/>
+          <w:lang w:eastAsia="en-IN"/>
+          <w14:ligatures w14:val="none"/>
+        </w:rPr>
+      </w:pPr>
+      <w:r>
+        <w:rPr>
+          <w:rFonts w:eastAsia="Times New Roman" w:cstheme="minorHAnsi"/>
+          <w:color w:val="242424"/>
+          <w:kern w:val="0"/>
+          <w:sz w:val="28"/>
+          <w:szCs w:val="28"/>
+          <w:lang w:eastAsia="en-IN"/>
+          <w14:ligatures w14:val="none"/>
+        </w:rPr>
+        <w:t>Watchpoint: Stops execution when a variable changes or meets a condition</w:t>
+      </w:r>
+    </w:p>
+    <w:p>
+      <w:pPr>
+        <w:pStyle w:val="ListParagraph"/>
+        <w:numPr>
+          <w:ilvl w:val="0"/>
+          <w:numId w:val="2"/>
+        </w:numPr>
+        <w:spacing w:after="0" w:line="240" w:lineRule="auto"/>
+        <w:rPr>
+          <w:rFonts w:eastAsia="Times New Roman" w:cstheme="minorHAnsi"/>
+          <w:color w:val="242424"/>
+          <w:kern w:val="0"/>
+          <w:sz w:val="28"/>
+          <w:szCs w:val="28"/>
+          <w:lang w:eastAsia="en-IN"/>
+          <w14:ligatures w14:val="none"/>
+        </w:rPr>
+      </w:pPr>
+      <w:r>
+        <w:rPr>
+          <w:rFonts w:eastAsia="Times New Roman" w:cstheme="minorHAnsi"/>
+          <w:color w:val="242424"/>
+          <w:kern w:val="0"/>
+          <w:sz w:val="28"/>
+          <w:szCs w:val="28"/>
+          <w:lang w:eastAsia="en-IN"/>
+          <w14:ligatures w14:val="none"/>
+        </w:rPr>
+        <w:t>Developers can create, modify, and delete breakpoints and watchpoints from this tab.</w:t>
+      </w:r>
+      <w:r>
+        <w:rPr>
+          <w:rFonts w:eastAsia="Times New Roman" w:cstheme="minorHAnsi"/>
+          <w:color w:val="242424"/>
+          <w:kern w:val="0"/>
+          <w:sz w:val="28"/>
+          <w:szCs w:val="28"/>
+          <w:lang w:eastAsia="en-IN"/>
+          <w14:ligatures w14:val="none"/>
+        </w:rPr>
+        <w:br/>
+      </w:r>
+    </w:p>
+    <w:p>
+      <w:pPr>
+        <w:pStyle w:val="ListParagraph"/>
+        <w:numPr>
+          <w:ilvl w:val="0"/>
+          <w:numId w:val="2"/>
+        </w:numPr>
+        <w:spacing w:after="0" w:line="240" w:lineRule="auto"/>
+        <w:rPr>
+          <w:rFonts w:eastAsia="Times New Roman" w:cstheme="minorHAnsi"/>
+          <w:b/>
+          <w:bCs/>
+          <w:color w:val="242424"/>
+          <w:kern w:val="0"/>
+          <w:sz w:val="28"/>
+          <w:szCs w:val="28"/>
+          <w:lang w:eastAsia="en-IN"/>
+          <w14:ligatures w14:val="none"/>
+        </w:rPr>
+      </w:pPr>
+      <w:r>
+        <w:rPr>
+          <w:rFonts w:eastAsia="Times New Roman" w:cstheme="minorHAnsi"/>
+          <w:b/>
+          <w:bCs/>
+          <w:color w:val="242424"/>
+          <w:kern w:val="0"/>
+          <w:sz w:val="28"/>
+          <w:szCs w:val="28"/>
+          <w:lang w:eastAsia="en-IN"/>
+          <w14:ligatures w14:val="none"/>
+        </w:rPr>
+        <w:t>Diff Tab</w:t>
+      </w:r>
+    </w:p>
+    <w:p>
+      <w:pPr>
+        <w:pStyle w:val="ListParagraph"/>
+        <w:numPr>
+          <w:ilvl w:val="0"/>
+          <w:numId w:val="2"/>
+        </w:numPr>
+        <w:spacing w:after="0" w:line="240" w:lineRule="auto"/>
+        <w:rPr>
+          <w:rFonts w:eastAsia="Times New Roman" w:cstheme="minorHAnsi"/>
+          <w:color w:val="242424"/>
+          <w:kern w:val="0"/>
+          <w:sz w:val="28"/>
+          <w:szCs w:val="28"/>
+          <w:lang w:eastAsia="en-IN"/>
+          <w14:ligatures w14:val="none"/>
+        </w:rPr>
+      </w:pPr>
+      <w:r>
+        <w:rPr>
+          <w:rFonts w:eastAsia="Times New Roman" w:cstheme="minorHAnsi"/>
+          <w:color w:val="242424"/>
+          <w:kern w:val="0"/>
+          <w:sz w:val="28"/>
+          <w:szCs w:val="28"/>
+          <w:lang w:eastAsia="en-IN"/>
+          <w14:ligatures w14:val="none"/>
+        </w:rPr>
+        <w:t>The Diff tab is used to compare values of variables before and after execution. It helps identify changes in data during debugging.</w:t>
+      </w:r>
+      <w:r>
+        <w:rPr>
+          <w:rFonts w:eastAsia="Times New Roman" w:cstheme="minorHAnsi"/>
+          <w:color w:val="242424"/>
+          <w:kern w:val="0"/>
+          <w:sz w:val="28"/>
+          <w:szCs w:val="28"/>
+          <w:lang w:eastAsia="en-IN"/>
+          <w14:ligatures w14:val="none"/>
+        </w:rPr>
+        <w:br/>
+      </w:r>
+    </w:p>
+    <w:p>
+      <w:pPr>
+        <w:pStyle w:val="ListParagraph"/>
+        <w:numPr>
+          <w:ilvl w:val="0"/>
+          <w:numId w:val="2"/>
+        </w:numPr>
+        <w:spacing w:after="0" w:line="240" w:lineRule="auto"/>
+        <w:rPr>
+          <w:rFonts w:eastAsia="Times New Roman" w:cstheme="minorHAnsi"/>
+          <w:b/>
+          <w:bCs/>
+          <w:color w:val="242424"/>
+          <w:kern w:val="0"/>
+          <w:sz w:val="28"/>
+          <w:szCs w:val="28"/>
+          <w:lang w:eastAsia="en-IN"/>
+          <w14:ligatures w14:val="none"/>
+        </w:rPr>
+      </w:pPr>
+      <w:r>
+        <w:rPr>
+          <w:rFonts w:eastAsia="Times New Roman" w:cstheme="minorHAnsi"/>
+          <w:b/>
+          <w:bCs/>
+          <w:color w:val="242424"/>
+          <w:kern w:val="0"/>
+          <w:sz w:val="28"/>
+          <w:szCs w:val="28"/>
+          <w:lang w:eastAsia="en-IN"/>
+          <w14:ligatures w14:val="none"/>
+        </w:rPr>
+        <w:t>Script Tab</w:t>
+      </w:r>
+    </w:p>
+    <w:p>
+      <w:pPr>
+        <w:pStyle w:val="ListParagraph"/>
+        <w:numPr>
+          <w:ilvl w:val="0"/>
+          <w:numId w:val="2"/>
+        </w:numPr>
+        <w:spacing w:after="0" w:line="240" w:lineRule="auto"/>
+        <w:rPr>
+          <w:rFonts w:eastAsia="Times New Roman" w:cstheme="minorHAnsi"/>
+          <w:color w:val="242424"/>
+          <w:kern w:val="0"/>
+          <w:sz w:val="28"/>
+          <w:szCs w:val="28"/>
+          <w:lang w:eastAsia="en-IN"/>
+          <w14:ligatures w14:val="none"/>
+        </w:rPr>
+      </w:pPr>
+      <w:r>
+        <w:rPr>
+          <w:rFonts w:eastAsia="Times New Roman" w:cstheme="minorHAnsi"/>
+          <w:color w:val="242424"/>
+          <w:kern w:val="0"/>
+          <w:sz w:val="28"/>
+          <w:szCs w:val="28"/>
+          <w:lang w:eastAsia="en-IN"/>
+          <w14:ligatures w14:val="none"/>
+        </w:rPr>
+        <w:t>The Script tab allows automation of debugging steps. Developers can record and replay debugging actions. This is mainly used in advanced debugging scenarios.</w:t>
+      </w:r>
+      <w:r>
+        <w:rPr>
+          <w:rFonts w:eastAsia="Times New Roman" w:cstheme="minorHAnsi"/>
+          <w:color w:val="242424"/>
+          <w:kern w:val="0"/>
+          <w:sz w:val="28"/>
+          <w:szCs w:val="28"/>
+          <w:lang w:eastAsia="en-IN"/>
+          <w14:ligatures w14:val="none"/>
+        </w:rPr>
+        <w:br/>
+      </w:r>
+    </w:p>
+    <w:p>
+      <w:pPr>
+        <w:spacing w:after="0" w:line="240" w:lineRule="auto"/>
+        <w:rPr>
+          <w:rFonts w:eastAsia="Times New Roman" w:cstheme="minorHAnsi"/>
+          <w:color w:val="242424"/>
+          <w:kern w:val="0"/>
+          <w:sz w:val="28"/>
+          <w:szCs w:val="28"/>
+          <w:lang w:eastAsia="en-IN"/>
+          <w14:ligatures w14:val="none"/>
+        </w:rPr>
+      </w:pPr>
+    </w:p>
+    <w:p>
+      <w:pPr>
+        <w:spacing w:after="0" w:line="240" w:lineRule="auto"/>
+        <w:rPr>
+          <w:rFonts w:eastAsia="Times New Roman" w:cstheme="minorHAnsi"/>
+          <w:color w:val="242424"/>
+          <w:kern w:val="0"/>
+          <w:sz w:val="28"/>
+          <w:szCs w:val="28"/>
+          <w:lang w:eastAsia="en-IN"/>
+          <w14:ligatures w14:val="none"/>
+        </w:rPr>
+      </w:pPr>
+    </w:p>
+    <w:p>
+      <w:pPr>
+        <w:spacing w:after="0" w:line="240" w:lineRule="auto"/>
+        <w:rPr>
+          <w:rFonts w:eastAsia="Times New Roman" w:cstheme="minorHAnsi"/>
+          <w:color w:val="242424"/>
+          <w:kern w:val="0"/>
+          <w:sz w:val="28"/>
+          <w:szCs w:val="28"/>
+          <w:lang w:eastAsia="en-IN"/>
+          <w14:ligatures w14:val="none"/>
+        </w:rPr>
+      </w:pPr>
+    </w:p>
+    <w:p>
+      <w:pPr>
+        <w:spacing w:after="0" w:line="240" w:lineRule="auto"/>
+        <w:rPr>
+          <w:rFonts w:eastAsia="Times New Roman" w:cstheme="minorHAnsi"/>
+          <w:color w:val="242424"/>
+          <w:kern w:val="0"/>
+          <w:sz w:val="28"/>
+          <w:szCs w:val="28"/>
+          <w:lang w:eastAsia="en-IN"/>
+          <w14:ligatures w14:val="none"/>
+        </w:rPr>
+      </w:pPr>
+    </w:p>
+    <w:p>
+      <w:pPr>
+        <w:pStyle w:val="ListParagraph"/>
+        <w:numPr>
+          <w:ilvl w:val="0"/>
+          <w:numId w:val="2"/>
+        </w:numPr>
+        <w:spacing w:after="0" w:line="240" w:lineRule="auto"/>
+        <w:rPr>
+          <w:rFonts w:eastAsia="Times New Roman" w:cstheme="minorHAnsi"/>
+          <w:b/>
+          <w:bCs/>
+          <w:color w:val="242424"/>
+          <w:kern w:val="0"/>
+          <w:sz w:val="28"/>
+          <w:szCs w:val="28"/>
+          <w:lang w:eastAsia="en-IN"/>
+          <w14:ligatures w14:val="none"/>
+        </w:rPr>
+      </w:pPr>
+      <w:r>
+        <w:rPr>
+          <w:rFonts w:eastAsia="Times New Roman" w:cstheme="minorHAnsi"/>
+          <w:b/>
+          <w:bCs/>
+          <w:color w:val="242424"/>
+          <w:kern w:val="0"/>
+          <w:sz w:val="28"/>
+          <w:szCs w:val="28"/>
+          <w:lang w:eastAsia="en-IN"/>
+          <w14:ligatures w14:val="none"/>
+        </w:rPr>
+        <w:lastRenderedPageBreak/>
+        <w:t>Variable View Tabs (Right Side)</w:t>
+      </w:r>
+      <w:r>
+        <w:rPr>
+          <w:rFonts w:eastAsia="Times New Roman" w:cstheme="minorHAnsi"/>
+          <w:b/>
+          <w:bCs/>
+          <w:color w:val="242424"/>
+          <w:kern w:val="0"/>
+          <w:sz w:val="28"/>
+          <w:szCs w:val="28"/>
+          <w:lang w:eastAsia="en-IN"/>
+          <w14:ligatures w14:val="none"/>
+        </w:rPr>
+        <w:t>:</w:t>
+      </w:r>
+    </w:p>
+    <w:p>
+      <w:pPr>
+        <w:pStyle w:val="ListParagraph"/>
+        <w:numPr>
+          <w:ilvl w:val="0"/>
+          <w:numId w:val="2"/>
+        </w:numPr>
+        <w:spacing w:after="0" w:line="240" w:lineRule="auto"/>
+        <w:rPr>
+          <w:rFonts w:eastAsia="Times New Roman" w:cstheme="minorHAnsi"/>
+          <w:b/>
+          <w:bCs/>
+          <w:color w:val="242424"/>
+          <w:kern w:val="0"/>
+          <w:sz w:val="28"/>
+          <w:szCs w:val="28"/>
+          <w:lang w:eastAsia="en-IN"/>
+          <w14:ligatures w14:val="none"/>
+        </w:rPr>
+      </w:pPr>
+      <w:r>
+        <w:rPr>
+          <w:rFonts w:eastAsia="Times New Roman" w:cstheme="minorHAnsi"/>
+          <w:b/>
+          <w:bCs/>
+          <w:color w:val="242424"/>
+          <w:kern w:val="0"/>
+          <w:sz w:val="28"/>
+          <w:szCs w:val="28"/>
+          <w:lang w:eastAsia="en-IN"/>
+          <w14:ligatures w14:val="none"/>
+        </w:rPr>
+        <w:t>Variables 1 / Variables 2</w:t>
+      </w:r>
+    </w:p>
+    <w:p>
+      <w:pPr>
+        <w:pStyle w:val="ListParagraph"/>
+        <w:numPr>
+          <w:ilvl w:val="0"/>
+          <w:numId w:val="2"/>
+        </w:numPr>
+        <w:spacing w:after="0" w:line="240" w:lineRule="auto"/>
+        <w:rPr>
+          <w:rFonts w:eastAsia="Times New Roman" w:cstheme="minorHAnsi"/>
+          <w:color w:val="242424"/>
+          <w:kern w:val="0"/>
+          <w:sz w:val="28"/>
+          <w:szCs w:val="28"/>
+          <w:lang w:eastAsia="en-IN"/>
+          <w14:ligatures w14:val="none"/>
+        </w:rPr>
+      </w:pPr>
+      <w:r>
+        <w:rPr>
+          <w:rFonts w:eastAsia="Times New Roman" w:cstheme="minorHAnsi"/>
+          <w:color w:val="242424"/>
+          <w:kern w:val="0"/>
+          <w:sz w:val="28"/>
+          <w:szCs w:val="28"/>
+          <w:lang w:eastAsia="en-IN"/>
+          <w14:ligatures w14:val="none"/>
+        </w:rPr>
+        <w:t>These tabs display selected variables. Users can manually add variables to monitor their values during execution.</w:t>
+      </w:r>
+      <w:r>
+        <w:rPr>
+          <w:rFonts w:eastAsia="Times New Roman" w:cstheme="minorHAnsi"/>
+          <w:color w:val="242424"/>
+          <w:kern w:val="0"/>
+          <w:sz w:val="28"/>
+          <w:szCs w:val="28"/>
+          <w:lang w:eastAsia="en-IN"/>
+          <w14:ligatures w14:val="none"/>
+        </w:rPr>
+        <w:br/>
+      </w:r>
+    </w:p>
+    <w:p>
+      <w:pPr>
+        <w:pStyle w:val="ListParagraph"/>
+        <w:numPr>
+          <w:ilvl w:val="0"/>
+          <w:numId w:val="2"/>
+        </w:numPr>
+        <w:spacing w:after="0" w:line="240" w:lineRule="auto"/>
+        <w:rPr>
+          <w:rFonts w:eastAsia="Times New Roman" w:cstheme="minorHAnsi"/>
+          <w:b/>
+          <w:bCs/>
+          <w:color w:val="242424"/>
+          <w:kern w:val="0"/>
+          <w:sz w:val="28"/>
+          <w:szCs w:val="28"/>
+          <w:lang w:eastAsia="en-IN"/>
+          <w14:ligatures w14:val="none"/>
+        </w:rPr>
+      </w:pPr>
+      <w:r>
+        <w:rPr>
+          <w:rFonts w:eastAsia="Times New Roman" w:cstheme="minorHAnsi"/>
+          <w:b/>
+          <w:bCs/>
+          <w:color w:val="242424"/>
+          <w:kern w:val="0"/>
+          <w:sz w:val="28"/>
+          <w:szCs w:val="28"/>
+          <w:lang w:eastAsia="en-IN"/>
+          <w14:ligatures w14:val="none"/>
+        </w:rPr>
+        <w:t>Locals Tab</w:t>
+      </w:r>
+    </w:p>
+    <w:p>
+      <w:pPr>
+        <w:pStyle w:val="ListParagraph"/>
+        <w:numPr>
+          <w:ilvl w:val="0"/>
+          <w:numId w:val="2"/>
+        </w:numPr>
+        <w:spacing w:after="0" w:line="240" w:lineRule="auto"/>
+        <w:rPr>
+          <w:rFonts w:eastAsia="Times New Roman" w:cstheme="minorHAnsi"/>
+          <w:color w:val="242424"/>
+          <w:kern w:val="0"/>
+          <w:sz w:val="28"/>
+          <w:szCs w:val="28"/>
+          <w:lang w:eastAsia="en-IN"/>
+          <w14:ligatures w14:val="none"/>
+        </w:rPr>
+      </w:pPr>
+      <w:r>
+        <w:rPr>
+          <w:rFonts w:eastAsia="Times New Roman" w:cstheme="minorHAnsi"/>
+          <w:color w:val="242424"/>
+          <w:kern w:val="0"/>
+          <w:sz w:val="28"/>
+          <w:szCs w:val="28"/>
+          <w:lang w:eastAsia="en-IN"/>
+          <w14:ligatures w14:val="none"/>
+        </w:rPr>
+        <w:t>The Locals tab shows all local variables declared within the current program or block.</w:t>
+      </w:r>
+      <w:r>
+        <w:rPr>
+          <w:rFonts w:eastAsia="Times New Roman" w:cstheme="minorHAnsi"/>
+          <w:color w:val="242424"/>
+          <w:kern w:val="0"/>
+          <w:sz w:val="28"/>
+          <w:szCs w:val="28"/>
+          <w:lang w:eastAsia="en-IN"/>
+          <w14:ligatures w14:val="none"/>
+        </w:rPr>
+        <w:br/>
+      </w:r>
+    </w:p>
+    <w:p>
+      <w:pPr>
+        <w:pStyle w:val="ListParagraph"/>
+        <w:numPr>
+          <w:ilvl w:val="0"/>
+          <w:numId w:val="2"/>
+        </w:numPr>
+        <w:spacing w:after="0" w:line="240" w:lineRule="auto"/>
+        <w:rPr>
+          <w:rFonts w:eastAsia="Times New Roman" w:cstheme="minorHAnsi"/>
+          <w:b/>
+          <w:bCs/>
+          <w:color w:val="242424"/>
+          <w:kern w:val="0"/>
+          <w:sz w:val="28"/>
+          <w:szCs w:val="28"/>
+          <w:lang w:eastAsia="en-IN"/>
+          <w14:ligatures w14:val="none"/>
+        </w:rPr>
+      </w:pPr>
+      <w:proofErr w:type="spellStart"/>
+      <w:r>
+        <w:rPr>
+          <w:rFonts w:eastAsia="Times New Roman" w:cstheme="minorHAnsi"/>
+          <w:b/>
+          <w:bCs/>
+          <w:color w:val="242424"/>
+          <w:kern w:val="0"/>
+          <w:sz w:val="28"/>
+          <w:szCs w:val="28"/>
+          <w:lang w:eastAsia="en-IN"/>
+          <w14:ligatures w14:val="none"/>
+        </w:rPr>
+        <w:t>Globals</w:t>
+      </w:r>
+      <w:proofErr w:type="spellEnd"/>
+      <w:r>
+        <w:rPr>
+          <w:rFonts w:eastAsia="Times New Roman" w:cstheme="minorHAnsi"/>
+          <w:b/>
+          <w:bCs/>
+          <w:color w:val="242424"/>
+          <w:kern w:val="0"/>
+          <w:sz w:val="28"/>
+          <w:szCs w:val="28"/>
+          <w:lang w:eastAsia="en-IN"/>
+          <w14:ligatures w14:val="none"/>
+        </w:rPr>
+        <w:t xml:space="preserve"> Tab</w:t>
+      </w:r>
+    </w:p>
+    <w:p>
+      <w:pPr>
+        <w:pStyle w:val="ListParagraph"/>
+        <w:numPr>
+          <w:ilvl w:val="0"/>
+          <w:numId w:val="2"/>
+        </w:numPr>
+        <w:spacing w:after="0" w:line="240" w:lineRule="auto"/>
+        <w:rPr>
+          <w:rFonts w:eastAsia="Times New Roman" w:cstheme="minorHAnsi"/>
+          <w:color w:val="242424"/>
+          <w:kern w:val="0"/>
+          <w:sz w:val="28"/>
+          <w:szCs w:val="28"/>
+          <w:lang w:eastAsia="en-IN"/>
+          <w14:ligatures w14:val="none"/>
+        </w:rPr>
+      </w:pPr>
+      <w:r>
+        <w:rPr>
+          <w:rFonts w:eastAsia="Times New Roman" w:cstheme="minorHAnsi"/>
+          <w:color w:val="242424"/>
+          <w:kern w:val="0"/>
+          <w:sz w:val="28"/>
+          <w:szCs w:val="28"/>
+          <w:lang w:eastAsia="en-IN"/>
+          <w14:ligatures w14:val="none"/>
+        </w:rPr>
+        <w:t xml:space="preserve">The </w:t>
+      </w:r>
+      <w:proofErr w:type="spellStart"/>
+      <w:r>
+        <w:rPr>
+          <w:rFonts w:eastAsia="Times New Roman" w:cstheme="minorHAnsi"/>
+          <w:color w:val="242424"/>
+          <w:kern w:val="0"/>
+          <w:sz w:val="28"/>
+          <w:szCs w:val="28"/>
+          <w:lang w:eastAsia="en-IN"/>
+          <w14:ligatures w14:val="none"/>
+        </w:rPr>
+        <w:t>Globals</w:t>
+      </w:r>
+      <w:proofErr w:type="spellEnd"/>
+      <w:r>
+        <w:rPr>
+          <w:rFonts w:eastAsia="Times New Roman" w:cstheme="minorHAnsi"/>
+          <w:color w:val="242424"/>
+          <w:kern w:val="0"/>
+          <w:sz w:val="28"/>
+          <w:szCs w:val="28"/>
+          <w:lang w:eastAsia="en-IN"/>
+          <w14:ligatures w14:val="none"/>
+        </w:rPr>
+        <w:t xml:space="preserve"> tab displays global variables of the program, which are accessible throughout the program.</w:t>
+      </w:r>
+      <w:r>
+        <w:rPr>
+          <w:rFonts w:eastAsia="Times New Roman" w:cstheme="minorHAnsi"/>
+          <w:color w:val="242424"/>
+          <w:kern w:val="0"/>
+          <w:sz w:val="28"/>
+          <w:szCs w:val="28"/>
+          <w:lang w:eastAsia="en-IN"/>
+          <w14:ligatures w14:val="none"/>
+        </w:rPr>
+        <w:br/>
+      </w:r>
+    </w:p>
+    <w:p>
+      <w:pPr>
+        <w:pStyle w:val="ListParagraph"/>
+        <w:numPr>
+          <w:ilvl w:val="0"/>
+          <w:numId w:val="2"/>
+        </w:numPr>
+        <w:spacing w:after="0" w:line="240" w:lineRule="auto"/>
+        <w:rPr>
+          <w:rFonts w:eastAsia="Times New Roman" w:cstheme="minorHAnsi"/>
+          <w:b/>
+          <w:bCs/>
+          <w:color w:val="242424"/>
+          <w:kern w:val="0"/>
+          <w:sz w:val="28"/>
+          <w:szCs w:val="28"/>
+          <w:lang w:eastAsia="en-IN"/>
+          <w14:ligatures w14:val="none"/>
+        </w:rPr>
+      </w:pPr>
+      <w:r>
+        <w:rPr>
+          <w:rFonts w:eastAsia="Times New Roman" w:cstheme="minorHAnsi"/>
+          <w:b/>
+          <w:bCs/>
+          <w:color w:val="242424"/>
+          <w:kern w:val="0"/>
+          <w:sz w:val="28"/>
+          <w:szCs w:val="28"/>
+          <w:lang w:eastAsia="en-IN"/>
+          <w14:ligatures w14:val="none"/>
+        </w:rPr>
+        <w:t>Auto Tab</w:t>
+      </w:r>
+    </w:p>
+    <w:p>
+      <w:pPr>
+        <w:pStyle w:val="ListParagraph"/>
+        <w:numPr>
+          <w:ilvl w:val="0"/>
+          <w:numId w:val="2"/>
+        </w:numPr>
+        <w:spacing w:after="0" w:line="240" w:lineRule="auto"/>
+        <w:rPr>
+          <w:rFonts w:eastAsia="Times New Roman" w:cstheme="minorHAnsi"/>
+          <w:color w:val="242424"/>
+          <w:kern w:val="0"/>
+          <w:sz w:val="28"/>
+          <w:szCs w:val="28"/>
+          <w:lang w:eastAsia="en-IN"/>
+          <w14:ligatures w14:val="none"/>
+        </w:rPr>
+      </w:pPr>
+      <w:r>
+        <w:rPr>
+          <w:rFonts w:eastAsia="Times New Roman" w:cstheme="minorHAnsi"/>
+          <w:color w:val="242424"/>
+          <w:kern w:val="0"/>
+          <w:sz w:val="28"/>
+          <w:szCs w:val="28"/>
+          <w:lang w:eastAsia="en-IN"/>
+          <w14:ligatures w14:val="none"/>
+        </w:rPr>
+        <w:t>The Auto tab automatically displays relevant variables based on the current execution point. It is very useful for quick debugging.</w:t>
+      </w:r>
+      <w:r>
+        <w:rPr>
+          <w:rFonts w:eastAsia="Times New Roman" w:cstheme="minorHAnsi"/>
+          <w:color w:val="242424"/>
+          <w:kern w:val="0"/>
+          <w:sz w:val="28"/>
+          <w:szCs w:val="28"/>
+          <w:lang w:eastAsia="en-IN"/>
+          <w14:ligatures w14:val="none"/>
+        </w:rPr>
+        <w:br/>
+      </w:r>
+    </w:p>
+    <w:p>
+      <w:pPr>
+        <w:pStyle w:val="ListParagraph"/>
+        <w:numPr>
+          <w:ilvl w:val="0"/>
+          <w:numId w:val="2"/>
+        </w:numPr>
+        <w:spacing w:after="0" w:line="240" w:lineRule="auto"/>
+        <w:rPr>
+          <w:rFonts w:eastAsia="Times New Roman" w:cstheme="minorHAnsi"/>
+          <w:b/>
+          <w:bCs/>
+          <w:color w:val="242424"/>
+          <w:kern w:val="0"/>
+          <w:sz w:val="28"/>
+          <w:szCs w:val="28"/>
+          <w:lang w:eastAsia="en-IN"/>
+          <w14:ligatures w14:val="none"/>
+        </w:rPr>
+      </w:pPr>
+      <w:r>
+        <w:rPr>
+          <w:rFonts w:eastAsia="Times New Roman" w:cstheme="minorHAnsi"/>
+          <w:b/>
+          <w:bCs/>
+          <w:color w:val="242424"/>
+          <w:kern w:val="0"/>
+          <w:sz w:val="28"/>
+          <w:szCs w:val="28"/>
+          <w:lang w:eastAsia="en-IN"/>
+          <w14:ligatures w14:val="none"/>
+        </w:rPr>
+        <w:t>Auto Tab</w:t>
+      </w:r>
+    </w:p>
+    <w:p>
+      <w:pPr>
+        <w:pStyle w:val="ListParagraph"/>
+        <w:numPr>
+          <w:ilvl w:val="0"/>
+          <w:numId w:val="2"/>
+        </w:numPr>
+        <w:spacing w:after="0" w:line="240" w:lineRule="auto"/>
+        <w:rPr>
+          <w:rFonts w:eastAsia="Times New Roman" w:cstheme="minorHAnsi"/>
+          <w:color w:val="242424"/>
+          <w:kern w:val="0"/>
+          <w:sz w:val="28"/>
+          <w:szCs w:val="28"/>
+          <w:lang w:eastAsia="en-IN"/>
+          <w14:ligatures w14:val="none"/>
+        </w:rPr>
+      </w:pPr>
+      <w:r>
+        <w:rPr>
+          <w:rFonts w:eastAsia="Times New Roman" w:cstheme="minorHAnsi"/>
+          <w:color w:val="242424"/>
+          <w:kern w:val="0"/>
+          <w:sz w:val="28"/>
+          <w:szCs w:val="28"/>
+          <w:lang w:eastAsia="en-IN"/>
+          <w14:ligatures w14:val="none"/>
+        </w:rPr>
+        <w:t>The Auto tab automatically displays relevant variables based on the current execution point. It is very useful for quick debugging.</w:t>
+      </w:r>
+      <w:r>
+        <w:rPr>
+          <w:rFonts w:eastAsia="Times New Roman" w:cstheme="minorHAnsi"/>
+          <w:color w:val="242424"/>
+          <w:kern w:val="0"/>
+          <w:sz w:val="28"/>
+          <w:szCs w:val="28"/>
+          <w:lang w:eastAsia="en-IN"/>
+          <w14:ligatures w14:val="none"/>
+        </w:rPr>
+        <w:br/>
+      </w:r>
+    </w:p>
+    <w:p>
+      <w:pPr>
+        <w:pStyle w:val="ListParagraph"/>
+        <w:numPr>
+          <w:ilvl w:val="0"/>
+          <w:numId w:val="2"/>
+        </w:numPr>
+        <w:spacing w:after="0" w:line="240" w:lineRule="auto"/>
+        <w:rPr>
+          <w:rFonts w:eastAsia="Times New Roman" w:cstheme="minorHAnsi"/>
+          <w:b/>
+          <w:bCs/>
+          <w:color w:val="242424"/>
+          <w:kern w:val="0"/>
+          <w:sz w:val="28"/>
+          <w:szCs w:val="28"/>
+          <w:lang w:eastAsia="en-IN"/>
+          <w14:ligatures w14:val="none"/>
+        </w:rPr>
+      </w:pPr>
+      <w:r>
+        <w:rPr>
+          <w:rFonts w:eastAsia="Times New Roman" w:cstheme="minorHAnsi"/>
+          <w:b/>
+          <w:bCs/>
+          <w:color w:val="242424"/>
+          <w:kern w:val="0"/>
+          <w:sz w:val="28"/>
+          <w:szCs w:val="28"/>
+          <w:lang w:eastAsia="en-IN"/>
+          <w14:ligatures w14:val="none"/>
+        </w:rPr>
+        <w:t xml:space="preserve">Importance of Debugger </w:t>
+      </w:r>
+      <w:proofErr w:type="gramStart"/>
+      <w:r>
+        <w:rPr>
+          <w:rFonts w:eastAsia="Times New Roman" w:cstheme="minorHAnsi"/>
+          <w:b/>
+          <w:bCs/>
+          <w:color w:val="242424"/>
+          <w:kern w:val="0"/>
+          <w:sz w:val="28"/>
+          <w:szCs w:val="28"/>
+          <w:lang w:eastAsia="en-IN"/>
+          <w14:ligatures w14:val="none"/>
+        </w:rPr>
+        <w:t>Tabs</w:t>
+      </w:r>
+      <w:r>
+        <w:rPr>
+          <w:rFonts w:eastAsia="Times New Roman" w:cstheme="minorHAnsi"/>
+          <w:b/>
+          <w:bCs/>
+          <w:color w:val="242424"/>
+          <w:kern w:val="0"/>
+          <w:sz w:val="28"/>
+          <w:szCs w:val="28"/>
+          <w:lang w:eastAsia="en-IN"/>
+          <w14:ligatures w14:val="none"/>
+        </w:rPr>
+        <w:t>:-</w:t>
+      </w:r>
+      <w:proofErr w:type="gramEnd"/>
+    </w:p>
+    <w:p>
+      <w:pPr>
+        <w:pStyle w:val="ListParagraph"/>
+        <w:numPr>
+          <w:ilvl w:val="0"/>
+          <w:numId w:val="3"/>
+        </w:numPr>
+        <w:spacing w:after="0" w:line="240" w:lineRule="auto"/>
+        <w:rPr>
+          <w:rFonts w:eastAsia="Times New Roman" w:cstheme="minorHAnsi"/>
+          <w:color w:val="242424"/>
+          <w:kern w:val="0"/>
+          <w:sz w:val="28"/>
+          <w:szCs w:val="28"/>
+          <w:lang w:eastAsia="en-IN"/>
+          <w14:ligatures w14:val="none"/>
+        </w:rPr>
+      </w:pPr>
+      <w:r>
+        <w:rPr>
+          <w:rFonts w:eastAsia="Times New Roman" w:cstheme="minorHAnsi"/>
+          <w:color w:val="242424"/>
+          <w:kern w:val="0"/>
+          <w:sz w:val="28"/>
+          <w:szCs w:val="28"/>
+          <w:lang w:eastAsia="en-IN"/>
+          <w14:ligatures w14:val="none"/>
+        </w:rPr>
+        <w:t>Helps in identifying errors quickly</w:t>
+      </w:r>
+    </w:p>
+    <w:p>
+      <w:pPr>
+        <w:pStyle w:val="ListParagraph"/>
+        <w:numPr>
+          <w:ilvl w:val="0"/>
+          <w:numId w:val="3"/>
+        </w:numPr>
+        <w:spacing w:after="0" w:line="240" w:lineRule="auto"/>
+        <w:rPr>
+          <w:rFonts w:eastAsia="Times New Roman" w:cstheme="minorHAnsi"/>
+          <w:color w:val="242424"/>
+          <w:kern w:val="0"/>
+          <w:sz w:val="28"/>
+          <w:szCs w:val="28"/>
+          <w:lang w:eastAsia="en-IN"/>
+          <w14:ligatures w14:val="none"/>
+        </w:rPr>
+      </w:pPr>
+      <w:r>
+        <w:rPr>
+          <w:rFonts w:eastAsia="Times New Roman" w:cstheme="minorHAnsi"/>
+          <w:color w:val="242424"/>
+          <w:kern w:val="0"/>
+          <w:sz w:val="28"/>
+          <w:szCs w:val="28"/>
+          <w:lang w:eastAsia="en-IN"/>
+          <w14:ligatures w14:val="none"/>
+        </w:rPr>
+        <w:t>Provides detailed view of program data</w:t>
+      </w:r>
+    </w:p>
+    <w:p>
+      <w:pPr>
+        <w:pStyle w:val="ListParagraph"/>
+        <w:numPr>
+          <w:ilvl w:val="0"/>
+          <w:numId w:val="3"/>
+        </w:numPr>
+        <w:spacing w:after="0" w:line="240" w:lineRule="auto"/>
+        <w:rPr>
+          <w:rFonts w:eastAsia="Times New Roman" w:cstheme="minorHAnsi"/>
+          <w:color w:val="242424"/>
+          <w:kern w:val="0"/>
+          <w:sz w:val="28"/>
+          <w:szCs w:val="28"/>
+          <w:lang w:eastAsia="en-IN"/>
+          <w14:ligatures w14:val="none"/>
+        </w:rPr>
+      </w:pPr>
+      <w:r>
+        <w:rPr>
+          <w:rFonts w:eastAsia="Times New Roman" w:cstheme="minorHAnsi"/>
+          <w:color w:val="242424"/>
+          <w:kern w:val="0"/>
+          <w:sz w:val="28"/>
+          <w:szCs w:val="28"/>
+          <w:lang w:eastAsia="en-IN"/>
+          <w14:ligatures w14:val="none"/>
+        </w:rPr>
+        <w:t>Improves understanding of program flow</w:t>
+      </w:r>
+    </w:p>
+    <w:p>
+      <w:pPr>
+        <w:pStyle w:val="ListParagraph"/>
+        <w:numPr>
+          <w:ilvl w:val="0"/>
+          <w:numId w:val="3"/>
+        </w:numPr>
+        <w:spacing w:after="0" w:line="240" w:lineRule="auto"/>
+        <w:rPr>
+          <w:rFonts w:eastAsia="Times New Roman" w:cstheme="minorHAnsi"/>
+          <w:color w:val="242424"/>
+          <w:kern w:val="0"/>
+          <w:sz w:val="28"/>
+          <w:szCs w:val="28"/>
+          <w:lang w:eastAsia="en-IN"/>
+          <w14:ligatures w14:val="none"/>
+        </w:rPr>
+      </w:pPr>
+      <w:r>
+        <w:rPr>
+          <w:rFonts w:eastAsia="Times New Roman" w:cstheme="minorHAnsi"/>
+          <w:color w:val="242424"/>
+          <w:kern w:val="0"/>
+          <w:sz w:val="28"/>
+          <w:szCs w:val="28"/>
+          <w:lang w:eastAsia="en-IN"/>
+          <w14:ligatures w14:val="none"/>
+        </w:rPr>
+        <w:t>Essential for performance tuning and optimization</w:t>
+      </w:r>
+      <w:r>
+        <w:rPr>
+          <w:rFonts w:eastAsia="Times New Roman" w:cstheme="minorHAnsi"/>
+          <w:color w:val="242424"/>
+          <w:kern w:val="0"/>
+          <w:sz w:val="28"/>
+          <w:szCs w:val="28"/>
+          <w:lang w:eastAsia="en-IN"/>
+          <w14:ligatures w14:val="none"/>
+        </w:rPr>
+        <w:br/>
+      </w:r>
+    </w:p>
+    <w:p>
+      <w:pPr>
+        <w:pStyle w:val="ListParagraph"/>
+        <w:numPr>
+          <w:ilvl w:val="0"/>
+          <w:numId w:val="1"/>
+        </w:numPr>
+        <w:spacing w:after="0" w:line="240" w:lineRule="auto"/>
+        <w:rPr>
+          <w:rFonts w:eastAsia="Times New Roman" w:cstheme="minorHAnsi"/>
+          <w:b/>
+          <w:bCs/>
+          <w:color w:val="242424"/>
+          <w:kern w:val="0"/>
+          <w:sz w:val="28"/>
+          <w:szCs w:val="28"/>
+          <w:lang w:eastAsia="en-IN"/>
+          <w14:ligatures w14:val="none"/>
+        </w:rPr>
+      </w:pPr>
+      <w:r>
+        <w:rPr>
+          <w:rFonts w:eastAsia="Times New Roman" w:cstheme="minorHAnsi"/>
+          <w:b/>
+          <w:bCs/>
+          <w:color w:val="242424"/>
+          <w:kern w:val="0"/>
+          <w:sz w:val="28"/>
+          <w:szCs w:val="28"/>
+          <w:lang w:eastAsia="en-IN"/>
+          <w14:ligatures w14:val="none"/>
+        </w:rPr>
+        <w:t>Difference between Breakpoints and Watchpoints?</w:t>
+      </w:r>
+    </w:p>
+    <w:p>
+      <w:pPr>
+        <w:pStyle w:val="ListParagraph"/>
+        <w:numPr>
+          <w:ilvl w:val="0"/>
+          <w:numId w:val="2"/>
+        </w:numPr>
+        <w:spacing w:after="0" w:line="240" w:lineRule="auto"/>
+        <w:rPr>
+          <w:rFonts w:eastAsia="Times New Roman" w:cstheme="minorHAnsi"/>
+          <w:b/>
+          <w:bCs/>
+          <w:color w:val="242424"/>
+          <w:kern w:val="0"/>
+          <w:sz w:val="28"/>
+          <w:szCs w:val="28"/>
+          <w:lang w:eastAsia="en-IN"/>
+          <w14:ligatures w14:val="none"/>
+        </w:rPr>
+      </w:pPr>
+      <w:r>
+        <w:rPr>
+          <w:rFonts w:eastAsia="Times New Roman" w:cstheme="minorHAnsi"/>
+          <w:b/>
+          <w:bCs/>
+          <w:color w:val="242424"/>
+          <w:kern w:val="0"/>
+          <w:sz w:val="28"/>
+          <w:szCs w:val="28"/>
+          <w:lang w:eastAsia="en-IN"/>
+          <w14:ligatures w14:val="none"/>
+        </w:rPr>
+        <w:t>Breakpoint</w:t>
+      </w:r>
+    </w:p>
+    <w:p>
+      <w:pPr>
+        <w:pStyle w:val="ListParagraph"/>
+        <w:numPr>
+          <w:ilvl w:val="0"/>
+          <w:numId w:val="2"/>
+        </w:numPr>
+        <w:spacing w:after="0" w:line="240" w:lineRule="auto"/>
+        <w:rPr>
+          <w:rFonts w:eastAsia="Times New Roman" w:cstheme="minorHAnsi"/>
+          <w:color w:val="242424"/>
+          <w:kern w:val="0"/>
+          <w:sz w:val="28"/>
+          <w:szCs w:val="28"/>
+          <w:lang w:eastAsia="en-IN"/>
+          <w14:ligatures w14:val="none"/>
+        </w:rPr>
+      </w:pPr>
+      <w:r>
+        <w:rPr>
+          <w:rFonts w:eastAsia="Times New Roman" w:cstheme="minorHAnsi"/>
+          <w:color w:val="242424"/>
+          <w:kern w:val="0"/>
+          <w:sz w:val="28"/>
+          <w:szCs w:val="28"/>
+          <w:lang w:eastAsia="en-IN"/>
+          <w14:ligatures w14:val="none"/>
+        </w:rPr>
+        <w:t>A breakpoint is used to stop program execution at a specific line of code during debugging.</w:t>
+      </w:r>
+    </w:p>
+    <w:p>
+      <w:pPr>
+        <w:spacing w:after="0" w:line="240" w:lineRule="auto"/>
+        <w:rPr>
+          <w:rFonts w:eastAsia="Times New Roman" w:cstheme="minorHAnsi"/>
+          <w:color w:val="242424"/>
+          <w:kern w:val="0"/>
+          <w:sz w:val="28"/>
+          <w:szCs w:val="28"/>
+          <w:lang w:eastAsia="en-IN"/>
+          <w14:ligatures w14:val="none"/>
+        </w:rPr>
+      </w:pPr>
+    </w:p>
+    <w:p>
+      <w:pPr>
+        <w:pStyle w:val="ListParagraph"/>
+        <w:numPr>
+          <w:ilvl w:val="0"/>
+          <w:numId w:val="2"/>
+        </w:numPr>
+        <w:spacing w:after="0" w:line="240" w:lineRule="auto"/>
+        <w:rPr>
+          <w:rFonts w:eastAsia="Times New Roman" w:cstheme="minorHAnsi"/>
+          <w:b/>
+          <w:bCs/>
+          <w:color w:val="242424"/>
+          <w:kern w:val="0"/>
+          <w:sz w:val="28"/>
+          <w:szCs w:val="28"/>
+          <w:lang w:eastAsia="en-IN"/>
+          <w14:ligatures w14:val="none"/>
+        </w:rPr>
+      </w:pPr>
+      <w:r>
+        <w:rPr>
+          <w:rFonts w:eastAsia="Times New Roman" w:cstheme="minorHAnsi"/>
+          <w:b/>
+          <w:bCs/>
+          <w:color w:val="242424"/>
+          <w:kern w:val="0"/>
+          <w:sz w:val="28"/>
+          <w:szCs w:val="28"/>
+          <w:lang w:eastAsia="en-IN"/>
+          <w14:ligatures w14:val="none"/>
+        </w:rPr>
+        <w:t>Watchpoint</w:t>
+      </w:r>
+    </w:p>
+    <w:p>
+      <w:pPr>
+        <w:pStyle w:val="ListParagraph"/>
+        <w:numPr>
+          <w:ilvl w:val="0"/>
+          <w:numId w:val="2"/>
+        </w:numPr>
+        <w:spacing w:after="0" w:line="240" w:lineRule="auto"/>
+        <w:rPr>
+          <w:rFonts w:eastAsia="Times New Roman" w:cstheme="minorHAnsi"/>
+          <w:color w:val="242424"/>
+          <w:kern w:val="0"/>
+          <w:sz w:val="28"/>
+          <w:szCs w:val="28"/>
+          <w:lang w:eastAsia="en-IN"/>
+          <w14:ligatures w14:val="none"/>
+        </w:rPr>
+      </w:pPr>
+      <w:r>
+        <w:rPr>
+          <w:rFonts w:eastAsia="Times New Roman" w:cstheme="minorHAnsi"/>
+          <w:color w:val="242424"/>
+          <w:kern w:val="0"/>
+          <w:sz w:val="28"/>
+          <w:szCs w:val="28"/>
+          <w:lang w:eastAsia="en-IN"/>
+          <w14:ligatures w14:val="none"/>
+        </w:rPr>
+        <w:t>A watchpoint is used to stop program execution when a variable changes or meets a specific condition.</w:t>
+      </w:r>
+      <w:r>
+        <w:rPr>
+          <w:rFonts w:eastAsia="Times New Roman" w:cstheme="minorHAnsi"/>
+          <w:color w:val="242424"/>
+          <w:kern w:val="0"/>
+          <w:sz w:val="28"/>
+          <w:szCs w:val="28"/>
+          <w:lang w:eastAsia="en-IN"/>
+          <w14:ligatures w14:val="none"/>
+        </w:rPr>
+        <w:br/>
+      </w:r>
+    </w:p>
+    <w:p>
+      <w:pPr>
+        <w:spacing w:after="0" w:line="240" w:lineRule="auto"/>
+        <w:rPr>
+          <w:rFonts w:eastAsia="Times New Roman" w:cstheme="minorHAnsi"/>
+          <w:color w:val="242424"/>
+          <w:kern w:val="0"/>
+          <w:sz w:val="28"/>
+          <w:szCs w:val="28"/>
+          <w:lang w:eastAsia="en-IN"/>
+          <w14:ligatures w14:val="none"/>
+        </w:rPr>
+      </w:pPr>
+    </w:p>
+    <w:p>
+      <w:pPr>
+        <w:spacing w:after="0" w:line="240" w:lineRule="auto"/>
+        <w:rPr>
+          <w:rFonts w:eastAsia="Times New Roman" w:cstheme="minorHAnsi"/>
+          <w:color w:val="242424"/>
+          <w:kern w:val="0"/>
+          <w:sz w:val="28"/>
+          <w:szCs w:val="28"/>
+          <w:lang w:eastAsia="en-IN"/>
+          <w14:ligatures w14:val="none"/>
+        </w:rPr>
+      </w:pPr>
+    </w:p>
+    <w:p>
+      <w:pPr>
+        <w:spacing w:after="0" w:line="240" w:lineRule="auto"/>
+        <w:rPr>
+          <w:rFonts w:eastAsia="Times New Roman" w:cstheme="minorHAnsi"/>
+          <w:color w:val="242424"/>
+          <w:kern w:val="0"/>
+          <w:sz w:val="28"/>
+          <w:szCs w:val="28"/>
+          <w:lang w:eastAsia="en-IN"/>
+          <w14:ligatures w14:val="none"/>
+        </w:rPr>
+      </w:pPr>
+    </w:p>
+    <w:p>
+      <w:pPr>
+        <w:spacing w:after="0" w:line="240" w:lineRule="auto"/>
+        <w:rPr>
+          <w:rFonts w:eastAsia="Times New Roman" w:cstheme="minorHAnsi"/>
+          <w:color w:val="242424"/>
+          <w:kern w:val="0"/>
+          <w:sz w:val="28"/>
+          <w:szCs w:val="28"/>
+          <w:lang w:eastAsia="en-IN"/>
+          <w14:ligatures w14:val="none"/>
+        </w:rPr>
+      </w:pPr>
+    </w:p>
+    <w:tbl>
+      <w:tblPr>
+        <w:tblW w:w="9720" w:type="dxa"/>
+        <w:tblCellSpacing w:w="15" w:type="dxa"/>
+        <w:tblBorders>
+          <w:top w:val="single" w:sz="4" w:space="0" w:color="auto"/>
+          <w:left w:val="single" w:sz="4" w:space="0" w:color="auto"/>
+          <w:bottom w:val="single" w:sz="4" w:space="0" w:color="auto"/>
+          <w:right w:val="single" w:sz="4" w:space="0" w:color="auto"/>
+          <w:insideH w:val="single" w:sz="4" w:space="0" w:color="auto"/>
+          <w:insideV w:val="single" w:sz="4" w:space="0" w:color="auto"/>
+        </w:tblBorders>
+        <w:tblCellMar>
+          <w:top w:w="15" w:type="dxa"/>
+          <w:left w:w="15" w:type="dxa"/>
+          <w:bottom w:w="15" w:type="dxa"/>
+          <w:right w:w="15" w:type="dxa"/>
+        </w:tblCellMar>
+        <w:tblLook w:val="04A0" w:firstRow="1" w:lastRow="0" w:firstColumn="1" w:lastColumn="0" w:noHBand="0" w:noVBand="1"/>
+      </w:tblPr>
+      <w:tblGrid>
+        <w:gridCol w:w="2360"/>
+        <w:gridCol w:w="3595"/>
+        <w:gridCol w:w="3765"/>
+      </w:tblGrid>
+      <w:tr>
+        <w:trPr>
+          <w:trHeight w:val="370"/>
+          <w:tblHeader/>
+          <w:tblCellSpacing w:w="15" w:type="dxa"/>
+        </w:trPr>
+        <w:tc>
+          <w:tcPr>
+            <w:tcW w:w="0" w:type="auto"/>
+            <w:vAlign w:val="center"/>
+            <w:hideMark/>
+          </w:tcPr>
+          <w:p>
+            <w:pPr>
+              <w:spacing w:after="0" w:line="240" w:lineRule="auto"/>
+              <w:rPr>
+                <w:rFonts w:eastAsia="Times New Roman" w:cstheme="minorHAnsi"/>
+                <w:b/>
+                <w:bCs/>
+                <w:color w:val="242424"/>
+                <w:kern w:val="0"/>
+                <w:sz w:val="28"/>
+                <w:szCs w:val="28"/>
+                <w:lang w:eastAsia="en-IN"/>
+                <w14:ligatures w14:val="none"/>
+              </w:rPr>
+            </w:pPr>
+            <w:r>
+              <w:rPr>
+                <w:rFonts w:eastAsia="Times New Roman" w:cstheme="minorHAnsi"/>
+                <w:b/>
+                <w:bCs/>
+                <w:color w:val="242424"/>
+                <w:kern w:val="0"/>
+                <w:sz w:val="28"/>
+                <w:szCs w:val="28"/>
+                <w:lang w:eastAsia="en-IN"/>
+                <w14:ligatures w14:val="none"/>
+              </w:rPr>
+              <w:lastRenderedPageBreak/>
+              <w:t>Feature</w:t>
+            </w:r>
+          </w:p>
+        </w:tc>
+        <w:tc>
+          <w:tcPr>
+            <w:tcW w:w="0" w:type="auto"/>
+            <w:vAlign w:val="center"/>
+            <w:hideMark/>
+          </w:tcPr>
+          <w:p>
+            <w:pPr>
+              <w:spacing w:after="0" w:line="240" w:lineRule="auto"/>
+              <w:rPr>
+                <w:rFonts w:eastAsia="Times New Roman" w:cstheme="minorHAnsi"/>
+                <w:b/>
+                <w:bCs/>
+                <w:color w:val="242424"/>
+                <w:kern w:val="0"/>
+                <w:sz w:val="28"/>
+                <w:szCs w:val="28"/>
+                <w:lang w:eastAsia="en-IN"/>
+                <w14:ligatures w14:val="none"/>
+              </w:rPr>
+            </w:pPr>
+            <w:r>
+              <w:rPr>
+                <w:rFonts w:eastAsia="Times New Roman" w:cstheme="minorHAnsi"/>
+                <w:b/>
+                <w:bCs/>
+                <w:color w:val="242424"/>
+                <w:kern w:val="0"/>
+                <w:sz w:val="28"/>
+                <w:szCs w:val="28"/>
+                <w:lang w:eastAsia="en-IN"/>
+                <w14:ligatures w14:val="none"/>
+              </w:rPr>
+              <w:t>Breakpoint</w:t>
+            </w:r>
+          </w:p>
+        </w:tc>
+        <w:tc>
+          <w:tcPr>
+            <w:tcW w:w="0" w:type="auto"/>
+            <w:vAlign w:val="center"/>
+            <w:hideMark/>
+          </w:tcPr>
+          <w:p>
+            <w:pPr>
+              <w:spacing w:after="0" w:line="240" w:lineRule="auto"/>
+              <w:rPr>
+                <w:rFonts w:eastAsia="Times New Roman" w:cstheme="minorHAnsi"/>
+                <w:b/>
+                <w:bCs/>
+                <w:color w:val="242424"/>
+                <w:kern w:val="0"/>
+                <w:sz w:val="28"/>
+                <w:szCs w:val="28"/>
+                <w:lang w:eastAsia="en-IN"/>
+                <w14:ligatures w14:val="none"/>
+              </w:rPr>
+            </w:pPr>
+            <w:r>
+              <w:rPr>
+                <w:rFonts w:eastAsia="Times New Roman" w:cstheme="minorHAnsi"/>
+                <w:b/>
+                <w:bCs/>
+                <w:color w:val="242424"/>
+                <w:kern w:val="0"/>
+                <w:sz w:val="28"/>
+                <w:szCs w:val="28"/>
+                <w:lang w:eastAsia="en-IN"/>
+                <w14:ligatures w14:val="none"/>
+              </w:rPr>
+              <w:t>Watchpoint</w:t>
+            </w:r>
+          </w:p>
+        </w:tc>
+      </w:tr>
+      <w:tr>
+        <w:trPr>
+          <w:trHeight w:val="742"/>
+          <w:tblCellSpacing w:w="15" w:type="dxa"/>
+        </w:trPr>
+        <w:tc>
+          <w:tcPr>
+            <w:tcW w:w="0" w:type="auto"/>
+            <w:vAlign w:val="center"/>
+            <w:hideMark/>
+          </w:tcPr>
+          <w:p>
+            <w:pPr>
+              <w:spacing w:after="0" w:line="240" w:lineRule="auto"/>
+              <w:rPr>
+                <w:rFonts w:eastAsia="Times New Roman" w:cstheme="minorHAnsi"/>
+                <w:color w:val="242424"/>
+                <w:kern w:val="0"/>
+                <w:sz w:val="28"/>
+                <w:szCs w:val="28"/>
+                <w:lang w:eastAsia="en-IN"/>
+                <w14:ligatures w14:val="none"/>
+              </w:rPr>
+            </w:pPr>
+            <w:r>
+              <w:rPr>
+                <w:rFonts w:eastAsia="Times New Roman" w:cstheme="minorHAnsi"/>
+                <w:color w:val="242424"/>
+                <w:kern w:val="0"/>
+                <w:sz w:val="28"/>
+                <w:szCs w:val="28"/>
+                <w:lang w:eastAsia="en-IN"/>
+                <w14:ligatures w14:val="none"/>
+              </w:rPr>
+              <w:t>Purpose</w:t>
+            </w:r>
+          </w:p>
+        </w:tc>
+        <w:tc>
+          <w:tcPr>
+            <w:tcW w:w="0" w:type="auto"/>
+            <w:vAlign w:val="center"/>
+            <w:hideMark/>
+          </w:tcPr>
+          <w:p>
+            <w:pPr>
+              <w:spacing w:after="0" w:line="240" w:lineRule="auto"/>
+              <w:rPr>
+                <w:rFonts w:eastAsia="Times New Roman" w:cstheme="minorHAnsi"/>
+                <w:color w:val="242424"/>
+                <w:kern w:val="0"/>
+                <w:sz w:val="28"/>
+                <w:szCs w:val="28"/>
+                <w:lang w:eastAsia="en-IN"/>
+                <w14:ligatures w14:val="none"/>
+              </w:rPr>
+            </w:pPr>
+            <w:r>
+              <w:rPr>
+                <w:rFonts w:eastAsia="Times New Roman" w:cstheme="minorHAnsi"/>
+                <w:color w:val="242424"/>
+                <w:kern w:val="0"/>
+                <w:sz w:val="28"/>
+                <w:szCs w:val="28"/>
+                <w:lang w:eastAsia="en-IN"/>
+                <w14:ligatures w14:val="none"/>
+              </w:rPr>
+              <w:t>Stops execution at a specific line</w:t>
+            </w:r>
+          </w:p>
+        </w:tc>
+        <w:tc>
+          <w:tcPr>
+            <w:tcW w:w="0" w:type="auto"/>
+            <w:vAlign w:val="center"/>
+            <w:hideMark/>
+          </w:tcPr>
+          <w:p>
+            <w:pPr>
+              <w:spacing w:after="0" w:line="240" w:lineRule="auto"/>
+              <w:rPr>
+                <w:rFonts w:eastAsia="Times New Roman" w:cstheme="minorHAnsi"/>
+                <w:color w:val="242424"/>
+                <w:kern w:val="0"/>
+                <w:sz w:val="28"/>
+                <w:szCs w:val="28"/>
+                <w:lang w:eastAsia="en-IN"/>
+                <w14:ligatures w14:val="none"/>
+              </w:rPr>
+            </w:pPr>
+            <w:r>
+              <w:rPr>
+                <w:rFonts w:eastAsia="Times New Roman" w:cstheme="minorHAnsi"/>
+                <w:color w:val="242424"/>
+                <w:kern w:val="0"/>
+                <w:sz w:val="28"/>
+                <w:szCs w:val="28"/>
+                <w:lang w:eastAsia="en-IN"/>
+                <w14:ligatures w14:val="none"/>
+              </w:rPr>
+              <w:t>Stops when condition is met</w:t>
+            </w:r>
+          </w:p>
+        </w:tc>
+      </w:tr>
+      <w:tr>
+        <w:trPr>
+          <w:trHeight w:val="370"/>
+          <w:tblCellSpacing w:w="15" w:type="dxa"/>
+        </w:trPr>
+        <w:tc>
+          <w:tcPr>
+            <w:tcW w:w="0" w:type="auto"/>
+            <w:vAlign w:val="center"/>
+            <w:hideMark/>
+          </w:tcPr>
+          <w:p>
+            <w:pPr>
+              <w:spacing w:after="0" w:line="240" w:lineRule="auto"/>
+              <w:rPr>
+                <w:rFonts w:eastAsia="Times New Roman" w:cstheme="minorHAnsi"/>
+                <w:color w:val="242424"/>
+                <w:kern w:val="0"/>
+                <w:sz w:val="28"/>
+                <w:szCs w:val="28"/>
+                <w:lang w:eastAsia="en-IN"/>
+                <w14:ligatures w14:val="none"/>
+              </w:rPr>
+            </w:pPr>
+            <w:r>
+              <w:rPr>
+                <w:rFonts w:eastAsia="Times New Roman" w:cstheme="minorHAnsi"/>
+                <w:color w:val="242424"/>
+                <w:kern w:val="0"/>
+                <w:sz w:val="28"/>
+                <w:szCs w:val="28"/>
+                <w:lang w:eastAsia="en-IN"/>
+                <w14:ligatures w14:val="none"/>
+              </w:rPr>
+              <w:t>Based On</w:t>
+            </w:r>
+          </w:p>
+        </w:tc>
+        <w:tc>
+          <w:tcPr>
+            <w:tcW w:w="0" w:type="auto"/>
+            <w:vAlign w:val="center"/>
+            <w:hideMark/>
+          </w:tcPr>
+          <w:p>
+            <w:pPr>
+              <w:spacing w:after="0" w:line="240" w:lineRule="auto"/>
+              <w:rPr>
+                <w:rFonts w:eastAsia="Times New Roman" w:cstheme="minorHAnsi"/>
+                <w:color w:val="242424"/>
+                <w:kern w:val="0"/>
+                <w:sz w:val="28"/>
+                <w:szCs w:val="28"/>
+                <w:lang w:eastAsia="en-IN"/>
+                <w14:ligatures w14:val="none"/>
+              </w:rPr>
+            </w:pPr>
+            <w:r>
+              <w:rPr>
+                <w:rFonts w:eastAsia="Times New Roman" w:cstheme="minorHAnsi"/>
+                <w:color w:val="242424"/>
+                <w:kern w:val="0"/>
+                <w:sz w:val="28"/>
+                <w:szCs w:val="28"/>
+                <w:lang w:eastAsia="en-IN"/>
+                <w14:ligatures w14:val="none"/>
+              </w:rPr>
+              <w:t>Line of code</w:t>
+            </w:r>
+          </w:p>
+        </w:tc>
+        <w:tc>
+          <w:tcPr>
+            <w:tcW w:w="0" w:type="auto"/>
+            <w:vAlign w:val="center"/>
+            <w:hideMark/>
+          </w:tcPr>
+          <w:p>
+            <w:pPr>
+              <w:spacing w:after="0" w:line="240" w:lineRule="auto"/>
+              <w:rPr>
+                <w:rFonts w:eastAsia="Times New Roman" w:cstheme="minorHAnsi"/>
+                <w:color w:val="242424"/>
+                <w:kern w:val="0"/>
+                <w:sz w:val="28"/>
+                <w:szCs w:val="28"/>
+                <w:lang w:eastAsia="en-IN"/>
+                <w14:ligatures w14:val="none"/>
+              </w:rPr>
+            </w:pPr>
+            <w:r>
+              <w:rPr>
+                <w:rFonts w:eastAsia="Times New Roman" w:cstheme="minorHAnsi"/>
+                <w:color w:val="242424"/>
+                <w:kern w:val="0"/>
+                <w:sz w:val="28"/>
+                <w:szCs w:val="28"/>
+                <w:lang w:eastAsia="en-IN"/>
+                <w14:ligatures w14:val="none"/>
+              </w:rPr>
+              <w:t>Variable value</w:t>
+            </w:r>
+          </w:p>
+          <w:p>
+            <w:pPr>
+              <w:spacing w:after="0" w:line="240" w:lineRule="auto"/>
+              <w:rPr>
+                <w:rFonts w:eastAsia="Times New Roman" w:cstheme="minorHAnsi"/>
+                <w:color w:val="242424"/>
+                <w:kern w:val="0"/>
+                <w:sz w:val="28"/>
+                <w:szCs w:val="28"/>
+                <w:lang w:eastAsia="en-IN"/>
+                <w14:ligatures w14:val="none"/>
+              </w:rPr>
+            </w:pPr>
+          </w:p>
+        </w:tc>
+      </w:tr>
+      <w:tr>
+        <w:trPr>
+          <w:trHeight w:val="742"/>
+          <w:tblCellSpacing w:w="15" w:type="dxa"/>
+        </w:trPr>
+        <w:tc>
+          <w:tcPr>
+            <w:tcW w:w="0" w:type="auto"/>
+            <w:vAlign w:val="center"/>
+            <w:hideMark/>
+          </w:tcPr>
+          <w:p>
+            <w:pPr>
+              <w:spacing w:after="0" w:line="240" w:lineRule="auto"/>
+              <w:rPr>
+                <w:rFonts w:eastAsia="Times New Roman" w:cstheme="minorHAnsi"/>
+                <w:color w:val="242424"/>
+                <w:kern w:val="0"/>
+                <w:sz w:val="28"/>
+                <w:szCs w:val="28"/>
+                <w:lang w:eastAsia="en-IN"/>
+                <w14:ligatures w14:val="none"/>
+              </w:rPr>
+            </w:pPr>
+            <w:r>
+              <w:rPr>
+                <w:rFonts w:eastAsia="Times New Roman" w:cstheme="minorHAnsi"/>
+                <w:color w:val="242424"/>
+                <w:kern w:val="0"/>
+                <w:sz w:val="28"/>
+                <w:szCs w:val="28"/>
+                <w:lang w:eastAsia="en-IN"/>
+                <w14:ligatures w14:val="none"/>
+              </w:rPr>
+              <w:t>Trigger</w:t>
+            </w:r>
+          </w:p>
+        </w:tc>
+        <w:tc>
+          <w:tcPr>
+            <w:tcW w:w="0" w:type="auto"/>
+            <w:vAlign w:val="center"/>
+            <w:hideMark/>
+          </w:tcPr>
+          <w:p>
+            <w:pPr>
+              <w:spacing w:after="0" w:line="240" w:lineRule="auto"/>
+              <w:rPr>
+                <w:rFonts w:eastAsia="Times New Roman" w:cstheme="minorHAnsi"/>
+                <w:color w:val="242424"/>
+                <w:kern w:val="0"/>
+                <w:sz w:val="28"/>
+                <w:szCs w:val="28"/>
+                <w:lang w:eastAsia="en-IN"/>
+                <w14:ligatures w14:val="none"/>
+              </w:rPr>
+            </w:pPr>
+            <w:r>
+              <w:rPr>
+                <w:rFonts w:eastAsia="Times New Roman" w:cstheme="minorHAnsi"/>
+                <w:color w:val="242424"/>
+                <w:kern w:val="0"/>
+                <w:sz w:val="28"/>
+                <w:szCs w:val="28"/>
+                <w:lang w:eastAsia="en-IN"/>
+                <w14:ligatures w14:val="none"/>
+              </w:rPr>
+              <w:t>Always stops at that line</w:t>
+            </w:r>
+          </w:p>
+        </w:tc>
+        <w:tc>
+          <w:tcPr>
+            <w:tcW w:w="0" w:type="auto"/>
+            <w:vAlign w:val="center"/>
+            <w:hideMark/>
+          </w:tcPr>
+          <w:p>
+            <w:pPr>
+              <w:spacing w:after="0" w:line="240" w:lineRule="auto"/>
+              <w:rPr>
+                <w:rFonts w:eastAsia="Times New Roman" w:cstheme="minorHAnsi"/>
+                <w:color w:val="242424"/>
+                <w:kern w:val="0"/>
+                <w:sz w:val="28"/>
+                <w:szCs w:val="28"/>
+                <w:lang w:eastAsia="en-IN"/>
+                <w14:ligatures w14:val="none"/>
+              </w:rPr>
+            </w:pPr>
+            <w:r>
+              <w:rPr>
+                <w:rFonts w:eastAsia="Times New Roman" w:cstheme="minorHAnsi"/>
+                <w:color w:val="242424"/>
+                <w:kern w:val="0"/>
+                <w:sz w:val="28"/>
+                <w:szCs w:val="28"/>
+                <w:lang w:eastAsia="en-IN"/>
+                <w14:ligatures w14:val="none"/>
+              </w:rPr>
+              <w:t>Stops only when condition is true</w:t>
+            </w:r>
+          </w:p>
+          <w:p>
+            <w:pPr>
+              <w:spacing w:after="0" w:line="240" w:lineRule="auto"/>
+              <w:rPr>
+                <w:rFonts w:eastAsia="Times New Roman" w:cstheme="minorHAnsi"/>
+                <w:color w:val="242424"/>
+                <w:kern w:val="0"/>
+                <w:sz w:val="28"/>
+                <w:szCs w:val="28"/>
+                <w:lang w:eastAsia="en-IN"/>
+                <w14:ligatures w14:val="none"/>
+              </w:rPr>
+            </w:pPr>
+          </w:p>
+        </w:tc>
+      </w:tr>
+      <w:tr>
+        <w:trPr>
+          <w:trHeight w:val="729"/>
+          <w:tblCellSpacing w:w="15" w:type="dxa"/>
+        </w:trPr>
+        <w:tc>
+          <w:tcPr>
+            <w:tcW w:w="0" w:type="auto"/>
+            <w:vAlign w:val="center"/>
+            <w:hideMark/>
+          </w:tcPr>
+          <w:p>
+            <w:pPr>
+              <w:spacing w:after="0" w:line="240" w:lineRule="auto"/>
+              <w:rPr>
+                <w:rFonts w:eastAsia="Times New Roman" w:cstheme="minorHAnsi"/>
+                <w:color w:val="242424"/>
+                <w:kern w:val="0"/>
+                <w:sz w:val="28"/>
+                <w:szCs w:val="28"/>
+                <w:lang w:eastAsia="en-IN"/>
+                <w14:ligatures w14:val="none"/>
+              </w:rPr>
+            </w:pPr>
+            <w:r>
+              <w:rPr>
+                <w:rFonts w:eastAsia="Times New Roman" w:cstheme="minorHAnsi"/>
+                <w:color w:val="242424"/>
+                <w:kern w:val="0"/>
+                <w:sz w:val="28"/>
+                <w:szCs w:val="28"/>
+                <w:lang w:eastAsia="en-IN"/>
+                <w14:ligatures w14:val="none"/>
+              </w:rPr>
+              <w:t>Setup</w:t>
+            </w:r>
+          </w:p>
+        </w:tc>
+        <w:tc>
+          <w:tcPr>
+            <w:tcW w:w="0" w:type="auto"/>
+            <w:vAlign w:val="center"/>
+            <w:hideMark/>
+          </w:tcPr>
+          <w:p>
+            <w:pPr>
+              <w:spacing w:after="0" w:line="240" w:lineRule="auto"/>
+              <w:rPr>
+                <w:rFonts w:eastAsia="Times New Roman" w:cstheme="minorHAnsi"/>
+                <w:color w:val="242424"/>
+                <w:kern w:val="0"/>
+                <w:sz w:val="28"/>
+                <w:szCs w:val="28"/>
+                <w:lang w:eastAsia="en-IN"/>
+                <w14:ligatures w14:val="none"/>
+              </w:rPr>
+            </w:pPr>
+            <w:r>
+              <w:rPr>
+                <w:rFonts w:eastAsia="Times New Roman" w:cstheme="minorHAnsi"/>
+                <w:color w:val="242424"/>
+                <w:kern w:val="0"/>
+                <w:sz w:val="28"/>
+                <w:szCs w:val="28"/>
+                <w:lang w:eastAsia="en-IN"/>
+                <w14:ligatures w14:val="none"/>
+              </w:rPr>
+              <w:t>Set manually on a line</w:t>
+            </w:r>
+          </w:p>
+        </w:tc>
+        <w:tc>
+          <w:tcPr>
+            <w:tcW w:w="0" w:type="auto"/>
+            <w:vAlign w:val="center"/>
+            <w:hideMark/>
+          </w:tcPr>
+          <w:p>
+            <w:pPr>
+              <w:spacing w:after="0" w:line="240" w:lineRule="auto"/>
+              <w:rPr>
+                <w:rFonts w:eastAsia="Times New Roman" w:cstheme="minorHAnsi"/>
+                <w:color w:val="242424"/>
+                <w:kern w:val="0"/>
+                <w:sz w:val="28"/>
+                <w:szCs w:val="28"/>
+                <w:lang w:eastAsia="en-IN"/>
+                <w14:ligatures w14:val="none"/>
+              </w:rPr>
+            </w:pPr>
+            <w:r>
+              <w:rPr>
+                <w:rFonts w:eastAsia="Times New Roman" w:cstheme="minorHAnsi"/>
+                <w:color w:val="242424"/>
+                <w:kern w:val="0"/>
+                <w:sz w:val="28"/>
+                <w:szCs w:val="28"/>
+                <w:lang w:eastAsia="en-IN"/>
+                <w14:ligatures w14:val="none"/>
+              </w:rPr>
+              <w:t>Set on a variable with condition</w:t>
+            </w:r>
+          </w:p>
+          <w:p>
+            <w:pPr>
+              <w:spacing w:after="0" w:line="240" w:lineRule="auto"/>
+              <w:rPr>
+                <w:rFonts w:eastAsia="Times New Roman" w:cstheme="minorHAnsi"/>
+                <w:color w:val="242424"/>
+                <w:kern w:val="0"/>
+                <w:sz w:val="28"/>
+                <w:szCs w:val="28"/>
+                <w:lang w:eastAsia="en-IN"/>
+                <w14:ligatures w14:val="none"/>
+              </w:rPr>
+            </w:pPr>
+          </w:p>
+        </w:tc>
+      </w:tr>
+      <w:tr>
+        <w:trPr>
+          <w:trHeight w:val="370"/>
+          <w:tblCellSpacing w:w="15" w:type="dxa"/>
+        </w:trPr>
+        <w:tc>
+          <w:tcPr>
+            <w:tcW w:w="0" w:type="auto"/>
+            <w:vAlign w:val="center"/>
+            <w:hideMark/>
+          </w:tcPr>
+          <w:p>
+            <w:pPr>
+              <w:spacing w:after="0" w:line="240" w:lineRule="auto"/>
+              <w:rPr>
+                <w:rFonts w:eastAsia="Times New Roman" w:cstheme="minorHAnsi"/>
+                <w:color w:val="242424"/>
+                <w:kern w:val="0"/>
+                <w:sz w:val="28"/>
+                <w:szCs w:val="28"/>
+                <w:lang w:eastAsia="en-IN"/>
+                <w14:ligatures w14:val="none"/>
+              </w:rPr>
+            </w:pPr>
+            <w:r>
+              <w:rPr>
+                <w:rFonts w:eastAsia="Times New Roman" w:cstheme="minorHAnsi"/>
+                <w:color w:val="242424"/>
+                <w:kern w:val="0"/>
+                <w:sz w:val="28"/>
+                <w:szCs w:val="28"/>
+                <w:lang w:eastAsia="en-IN"/>
+                <w14:ligatures w14:val="none"/>
+              </w:rPr>
+              <w:t>Use Case</w:t>
+            </w:r>
+          </w:p>
+        </w:tc>
+        <w:tc>
+          <w:tcPr>
+            <w:tcW w:w="0" w:type="auto"/>
+            <w:vAlign w:val="center"/>
+            <w:hideMark/>
+          </w:tcPr>
+          <w:p>
+            <w:pPr>
+              <w:spacing w:after="0" w:line="240" w:lineRule="auto"/>
+              <w:rPr>
+                <w:rFonts w:eastAsia="Times New Roman" w:cstheme="minorHAnsi"/>
+                <w:color w:val="242424"/>
+                <w:kern w:val="0"/>
+                <w:sz w:val="28"/>
+                <w:szCs w:val="28"/>
+                <w:lang w:eastAsia="en-IN"/>
+                <w14:ligatures w14:val="none"/>
+              </w:rPr>
+            </w:pPr>
+            <w:r>
+              <w:rPr>
+                <w:rFonts w:eastAsia="Times New Roman" w:cstheme="minorHAnsi"/>
+                <w:color w:val="242424"/>
+                <w:kern w:val="0"/>
+                <w:sz w:val="28"/>
+                <w:szCs w:val="28"/>
+                <w:lang w:eastAsia="en-IN"/>
+                <w14:ligatures w14:val="none"/>
+              </w:rPr>
+              <w:t>Check flow of program</w:t>
+            </w:r>
+          </w:p>
+        </w:tc>
+        <w:tc>
+          <w:tcPr>
+            <w:tcW w:w="0" w:type="auto"/>
+            <w:vAlign w:val="center"/>
+            <w:hideMark/>
+          </w:tcPr>
+          <w:p>
+            <w:pPr>
+              <w:spacing w:after="0" w:line="240" w:lineRule="auto"/>
+              <w:rPr>
+                <w:rFonts w:eastAsia="Times New Roman" w:cstheme="minorHAnsi"/>
+                <w:color w:val="242424"/>
+                <w:kern w:val="0"/>
+                <w:sz w:val="28"/>
+                <w:szCs w:val="28"/>
+                <w:lang w:eastAsia="en-IN"/>
+                <w14:ligatures w14:val="none"/>
+              </w:rPr>
+            </w:pPr>
+            <w:r>
+              <w:rPr>
+                <w:rFonts w:eastAsia="Times New Roman" w:cstheme="minorHAnsi"/>
+                <w:color w:val="242424"/>
+                <w:kern w:val="0"/>
+                <w:sz w:val="28"/>
+                <w:szCs w:val="28"/>
+                <w:lang w:eastAsia="en-IN"/>
+                <w14:ligatures w14:val="none"/>
+              </w:rPr>
+              <w:t>Track value changes</w:t>
+            </w:r>
+          </w:p>
+          <w:p>
+            <w:pPr>
+              <w:spacing w:after="0" w:line="240" w:lineRule="auto"/>
+              <w:rPr>
+                <w:rFonts w:eastAsia="Times New Roman" w:cstheme="minorHAnsi"/>
+                <w:color w:val="242424"/>
+                <w:kern w:val="0"/>
+                <w:sz w:val="28"/>
+                <w:szCs w:val="28"/>
+                <w:lang w:eastAsia="en-IN"/>
+                <w14:ligatures w14:val="none"/>
+              </w:rPr>
+            </w:pPr>
+          </w:p>
+        </w:tc>
+      </w:tr>
+      <w:tr>
+        <w:trPr>
+          <w:trHeight w:val="383"/>
+          <w:tblCellSpacing w:w="15" w:type="dxa"/>
+        </w:trPr>
+        <w:tc>
+          <w:tcPr>
+            <w:tcW w:w="0" w:type="auto"/>
+            <w:vAlign w:val="center"/>
+            <w:hideMark/>
+          </w:tcPr>
+          <w:p>
+            <w:pPr>
+              <w:spacing w:after="0" w:line="240" w:lineRule="auto"/>
+              <w:rPr>
+                <w:rFonts w:eastAsia="Times New Roman" w:cstheme="minorHAnsi"/>
+                <w:color w:val="242424"/>
+                <w:kern w:val="0"/>
+                <w:sz w:val="28"/>
+                <w:szCs w:val="28"/>
+                <w:lang w:eastAsia="en-IN"/>
+                <w14:ligatures w14:val="none"/>
+              </w:rPr>
+            </w:pPr>
+            <w:r>
+              <w:rPr>
+                <w:rFonts w:eastAsia="Times New Roman" w:cstheme="minorHAnsi"/>
+                <w:color w:val="242424"/>
+                <w:kern w:val="0"/>
+                <w:sz w:val="28"/>
+                <w:szCs w:val="28"/>
+                <w:lang w:eastAsia="en-IN"/>
+                <w14:ligatures w14:val="none"/>
+              </w:rPr>
+              <w:t>Flexibility</w:t>
+            </w:r>
+          </w:p>
+        </w:tc>
+        <w:tc>
+          <w:tcPr>
+            <w:tcW w:w="0" w:type="auto"/>
+            <w:vAlign w:val="center"/>
+            <w:hideMark/>
+          </w:tcPr>
+          <w:p>
+            <w:pPr>
+              <w:spacing w:after="0" w:line="240" w:lineRule="auto"/>
+              <w:rPr>
+                <w:rFonts w:eastAsia="Times New Roman" w:cstheme="minorHAnsi"/>
+                <w:color w:val="242424"/>
+                <w:kern w:val="0"/>
+                <w:sz w:val="28"/>
+                <w:szCs w:val="28"/>
+                <w:lang w:eastAsia="en-IN"/>
+                <w14:ligatures w14:val="none"/>
+              </w:rPr>
+            </w:pPr>
+            <w:r>
+              <w:rPr>
+                <w:rFonts w:eastAsia="Times New Roman" w:cstheme="minorHAnsi"/>
+                <w:color w:val="242424"/>
+                <w:kern w:val="0"/>
+                <w:sz w:val="28"/>
+                <w:szCs w:val="28"/>
+                <w:lang w:eastAsia="en-IN"/>
+                <w14:ligatures w14:val="none"/>
+              </w:rPr>
+              <w:t>Less flexible</w:t>
+            </w:r>
+          </w:p>
+        </w:tc>
+        <w:tc>
+          <w:tcPr>
+            <w:tcW w:w="0" w:type="auto"/>
+            <w:vAlign w:val="center"/>
+            <w:hideMark/>
+          </w:tcPr>
+          <w:p>
+            <w:pPr>
+              <w:spacing w:after="0" w:line="240" w:lineRule="auto"/>
+              <w:rPr>
+                <w:rFonts w:eastAsia="Times New Roman" w:cstheme="minorHAnsi"/>
+                <w:color w:val="242424"/>
+                <w:kern w:val="0"/>
+                <w:sz w:val="28"/>
+                <w:szCs w:val="28"/>
+                <w:lang w:eastAsia="en-IN"/>
+                <w14:ligatures w14:val="none"/>
+              </w:rPr>
+            </w:pPr>
+            <w:r>
+              <w:rPr>
+                <w:rFonts w:eastAsia="Times New Roman" w:cstheme="minorHAnsi"/>
+                <w:color w:val="242424"/>
+                <w:kern w:val="0"/>
+                <w:sz w:val="28"/>
+                <w:szCs w:val="28"/>
+                <w:lang w:eastAsia="en-IN"/>
+                <w14:ligatures w14:val="none"/>
+              </w:rPr>
+              <w:t>More flexible</w:t>
+            </w:r>
+          </w:p>
+          <w:p>
+            <w:pPr>
+              <w:spacing w:after="0" w:line="240" w:lineRule="auto"/>
+              <w:rPr>
+                <w:rFonts w:eastAsia="Times New Roman" w:cstheme="minorHAnsi"/>
+                <w:color w:val="242424"/>
+                <w:kern w:val="0"/>
+                <w:sz w:val="28"/>
+                <w:szCs w:val="28"/>
+                <w:lang w:eastAsia="en-IN"/>
+                <w14:ligatures w14:val="none"/>
+              </w:rPr>
+            </w:pPr>
+          </w:p>
+        </w:tc>
+      </w:tr>
+      <w:tr>
+        <w:trPr>
+          <w:trHeight w:val="914"/>
+          <w:tblCellSpacing w:w="15" w:type="dxa"/>
+        </w:trPr>
+        <w:tc>
+          <w:tcPr>
+            <w:tcW w:w="0" w:type="auto"/>
+            <w:vAlign w:val="center"/>
+            <w:hideMark/>
+          </w:tcPr>
+          <w:p>
+            <w:pPr>
+              <w:spacing w:after="0" w:line="240" w:lineRule="auto"/>
+              <w:rPr>
+                <w:rFonts w:eastAsia="Times New Roman" w:cstheme="minorHAnsi"/>
+                <w:color w:val="242424"/>
+                <w:kern w:val="0"/>
+                <w:sz w:val="28"/>
+                <w:szCs w:val="28"/>
+                <w:lang w:eastAsia="en-IN"/>
+                <w14:ligatures w14:val="none"/>
+              </w:rPr>
+            </w:pPr>
+            <w:r>
+              <w:rPr>
+                <w:rFonts w:eastAsia="Times New Roman" w:cstheme="minorHAnsi"/>
+                <w:color w:val="242424"/>
+                <w:kern w:val="0"/>
+                <w:sz w:val="28"/>
+                <w:szCs w:val="28"/>
+                <w:lang w:eastAsia="en-IN"/>
+                <w14:ligatures w14:val="none"/>
+              </w:rPr>
+              <w:t>Performance Impact</w:t>
+            </w:r>
+          </w:p>
+        </w:tc>
+        <w:tc>
+          <w:tcPr>
+            <w:tcW w:w="0" w:type="auto"/>
+            <w:vAlign w:val="center"/>
+            <w:hideMark/>
+          </w:tcPr>
+          <w:p>
+            <w:pPr>
+              <w:spacing w:after="0" w:line="240" w:lineRule="auto"/>
+              <w:rPr>
+                <w:rFonts w:eastAsia="Times New Roman" w:cstheme="minorHAnsi"/>
+                <w:color w:val="242424"/>
+                <w:kern w:val="0"/>
+                <w:sz w:val="28"/>
+                <w:szCs w:val="28"/>
+                <w:lang w:eastAsia="en-IN"/>
+                <w14:ligatures w14:val="none"/>
+              </w:rPr>
+            </w:pPr>
+            <w:r>
+              <w:rPr>
+                <w:rFonts w:eastAsia="Times New Roman" w:cstheme="minorHAnsi"/>
+                <w:color w:val="242424"/>
+                <w:kern w:val="0"/>
+                <w:sz w:val="28"/>
+                <w:szCs w:val="28"/>
+                <w:lang w:eastAsia="en-IN"/>
+                <w14:ligatures w14:val="none"/>
+              </w:rPr>
+              <w:t>Minimal</w:t>
+            </w:r>
+          </w:p>
+        </w:tc>
+        <w:tc>
+          <w:tcPr>
+            <w:tcW w:w="0" w:type="auto"/>
+            <w:vAlign w:val="center"/>
+            <w:hideMark/>
+          </w:tcPr>
+          <w:p>
+            <w:pPr>
+              <w:spacing w:after="0" w:line="240" w:lineRule="auto"/>
+              <w:rPr>
+                <w:rFonts w:eastAsia="Times New Roman" w:cstheme="minorHAnsi"/>
+                <w:color w:val="242424"/>
+                <w:kern w:val="0"/>
+                <w:sz w:val="28"/>
+                <w:szCs w:val="28"/>
+                <w:lang w:eastAsia="en-IN"/>
+                <w14:ligatures w14:val="none"/>
+              </w:rPr>
+            </w:pPr>
+            <w:r>
+              <w:rPr>
+                <w:rFonts w:eastAsia="Times New Roman" w:cstheme="minorHAnsi"/>
+                <w:color w:val="242424"/>
+                <w:kern w:val="0"/>
+                <w:sz w:val="28"/>
+                <w:szCs w:val="28"/>
+                <w:lang w:eastAsia="en-IN"/>
+                <w14:ligatures w14:val="none"/>
+              </w:rPr>
+              <w:t>Slightly higher (monitors variable)</w:t>
+            </w:r>
+          </w:p>
+        </w:tc>
+      </w:tr>
+    </w:tbl>
+    <w:p>
+      <w:pPr>
+        <w:spacing w:after="0" w:line="240" w:lineRule="auto"/>
+        <w:rPr>
+          <w:rFonts w:eastAsia="Times New Roman" w:cstheme="minorHAnsi"/>
+          <w:color w:val="242424"/>
+          <w:kern w:val="0"/>
+          <w:sz w:val="28"/>
+          <w:szCs w:val="28"/>
+          <w:lang w:eastAsia="en-IN"/>
+          <w14:ligatures w14:val="none"/>
+        </w:rPr>
+      </w:pPr>
+    </w:p>
+    <w:p>
+      <w:pPr>
+        <w:spacing w:after="0" w:line="240" w:lineRule="auto"/>
+        <w:rPr>
+          <w:rFonts w:eastAsia="Times New Roman" w:cstheme="minorHAnsi"/>
+          <w:color w:val="242424"/>
+          <w:kern w:val="0"/>
+          <w:sz w:val="28"/>
+          <w:szCs w:val="28"/>
+          <w:lang w:eastAsia="en-IN"/>
+          <w14:ligatures w14:val="none"/>
+        </w:rPr>
+      </w:pPr>
+    </w:p>
+    <w:p>
+      <w:pPr>
+        <w:spacing w:after="0" w:line="240" w:lineRule="auto"/>
+        <w:rPr>
+          <w:rFonts w:eastAsia="Times New Roman" w:cstheme="minorHAnsi"/>
+          <w:color w:val="242424"/>
+          <w:kern w:val="0"/>
+          <w:sz w:val="28"/>
+          <w:szCs w:val="28"/>
+          <w:lang w:eastAsia="en-IN"/>
+          <w14:ligatures w14:val="none"/>
+        </w:rPr>
+      </w:pPr>
+    </w:p>
+    <w:p>
+      <w:pPr>
+        <w:spacing w:after="0" w:line="240" w:lineRule="auto"/>
+        <w:rPr>
+          <w:rFonts w:eastAsia="Times New Roman" w:cstheme="minorHAnsi"/>
+          <w:color w:val="242424"/>
+          <w:kern w:val="0"/>
+          <w:sz w:val="28"/>
+          <w:szCs w:val="28"/>
+          <w:lang w:eastAsia="en-IN"/>
+          <w14:ligatures w14:val="none"/>
         </w:rPr>
       </w:pPr>
     </w:p>
@@ -1772,11 +5917,127 @@
       </w:rPr>
     </w:lvl>
   </w:abstractNum>
+  <w:abstractNum w:abstractNumId="2" w15:restartNumberingAfterBreak="0">
+    <w:nsid w:val="6E42284C"/>
+    <w:multiLevelType w:val="hybridMultilevel"/>
+    <w:tmpl w:val="501E0ABA"/>
+    <w:lvl w:ilvl="0" w:tplc="40090001">
+      <w:start w:val="1"/>
+      <w:numFmt w:val="bullet"/>
+      <w:lvlText w:val=""/>
+      <w:lvlJc w:val="left"/>
+      <w:pPr>
+        <w:ind w:left="360" w:hanging="360"/>
+      </w:pPr>
+      <w:rPr>
+        <w:rFonts w:ascii="Symbol" w:hAnsi="Symbol" w:hint="default"/>
+      </w:rPr>
+    </w:lvl>
+    <w:lvl w:ilvl="1" w:tplc="FFFFFFFF" w:tentative="1">
+      <w:start w:val="1"/>
+      <w:numFmt w:val="bullet"/>
+      <w:lvlText w:val="o"/>
+      <w:lvlJc w:val="left"/>
+      <w:pPr>
+        <w:ind w:left="1080" w:hanging="360"/>
+      </w:pPr>
+      <w:rPr>
+        <w:rFonts w:ascii="Courier New" w:hAnsi="Courier New" w:cs="Courier New" w:hint="default"/>
+      </w:rPr>
+    </w:lvl>
+    <w:lvl w:ilvl="2" w:tplc="FFFFFFFF" w:tentative="1">
+      <w:start w:val="1"/>
+      <w:numFmt w:val="bullet"/>
+      <w:lvlText w:val=""/>
+      <w:lvlJc w:val="left"/>
+      <w:pPr>
+        <w:ind w:left="1800" w:hanging="360"/>
+      </w:pPr>
+      <w:rPr>
+        <w:rFonts w:ascii="Wingdings" w:hAnsi="Wingdings" w:hint="default"/>
+      </w:rPr>
+    </w:lvl>
+    <w:lvl w:ilvl="3" w:tplc="FFFFFFFF" w:tentative="1">
+      <w:start w:val="1"/>
+      <w:numFmt w:val="bullet"/>
+      <w:lvlText w:val=""/>
+      <w:lvlJc w:val="left"/>
+      <w:pPr>
+        <w:ind w:left="2520" w:hanging="360"/>
+      </w:pPr>
+      <w:rPr>
+        <w:rFonts w:ascii="Symbol" w:hAnsi="Symbol" w:hint="default"/>
+      </w:rPr>
+    </w:lvl>
+    <w:lvl w:ilvl="4" w:tplc="FFFFFFFF" w:tentative="1">
+      <w:start w:val="1"/>
+      <w:numFmt w:val="bullet"/>
+      <w:lvlText w:val="o"/>
+      <w:lvlJc w:val="left"/>
+      <w:pPr>
+        <w:ind w:left="3240" w:hanging="360"/>
+      </w:pPr>
+      <w:rPr>
+        <w:rFonts w:ascii="Courier New" w:hAnsi="Courier New" w:cs="Courier New" w:hint="default"/>
+      </w:rPr>
+    </w:lvl>
+    <w:lvl w:ilvl="5" w:tplc="FFFFFFFF" w:tentative="1">
+      <w:start w:val="1"/>
+      <w:numFmt w:val="bullet"/>
+      <w:lvlText w:val=""/>
+      <w:lvlJc w:val="left"/>
+      <w:pPr>
+        <w:ind w:left="3960" w:hanging="360"/>
+      </w:pPr>
+      <w:rPr>
+        <w:rFonts w:ascii="Wingdings" w:hAnsi="Wingdings" w:hint="default"/>
+      </w:rPr>
+    </w:lvl>
+    <w:lvl w:ilvl="6" w:tplc="FFFFFFFF" w:tentative="1">
+      <w:start w:val="1"/>
+      <w:numFmt w:val="bullet"/>
+      <w:lvlText w:val=""/>
+      <w:lvlJc w:val="left"/>
+      <w:pPr>
+        <w:ind w:left="4680" w:hanging="360"/>
+      </w:pPr>
+      <w:rPr>
+        <w:rFonts w:ascii="Symbol" w:hAnsi="Symbol" w:hint="default"/>
+      </w:rPr>
+    </w:lvl>
+    <w:lvl w:ilvl="7" w:tplc="FFFFFFFF" w:tentative="1">
+      <w:start w:val="1"/>
+      <w:numFmt w:val="bullet"/>
+      <w:lvlText w:val="o"/>
+      <w:lvlJc w:val="left"/>
+      <w:pPr>
+        <w:ind w:left="5400" w:hanging="360"/>
+      </w:pPr>
+      <w:rPr>
+        <w:rFonts w:ascii="Courier New" w:hAnsi="Courier New" w:cs="Courier New" w:hint="default"/>
+      </w:rPr>
+    </w:lvl>
+    <w:lvl w:ilvl="8" w:tplc="FFFFFFFF" w:tentative="1">
+      <w:start w:val="1"/>
+      <w:numFmt w:val="bullet"/>
+      <w:lvlText w:val=""/>
+      <w:lvlJc w:val="left"/>
+      <w:pPr>
+        <w:ind w:left="6120" w:hanging="360"/>
+      </w:pPr>
+      <w:rPr>
+        <w:rFonts w:ascii="Wingdings" w:hAnsi="Wingdings" w:hint="default"/>
+      </w:rPr>
+    </w:lvl>
+  </w:abstractNum>
   <w:num w:numId="1" w16cid:durableId="1080836927">
     <w:abstractNumId w:val="0"/>
   </w:num>
   <w:num w:numId="2" w16cid:durableId="671638085">
     <w:abstractNumId w:val="1"/>
+  </w:num>
+  <w:num w:numId="3" w16cid:durableId="444808760">
+    <w:abstractNumId w:val="2"/>
   </w:num>
 </w:numbering>
 </file>
@@ -2384,7 +6645,6 @@
   <w:style w:type="character" w:default="1" w:styleId="DefaultParagraphFont">
     <w:name w:val="Default Paragraph Font"/>
     <w:uiPriority w:val="1"/>
-    <w:semiHidden/>
     <w:unhideWhenUsed/>
   </w:style>
   <w:style w:type="table" w:default="1" w:styleId="TableNormal">
@@ -2698,7 +6958,128 @@
       <w:spacing w:val="5"/>
     </w:rPr>
   </w:style>
+  <w:style w:type="character" w:styleId="Hyperlink">
+    <w:name w:val="Hyperlink"/>
+    <w:basedOn w:val="DefaultParagraphFont"/>
+    <w:uiPriority w:val="99"/>
+    <w:unhideWhenUsed/>
+    <w:rsid w:val="00006F7E"/>
+    <w:rPr>
+      <w:color w:val="0563C1" w:themeColor="hyperlink"/>
+      <w:u w:val="single"/>
+    </w:rPr>
+  </w:style>
+  <w:style w:type="character" w:styleId="UnresolvedMention">
+    <w:name w:val="Unresolved Mention"/>
+    <w:basedOn w:val="DefaultParagraphFont"/>
+    <w:uiPriority w:val="99"/>
+    <w:semiHidden/>
+    <w:unhideWhenUsed/>
+    <w:rsid w:val="00006F7E"/>
+    <w:rPr>
+      <w:color w:val="605E5C"/>
+      <w:shd w:val="clear" w:color="auto" w:fill="E1DFDD"/>
+    </w:rPr>
+  </w:style>
+  <w:style w:type="character" w:styleId="FollowedHyperlink">
+    <w:name w:val="FollowedHyperlink"/>
+    <w:basedOn w:val="DefaultParagraphFont"/>
+    <w:uiPriority w:val="99"/>
+    <w:semiHidden/>
+    <w:unhideWhenUsed/>
+    <w:rsid w:val="00006F7E"/>
+    <w:rPr>
+      <w:color w:val="954F72" w:themeColor="followedHyperlink"/>
+      <w:u w:val="single"/>
+    </w:rPr>
+  </w:style>
 </w:styles>
+</file>
+
+<file path=word/ink/ink1.xml><?xml version="1.0" encoding="utf-8"?>
+<inkml:ink xmlns:inkml="http://www.w3.org/2003/InkML">
+  <inkml:definitions>
+    <inkml:context xml:id="ctx0">
+      <inkml:inkSource xml:id="inkSrc0">
+        <inkml:traceFormat>
+          <inkml:channel name="X" type="integer" min="-2.14748E9" max="2.14748E9" units="cm"/>
+          <inkml:channel name="Y" type="integer" min="-2.14748E9" max="2.14748E9" units="cm"/>
+          <inkml:channel name="F" type="integer" max="32767" units="dev"/>
+        </inkml:traceFormat>
+        <inkml:channelProperties>
+          <inkml:channelProperty channel="X" name="resolution" value="1000" units="1/cm"/>
+          <inkml:channelProperty channel="Y" name="resolution" value="1000" units="1/cm"/>
+          <inkml:channelProperty channel="F" name="resolution" value="0" units="1/dev"/>
+        </inkml:channelProperties>
+      </inkml:inkSource>
+      <inkml:timestamp xml:id="ts0" timeString="2026-04-16T09:49:29.639"/>
+    </inkml:context>
+    <inkml:brush xml:id="br0">
+      <inkml:brushProperty name="width" value="0.025" units="cm"/>
+      <inkml:brushProperty name="height" value="0.025" units="cm"/>
+      <inkml:brushProperty name="color" value="#E71224"/>
+    </inkml:brush>
+  </inkml:definitions>
+  <inkml:trace contextRef="#ctx0" brushRef="#br0">0 580 24170,'367'-579'0</inkml:trace>
+</inkml:ink>
+</file>
+
+<file path=word/ink/ink2.xml><?xml version="1.0" encoding="utf-8"?>
+<inkml:ink xmlns:inkml="http://www.w3.org/2003/InkML">
+  <inkml:definitions>
+    <inkml:context xml:id="ctx0">
+      <inkml:inkSource xml:id="inkSrc0">
+        <inkml:traceFormat>
+          <inkml:channel name="X" type="integer" min="-2.14748E9" max="2.14748E9" units="cm"/>
+          <inkml:channel name="Y" type="integer" min="-2.14748E9" max="2.14748E9" units="cm"/>
+          <inkml:channel name="F" type="integer" max="32767" units="dev"/>
+        </inkml:traceFormat>
+        <inkml:channelProperties>
+          <inkml:channelProperty channel="X" name="resolution" value="1000" units="1/cm"/>
+          <inkml:channelProperty channel="Y" name="resolution" value="1000" units="1/cm"/>
+          <inkml:channelProperty channel="F" name="resolution" value="0" units="1/dev"/>
+        </inkml:channelProperties>
+      </inkml:inkSource>
+      <inkml:timestamp xml:id="ts0" timeString="2026-04-16T09:49:25.304"/>
+    </inkml:context>
+    <inkml:brush xml:id="br0">
+      <inkml:brushProperty name="width" value="0.025" units="cm"/>
+      <inkml:brushProperty name="height" value="0.025" units="cm"/>
+      <inkml:brushProperty name="color" value="#E71224"/>
+    </inkml:brush>
+  </inkml:definitions>
+  <inkml:trace contextRef="#ctx0" brushRef="#br0">0 551 23977,'254'-550'0</inkml:trace>
+</inkml:ink>
+</file>
+
+<file path=word/ink/ink3.xml><?xml version="1.0" encoding="utf-8"?>
+<inkml:ink xmlns:inkml="http://www.w3.org/2003/InkML">
+  <inkml:definitions>
+    <inkml:context xml:id="ctx0">
+      <inkml:inkSource xml:id="inkSrc0">
+        <inkml:traceFormat>
+          <inkml:channel name="X" type="integer" min="-2.14748E9" max="2.14748E9" units="cm"/>
+          <inkml:channel name="Y" type="integer" min="-2.14748E9" max="2.14748E9" units="cm"/>
+          <inkml:channel name="F" type="integer" max="32767" units="dev"/>
+        </inkml:traceFormat>
+        <inkml:channelProperties>
+          <inkml:channelProperty channel="X" name="resolution" value="1000" units="1/cm"/>
+          <inkml:channelProperty channel="Y" name="resolution" value="1000" units="1/cm"/>
+          <inkml:channelProperty channel="F" name="resolution" value="0" units="1/dev"/>
+        </inkml:channelProperties>
+      </inkml:inkSource>
+      <inkml:timestamp xml:id="ts0" timeString="2026-04-16T09:49:18.159"/>
+    </inkml:context>
+    <inkml:brush xml:id="br0">
+      <inkml:brushProperty name="width" value="0.025" units="cm"/>
+      <inkml:brushProperty name="height" value="0.025" units="cm"/>
+      <inkml:brushProperty name="color" value="#E71224"/>
+    </inkml:brush>
+  </inkml:definitions>
+  <inkml:trace contextRef="#ctx0" brushRef="#br0">339 0 24575,'-4'2'0,"1"1"0,-1 0 0,1-1 0,-1 1 0,1 0 0,0 1 0,0-1 0,0 0 0,1 1 0,-5 7 0,-18 26 0,14-21 0,0 0 0,0 0 0,2 2 0,0-1 0,1 1 0,-9 29 0,2-1-1365,10-36-5461</inkml:trace>
+  <inkml:trace contextRef="#ctx0" brushRef="#br0" timeOffset="2045.34">58 183 24575,'1'15'0,"1"0"0,0 0 0,7 24 0,-5-24 0,0 0 0,-2 0 0,3 26 0,-5-38 0,-1 9 0,2-1 0,0 1 0,0-1 0,5 21 0,-6-30 0,1 0 0,-1-1 0,1 1 0,-1 0 0,1-1 0,0 1 0,0 0 0,0-1 0,0 1 0,0-1 0,0 1 0,0-1 0,0 0 0,0 1 0,1-1 0,-1 0 0,1 0 0,-1 0 0,1 0 0,-1 0 0,1 0 0,-1 0 0,1-1 0,0 1 0,0-1 0,-1 1 0,1-1 0,0 1 0,0-1 0,-1 0 0,1 0 0,0 0 0,0 0 0,0 0 0,0 0 0,-1-1 0,1 1 0,0-1 0,0 1 0,1-2 0,4-1 0,0-1 0,0 0 0,-1 0 0,1 0 0,-1-1 0,8-8 0,18-13 0,25-9 0,-30 19 0,0-1 0,44-38 0,-28 25 130,-13 10-1625,-22 13-5331</inkml:trace>
+  <inkml:trace contextRef="#ctx0" brushRef="#br0" timeOffset="4760.78">0 100 24575,'1'5'0,"0"0"0,1 1 0,-1-1 0,1 0 0,0 0 0,1 0 0,-1 0 0,4 5 0,5 11 0,-6-11 0,-1 0 0,0 0 0,-1 1 0,0 0 0,0-1 0,-1 1 0,-1 0 0,1 17 0,-1-17 7,1 1-1,0-1 0,0 1 1,1-1-1,1 0 1,5 13-1,5 16-1416,-11-30-5416</inkml:trace>
+</inkml:ink>
 </file>
 
 <file path=word/theme/theme1.xml><?xml version="1.0" encoding="utf-8"?>
